--- a/DSY1104 Evaluación Parcial 1 - Anexo 4 ERS Martin Bozzo y Elias Teran.docx
+++ b/DSY1104 Evaluación Parcial 1 - Anexo 4 ERS Martin Bozzo y Elias Teran.docx
@@ -1,6 +1,6 @@
 
 <file path=word/document.xml><?xml version="1.0" encoding="utf-8"?>
-<w:document xmlns:wpc="http://schemas.microsoft.com/office/word/2010/wordprocessingCanvas" xmlns:cx="http://schemas.microsoft.com/office/drawing/2014/chartex" xmlns:cx1="http://schemas.microsoft.com/office/drawing/2015/9/8/chartex" xmlns:cx2="http://schemas.microsoft.com/office/drawing/2015/10/21/chartex" xmlns:cx3="http://schemas.microsoft.com/office/drawing/2016/5/9/chartex" xmlns:cx4="http://schemas.microsoft.com/office/drawing/2016/5/10/chartex" xmlns:cx5="http://schemas.microsoft.com/office/drawing/2016/5/11/chartex" xmlns:cx6="http://schemas.microsoft.com/office/drawing/2016/5/12/chartex" xmlns:cx7="http://schemas.microsoft.com/office/drawing/2016/5/13/chartex" xmlns:cx8="http://schemas.microsoft.com/office/drawing/2016/5/14/chartex" xmlns:mc="http://schemas.openxmlformats.org/markup-compatibility/2006" xmlns:aink="http://schemas.microsoft.com/office/drawing/2016/ink" xmlns:am3d="http://schemas.microsoft.com/office/drawing/2017/model3d" xmlns:o="urn:schemas-microsoft-com:office:office" xmlns:r="http://schemas.openxmlformats.org/officeDocument/2006/relationships" xmlns:m="http://schemas.openxmlformats.org/officeDocument/2006/math" xmlns:v="urn:schemas-microsoft-com:vml" xmlns:wp14="http://schemas.microsoft.com/office/word/2010/wordprocessingDrawing" xmlns:wp="http://schemas.openxmlformats.org/drawingml/2006/wordprocessingDrawing" xmlns:w10="urn:schemas-microsoft-com:office:word" xmlns:w="http://schemas.openxmlformats.org/wordprocessingml/2006/main" xmlns:w14="http://schemas.microsoft.com/office/word/2010/wordml" xmlns:w15="http://schemas.microsoft.com/office/word/2012/wordml" xmlns:w16cid="http://schemas.microsoft.com/office/word/2016/wordml/cid" xmlns:w16se="http://schemas.microsoft.com/office/word/2015/wordml/symex" xmlns:wpg="http://schemas.microsoft.com/office/word/2010/wordprocessingGroup" xmlns:wpi="http://schemas.microsoft.com/office/word/2010/wordprocessingInk" xmlns:wne="http://schemas.microsoft.com/office/word/2006/wordml" xmlns:wps="http://schemas.microsoft.com/office/word/2010/wordprocessingShape" mc:Ignorable="w14 w15 w16se w16cid wp14">
+<w:document xmlns:wpc="http://schemas.microsoft.com/office/word/2010/wordprocessingCanvas" xmlns:cx="http://schemas.microsoft.com/office/drawing/2014/chartex" xmlns:cx1="http://schemas.microsoft.com/office/drawing/2015/9/8/chartex" xmlns:cx2="http://schemas.microsoft.com/office/drawing/2015/10/21/chartex" xmlns:cx3="http://schemas.microsoft.com/office/drawing/2016/5/9/chartex" xmlns:cx4="http://schemas.microsoft.com/office/drawing/2016/5/10/chartex" xmlns:cx5="http://schemas.microsoft.com/office/drawing/2016/5/11/chartex" xmlns:cx6="http://schemas.microsoft.com/office/drawing/2016/5/12/chartex" xmlns:cx7="http://schemas.microsoft.com/office/drawing/2016/5/13/chartex" xmlns:cx8="http://schemas.microsoft.com/office/drawing/2016/5/14/chartex" xmlns:mc="http://schemas.openxmlformats.org/markup-compatibility/2006" xmlns:aink="http://schemas.microsoft.com/office/drawing/2016/ink" xmlns:am3d="http://schemas.microsoft.com/office/drawing/2017/model3d" xmlns:o="urn:schemas-microsoft-com:office:office" xmlns:oel="http://schemas.microsoft.com/office/2019/extlst" xmlns:r="http://schemas.openxmlformats.org/officeDocument/2006/relationships" xmlns:m="http://schemas.openxmlformats.org/officeDocument/2006/math" xmlns:v="urn:schemas-microsoft-com:vml" xmlns:wp14="http://schemas.microsoft.com/office/word/2010/wordprocessingDrawing" xmlns:wp="http://schemas.openxmlformats.org/drawingml/2006/wordprocessingDrawing" xmlns:w10="urn:schemas-microsoft-com:office:word" xmlns:w="http://schemas.openxmlformats.org/wordprocessingml/2006/main" xmlns:w14="http://schemas.microsoft.com/office/word/2010/wordml" xmlns:w15="http://schemas.microsoft.com/office/word/2012/wordml" xmlns:w16cex="http://schemas.microsoft.com/office/word/2018/wordml/cex" xmlns:w16cid="http://schemas.microsoft.com/office/word/2016/wordml/cid" xmlns:w16="http://schemas.microsoft.com/office/word/2018/wordml" xmlns:w16du="http://schemas.microsoft.com/office/word/2023/wordml/word16du" xmlns:w16sdtdh="http://schemas.microsoft.com/office/word/2020/wordml/sdtdatahash" xmlns:w16sdtfl="http://schemas.microsoft.com/office/word/2024/wordml/sdtformatlock" xmlns:w16se="http://schemas.microsoft.com/office/word/2015/wordml/symex" xmlns:wpg="http://schemas.microsoft.com/office/word/2010/wordprocessingGroup" xmlns:wpi="http://schemas.microsoft.com/office/word/2010/wordprocessingInk" xmlns:wne="http://schemas.microsoft.com/office/word/2006/wordml" xmlns:wps="http://schemas.microsoft.com/office/word/2010/wordprocessingShape" mc:Ignorable="w14 w15 w16se w16cid w16 w16cex w16sdtdh w16sdtfl w16du wp14">
   <w:body>
     <w:sdt>
       <w:sdtPr>
@@ -53,7 +53,6 @@
                 <w:dataBinding w:prefixMappings="xmlns:ns0='http://schemas.openxmlformats.org/officeDocument/2006/extended-properties'" w:xpath="/ns0:Properties[1]/ns0:Company[1]" w:storeItemID="{6668398D-A668-4E3E-A5EB-62B293D839F1}"/>
                 <w:text/>
               </w:sdtPr>
-              <w:sdtEndPr/>
               <w:sdtContent>
                 <w:tc>
                   <w:tcPr>
@@ -101,7 +100,6 @@
                 <w:dataBinding w:prefixMappings="xmlns:ns0='http://schemas.openxmlformats.org/package/2006/metadata/core-properties' xmlns:ns1='http://purl.org/dc/elements/1.1/'" w:xpath="/ns0:coreProperties[1]/ns1:title[1]" w:storeItemID="{6C3C8BC8-F283-45AE-878A-BAB7291924A1}"/>
                 <w:text/>
               </w:sdtPr>
-              <w:sdtEndPr/>
               <w:sdtContent>
                 <w:tc>
                   <w:tcPr>
@@ -177,7 +175,6 @@
                 <w:dataBinding w:prefixMappings="xmlns:ns0='http://schemas.openxmlformats.org/package/2006/metadata/core-properties' xmlns:ns1='http://purl.org/dc/elements/1.1/'" w:xpath="/ns0:coreProperties[1]/ns1:subject[1]" w:storeItemID="{6C3C8BC8-F283-45AE-878A-BAB7291924A1}"/>
                 <w:text/>
               </w:sdtPr>
-              <w:sdtEndPr/>
               <w:sdtContent>
                 <w:tc>
                   <w:tcPr>
@@ -205,7 +202,7 @@
                         <w:szCs w:val="44"/>
                         <w:lang w:val="es-AR"/>
                       </w:rPr>
-                      <w:t xml:space="preserve">Proyecto: </w:t>
+                      <w:t>Proyecto:</w:t>
                     </w:r>
                   </w:p>
                 </w:tc>
@@ -270,8 +267,6 @@
                   </w:rPr>
                   <w:t>: [99.99]</w:t>
                 </w:r>
-                <w:bookmarkStart w:id="0" w:name="_GoBack"/>
-                <w:bookmarkEnd w:id="0"/>
               </w:p>
             </w:tc>
           </w:tr>
@@ -297,7 +292,6 @@
                   <w:calendar w:val="gregorian"/>
                 </w:date>
               </w:sdtPr>
-              <w:sdtEndPr/>
               <w:sdtContent>
                 <w:tc>
                   <w:tcPr>
@@ -365,7 +359,6 @@
                 <w:dataBinding w:prefixMappings="xmlns:ns0='http://schemas.microsoft.com/office/2006/coverPageProps'" w:xpath="/ns0:CoverPageProperties[1]/ns0:Abstract[1]" w:storeItemID="{55AF091B-3C7A-41E3-B477-F2FDAA23CFDA}"/>
                 <w:text/>
               </w:sdtPr>
-              <w:sdtEndPr/>
               <w:sdtContent>
                 <w:tc>
                   <w:tcPr>
@@ -3220,7 +3213,7 @@
           <w:szCs w:val="28"/>
         </w:rPr>
       </w:pPr>
-      <w:bookmarkStart w:id="1" w:name="_Toc33411057"/>
+      <w:bookmarkStart w:id="0" w:name="_Toc33411057"/>
       <w:r>
         <w:rPr>
           <w:rFonts w:eastAsia="Times New Roman" w:cstheme="minorHAnsi"/>
@@ -3238,7 +3231,7 @@
           <w:kern w:val="32"/>
         </w:rPr>
       </w:pPr>
-      <w:bookmarkStart w:id="2" w:name="_Toc503382603"/>
+      <w:bookmarkStart w:id="1" w:name="_Toc503382603"/>
       <w:r>
         <w:rPr>
           <w:rFonts w:asciiTheme="minorHAnsi" w:eastAsia="Times New Roman" w:hAnsiTheme="minorHAnsi" w:cstheme="minorHAnsi"/>
@@ -3247,8 +3240,8 @@
         <w:lastRenderedPageBreak/>
         <w:t>Ficha del documento</w:t>
       </w:r>
+      <w:bookmarkEnd w:id="0"/>
       <w:bookmarkEnd w:id="1"/>
-      <w:bookmarkEnd w:id="2"/>
     </w:p>
     <w:p>
       <w:pPr>
@@ -3423,43 +3416,7 @@
                 <w:i/>
                 <w:szCs w:val="24"/>
               </w:rPr>
-              <w:fldChar w:fldCharType="begin"/>
-            </w:r>
-            <w:r>
-              <w:rPr>
-                <w:rFonts w:asciiTheme="minorHAnsi" w:hAnsiTheme="minorHAnsi" w:cstheme="minorHAnsi"/>
-                <w:i/>
-                <w:szCs w:val="24"/>
-                <w:lang w:eastAsia="es-ES"/>
-              </w:rPr>
-              <w:instrText>MACROBUTTON NoMacro [</w:instrText>
-            </w:r>
-            <w:r>
-              <w:rPr>
-                <w:rFonts w:asciiTheme="minorHAnsi" w:hAnsiTheme="minorHAnsi" w:cstheme="minorHAnsi"/>
-                <w:i/>
-                <w:color w:val="0000FF"/>
-                <w:szCs w:val="24"/>
-                <w:lang w:eastAsia="es-ES"/>
-              </w:rPr>
-              <w:instrText>Fecha</w:instrText>
-            </w:r>
-            <w:r>
-              <w:rPr>
-                <w:rFonts w:asciiTheme="minorHAnsi" w:hAnsiTheme="minorHAnsi" w:cstheme="minorHAnsi"/>
-                <w:i/>
-                <w:szCs w:val="24"/>
-                <w:lang w:eastAsia="es-ES"/>
-              </w:rPr>
-              <w:instrText>]</w:instrText>
-            </w:r>
-            <w:r>
-              <w:rPr>
-                <w:rFonts w:cstheme="minorHAnsi"/>
-                <w:i/>
-                <w:szCs w:val="24"/>
-              </w:rPr>
-              <w:fldChar w:fldCharType="end"/>
+              <w:t>13/09/2026</w:t>
             </w:r>
           </w:p>
         </w:tc>
@@ -3484,43 +3441,7 @@
                 <w:i/>
                 <w:szCs w:val="24"/>
               </w:rPr>
-              <w:fldChar w:fldCharType="begin"/>
-            </w:r>
-            <w:r>
-              <w:rPr>
-                <w:rFonts w:asciiTheme="minorHAnsi" w:hAnsiTheme="minorHAnsi" w:cstheme="minorHAnsi"/>
-                <w:i/>
-                <w:szCs w:val="24"/>
-                <w:lang w:eastAsia="es-ES"/>
-              </w:rPr>
-              <w:instrText>MACROBUTTON NoMacro [</w:instrText>
-            </w:r>
-            <w:r>
-              <w:rPr>
-                <w:rFonts w:asciiTheme="minorHAnsi" w:hAnsiTheme="minorHAnsi" w:cstheme="minorHAnsi"/>
-                <w:i/>
-                <w:color w:val="0000FF"/>
-                <w:szCs w:val="24"/>
-                <w:lang w:eastAsia="es-ES"/>
-              </w:rPr>
-              <w:instrText>Rev</w:instrText>
-            </w:r>
-            <w:r>
-              <w:rPr>
-                <w:rFonts w:asciiTheme="minorHAnsi" w:hAnsiTheme="minorHAnsi" w:cstheme="minorHAnsi"/>
-                <w:i/>
-                <w:szCs w:val="24"/>
-                <w:lang w:eastAsia="es-ES"/>
-              </w:rPr>
-              <w:instrText>]</w:instrText>
-            </w:r>
-            <w:r>
-              <w:rPr>
-                <w:rFonts w:cstheme="minorHAnsi"/>
-                <w:i/>
-                <w:szCs w:val="24"/>
-              </w:rPr>
-              <w:fldChar w:fldCharType="end"/>
+              <w:t>1.0</w:t>
             </w:r>
           </w:p>
         </w:tc>
@@ -3545,43 +3466,7 @@
                 <w:i/>
                 <w:szCs w:val="24"/>
               </w:rPr>
-              <w:fldChar w:fldCharType="begin"/>
-            </w:r>
-            <w:r>
-              <w:rPr>
-                <w:rFonts w:asciiTheme="minorHAnsi" w:hAnsiTheme="minorHAnsi" w:cstheme="minorHAnsi"/>
-                <w:i/>
-                <w:szCs w:val="24"/>
-                <w:lang w:eastAsia="es-ES"/>
-              </w:rPr>
-              <w:instrText>MACROBUTTON NoMacro [</w:instrText>
-            </w:r>
-            <w:r>
-              <w:rPr>
-                <w:rFonts w:asciiTheme="minorHAnsi" w:hAnsiTheme="minorHAnsi" w:cstheme="minorHAnsi"/>
-                <w:i/>
-                <w:color w:val="0000FF"/>
-                <w:szCs w:val="24"/>
-                <w:lang w:eastAsia="es-ES"/>
-              </w:rPr>
-              <w:instrText>Descripcion</w:instrText>
-            </w:r>
-            <w:r>
-              <w:rPr>
-                <w:rFonts w:asciiTheme="minorHAnsi" w:hAnsiTheme="minorHAnsi" w:cstheme="minorHAnsi"/>
-                <w:i/>
-                <w:szCs w:val="24"/>
-                <w:lang w:eastAsia="es-ES"/>
-              </w:rPr>
-              <w:instrText>]</w:instrText>
-            </w:r>
-            <w:r>
-              <w:rPr>
-                <w:rFonts w:cstheme="minorHAnsi"/>
-                <w:i/>
-                <w:szCs w:val="24"/>
-              </w:rPr>
-              <w:fldChar w:fldCharType="end"/>
+              <w:t>Martín Bozzo y Elías Terán</w:t>
             </w:r>
           </w:p>
         </w:tc>
@@ -3606,43 +3491,7 @@
                 <w:i/>
                 <w:szCs w:val="24"/>
               </w:rPr>
-              <w:fldChar w:fldCharType="begin"/>
-            </w:r>
-            <w:r>
-              <w:rPr>
-                <w:rFonts w:asciiTheme="minorHAnsi" w:hAnsiTheme="minorHAnsi" w:cstheme="minorHAnsi"/>
-                <w:i/>
-                <w:szCs w:val="24"/>
-                <w:lang w:eastAsia="es-ES"/>
-              </w:rPr>
-              <w:instrText>MACROBUTTON NoMacro [</w:instrText>
-            </w:r>
-            <w:r>
-              <w:rPr>
-                <w:rFonts w:asciiTheme="minorHAnsi" w:hAnsiTheme="minorHAnsi" w:cstheme="minorHAnsi"/>
-                <w:i/>
-                <w:color w:val="0000FF"/>
-                <w:szCs w:val="24"/>
-                <w:lang w:eastAsia="es-ES"/>
-              </w:rPr>
-              <w:instrText>Descripcion</w:instrText>
-            </w:r>
-            <w:r>
-              <w:rPr>
-                <w:rFonts w:asciiTheme="minorHAnsi" w:hAnsiTheme="minorHAnsi" w:cstheme="minorHAnsi"/>
-                <w:i/>
-                <w:szCs w:val="24"/>
-                <w:lang w:eastAsia="es-ES"/>
-              </w:rPr>
-              <w:instrText>]</w:instrText>
-            </w:r>
-            <w:r>
-              <w:rPr>
-                <w:rFonts w:cstheme="minorHAnsi"/>
-                <w:i/>
-                <w:szCs w:val="24"/>
-              </w:rPr>
-              <w:fldChar w:fldCharType="end"/>
+              <w:t>Creación de la estructura base y definición de la introducción y requisitos generales</w:t>
             </w:r>
           </w:p>
         </w:tc>
@@ -4076,40 +3925,7 @@
           <w:sz w:val="20"/>
           <w:szCs w:val="24"/>
         </w:rPr>
-        <w:fldChar w:fldCharType="begin"/>
-      </w:r>
-      <w:r>
-        <w:rPr>
-          <w:rFonts w:eastAsia="Times New Roman" w:cstheme="minorHAnsi"/>
-          <w:sz w:val="20"/>
-          <w:szCs w:val="24"/>
-        </w:rPr>
-        <w:instrText>MACROBUTTON NoMacro [</w:instrText>
-      </w:r>
-      <w:r>
-        <w:rPr>
-          <w:rFonts w:eastAsia="Times New Roman" w:cstheme="minorHAnsi"/>
-          <w:color w:val="0000FF"/>
-          <w:sz w:val="20"/>
-          <w:szCs w:val="24"/>
-        </w:rPr>
-        <w:instrText>Fecha</w:instrText>
-      </w:r>
-      <w:r>
-        <w:rPr>
-          <w:rFonts w:eastAsia="Times New Roman" w:cstheme="minorHAnsi"/>
-          <w:sz w:val="20"/>
-          <w:szCs w:val="24"/>
-        </w:rPr>
-        <w:instrText>]</w:instrText>
-      </w:r>
-      <w:r>
-        <w:rPr>
-          <w:rFonts w:eastAsia="Times New Roman" w:cstheme="minorHAnsi"/>
-          <w:sz w:val="20"/>
-          <w:szCs w:val="24"/>
-        </w:rPr>
-        <w:fldChar w:fldCharType="end"/>
+        <w:t>13/09/2026</w:t>
       </w:r>
     </w:p>
     <w:p>
@@ -4186,6 +4002,7 @@
           </w:tcPr>
           <w:p>
             <w:pPr>
+              <w:spacing w:line="480" w:lineRule="auto"/>
               <w:jc w:val="both"/>
               <w:rPr>
                 <w:rFonts w:asciiTheme="minorHAnsi" w:hAnsiTheme="minorHAnsi" w:cstheme="minorHAnsi"/>
@@ -4193,23 +4010,37 @@
                 <w:lang w:val="fr-FR" w:eastAsia="es-ES"/>
               </w:rPr>
             </w:pPr>
-            <w:proofErr w:type="spellStart"/>
             <w:r>
               <w:rPr>
                 <w:rFonts w:asciiTheme="minorHAnsi" w:hAnsiTheme="minorHAnsi" w:cstheme="minorHAnsi"/>
                 <w:szCs w:val="24"/>
                 <w:lang w:val="fr-FR" w:eastAsia="es-ES"/>
               </w:rPr>
-              <w:t>Por</w:t>
-            </w:r>
-            <w:proofErr w:type="spellEnd"/>
+              <w:t>Por el cliente</w:t>
+            </w:r>
             <w:r>
               <w:rPr>
                 <w:rFonts w:asciiTheme="minorHAnsi" w:hAnsiTheme="minorHAnsi" w:cstheme="minorHAnsi"/>
                 <w:szCs w:val="24"/>
                 <w:lang w:val="fr-FR" w:eastAsia="es-ES"/>
               </w:rPr>
-              <w:t xml:space="preserve"> el cliente</w:t>
+              <w:t xml:space="preserve"> «</w:t>
+            </w:r>
+            <w:r>
+              <w:rPr>
+                <w:rFonts w:asciiTheme="minorHAnsi" w:hAnsiTheme="minorHAnsi" w:cstheme="minorHAnsi"/>
+                <w:szCs w:val="24"/>
+                <w:lang w:eastAsia="es-ES"/>
+              </w:rPr>
+              <w:t>Clínica Nutricional NutriVida</w:t>
+            </w:r>
+            <w:r>
+              <w:rPr>
+                <w:rFonts w:asciiTheme="minorHAnsi" w:hAnsiTheme="minorHAnsi" w:cstheme="minorHAnsi"/>
+                <w:szCs w:val="24"/>
+                <w:lang w:val="fr-FR" w:eastAsia="es-ES"/>
+              </w:rPr>
+              <w:t>« </w:t>
             </w:r>
           </w:p>
         </w:tc>
@@ -4241,52 +4072,14 @@
                 <w:lang w:val="fr-FR" w:eastAsia="es-ES"/>
               </w:rPr>
             </w:pPr>
-            <w:proofErr w:type="spellStart"/>
             <w:r>
               <w:rPr>
                 <w:rFonts w:asciiTheme="minorHAnsi" w:hAnsiTheme="minorHAnsi" w:cstheme="minorHAnsi"/>
                 <w:szCs w:val="24"/>
                 <w:lang w:val="fr-FR" w:eastAsia="es-ES"/>
               </w:rPr>
-              <w:t>Por</w:t>
-            </w:r>
-            <w:proofErr w:type="spellEnd"/>
-            <w:r>
-              <w:rPr>
-                <w:rFonts w:asciiTheme="minorHAnsi" w:hAnsiTheme="minorHAnsi" w:cstheme="minorHAnsi"/>
-                <w:szCs w:val="24"/>
-                <w:lang w:val="fr-FR" w:eastAsia="es-ES"/>
-              </w:rPr>
-              <w:t xml:space="preserve"> la </w:t>
-            </w:r>
-            <w:proofErr w:type="spellStart"/>
-            <w:r>
-              <w:rPr>
-                <w:rFonts w:asciiTheme="minorHAnsi" w:hAnsiTheme="minorHAnsi" w:cstheme="minorHAnsi"/>
-                <w:szCs w:val="24"/>
-                <w:lang w:val="fr-FR" w:eastAsia="es-ES"/>
-              </w:rPr>
-              <w:t>empresa</w:t>
-            </w:r>
-            <w:proofErr w:type="spellEnd"/>
-            <w:r>
-              <w:rPr>
-                <w:rFonts w:asciiTheme="minorHAnsi" w:hAnsiTheme="minorHAnsi" w:cstheme="minorHAnsi"/>
-                <w:szCs w:val="24"/>
-                <w:lang w:val="fr-FR" w:eastAsia="es-ES"/>
-              </w:rPr>
-              <w:t xml:space="preserve"> </w:t>
-            </w:r>
-            <w:proofErr w:type="spellStart"/>
-            <w:r>
-              <w:rPr>
-                <w:rFonts w:asciiTheme="minorHAnsi" w:hAnsiTheme="minorHAnsi" w:cstheme="minorHAnsi"/>
-                <w:szCs w:val="24"/>
-                <w:lang w:val="fr-FR" w:eastAsia="es-ES"/>
-              </w:rPr>
-              <w:t>suministradora</w:t>
-            </w:r>
-            <w:proofErr w:type="spellEnd"/>
+              <w:t>Por la empresa suministradora</w:t>
+            </w:r>
           </w:p>
         </w:tc>
       </w:tr>
@@ -4346,25 +4139,7 @@
                 <w:szCs w:val="24"/>
                 <w:lang w:val="fr-FR" w:eastAsia="es-ES"/>
               </w:rPr>
-              <w:t>[</w:t>
-            </w:r>
-            <w:proofErr w:type="spellStart"/>
-            <w:r>
-              <w:rPr>
-                <w:rFonts w:asciiTheme="minorHAnsi" w:hAnsiTheme="minorHAnsi" w:cstheme="minorHAnsi"/>
-                <w:szCs w:val="24"/>
-                <w:lang w:val="fr-FR" w:eastAsia="es-ES"/>
-              </w:rPr>
-              <w:t>Firma</w:t>
-            </w:r>
-            <w:proofErr w:type="spellEnd"/>
-            <w:r>
-              <w:rPr>
-                <w:rFonts w:asciiTheme="minorHAnsi" w:hAnsiTheme="minorHAnsi" w:cstheme="minorHAnsi"/>
-                <w:szCs w:val="24"/>
-                <w:lang w:val="fr-FR" w:eastAsia="es-ES"/>
-              </w:rPr>
-              <w:t>]</w:t>
+              <w:t>[Firma]</w:t>
             </w:r>
           </w:p>
         </w:tc>
@@ -4477,16 +4252,14 @@
               </w:rPr>
               <w:t>[</w:t>
             </w:r>
-            <w:proofErr w:type="spellStart"/>
             <w:r>
               <w:rPr>
                 <w:rFonts w:asciiTheme="minorHAnsi" w:hAnsiTheme="minorHAnsi" w:cstheme="minorHAnsi"/>
                 <w:szCs w:val="24"/>
-                <w:lang w:val="fr-FR" w:eastAsia="es-ES"/>
-              </w:rPr>
-              <w:t>Firma</w:t>
-            </w:r>
-            <w:proofErr w:type="spellEnd"/>
+                <w:lang w:eastAsia="es-ES"/>
+              </w:rPr>
+              <w:t>Bozzo &amp; Terán Development</w:t>
+            </w:r>
             <w:r>
               <w:rPr>
                 <w:rFonts w:asciiTheme="minorHAnsi" w:hAnsiTheme="minorHAnsi" w:cstheme="minorHAnsi"/>
@@ -4641,39 +4414,7 @@
                 <w:rFonts w:cstheme="minorHAnsi"/>
                 <w:szCs w:val="24"/>
               </w:rPr>
-              <w:fldChar w:fldCharType="begin"/>
-            </w:r>
-            <w:r>
-              <w:rPr>
-                <w:rFonts w:asciiTheme="minorHAnsi" w:hAnsiTheme="minorHAnsi" w:cstheme="minorHAnsi"/>
-                <w:szCs w:val="24"/>
-                <w:lang w:eastAsia="es-ES"/>
-              </w:rPr>
-              <w:instrText>MACROBUTTON NoMacro [</w:instrText>
-            </w:r>
-            <w:r>
-              <w:rPr>
-                <w:rFonts w:asciiTheme="minorHAnsi" w:hAnsiTheme="minorHAnsi" w:cstheme="minorHAnsi"/>
-                <w:color w:val="0000FF"/>
-                <w:szCs w:val="24"/>
-                <w:lang w:eastAsia="es-ES"/>
-              </w:rPr>
-              <w:instrText>Nombre</w:instrText>
-            </w:r>
-            <w:r>
-              <w:rPr>
-                <w:rFonts w:asciiTheme="minorHAnsi" w:hAnsiTheme="minorHAnsi" w:cstheme="minorHAnsi"/>
-                <w:szCs w:val="24"/>
-                <w:lang w:eastAsia="es-ES"/>
-              </w:rPr>
-              <w:instrText>]</w:instrText>
-            </w:r>
-            <w:r>
-              <w:rPr>
-                <w:rFonts w:cstheme="minorHAnsi"/>
-                <w:szCs w:val="24"/>
-              </w:rPr>
-              <w:fldChar w:fldCharType="end"/>
+              <w:t xml:space="preserve"> Martín y Elias</w:t>
             </w:r>
           </w:p>
         </w:tc>
@@ -4744,7 +4485,7 @@
           <w:rFonts w:asciiTheme="minorHAnsi" w:hAnsiTheme="minorHAnsi" w:cstheme="minorHAnsi"/>
         </w:rPr>
       </w:pPr>
-      <w:bookmarkStart w:id="3" w:name="_Toc503382604"/>
+      <w:bookmarkStart w:id="2" w:name="_Toc503382604"/>
       <w:r>
         <w:rPr>
           <w:rFonts w:asciiTheme="minorHAnsi" w:hAnsiTheme="minorHAnsi" w:cstheme="minorHAnsi"/>
@@ -4758,20 +4499,26 @@
         </w:rPr>
         <w:t>Introducción</w:t>
       </w:r>
-      <w:bookmarkEnd w:id="3"/>
-    </w:p>
-    <w:p>
-      <w:pPr>
-        <w:jc w:val="both"/>
-        <w:rPr>
-          <w:rFonts w:cstheme="minorHAnsi"/>
-        </w:rPr>
-      </w:pPr>
-      <w:r>
-        <w:rPr>
-          <w:rFonts w:cstheme="minorHAnsi"/>
-        </w:rPr>
-        <w:t>En esta sección se proporcionará una introducción a todo el documento de Especificación de Requisitos Software (ERS). Consta de varias subsecciones: propósito, ámbito del sistema, definiciones, referencias y visión general del documento.</w:t>
+      <w:bookmarkEnd w:id="2"/>
+    </w:p>
+    <w:p>
+      <w:pPr>
+        <w:jc w:val="both"/>
+        <w:rPr>
+          <w:rFonts w:cstheme="minorHAnsi"/>
+        </w:rPr>
+      </w:pPr>
+      <w:r>
+        <w:rPr>
+          <w:rFonts w:cstheme="minorHAnsi"/>
+        </w:rPr>
+        <w:t>En esta sección se proporciona una introducción al documento de Especificación de Requisitos de Software (ERS) para la Plataforma Web NutriVida. Consta de las siguientes subsecciones: propósito, ámbito del sistema, definiciones, referencias y visión general del documento</w:t>
+      </w:r>
+      <w:r>
+        <w:rPr>
+          <w:rFonts w:cstheme="minorHAnsi"/>
+        </w:rPr>
+        <w:t>.</w:t>
       </w:r>
     </w:p>
     <w:p>
@@ -4782,7 +4529,7 @@
           <w:rFonts w:asciiTheme="minorHAnsi" w:hAnsiTheme="minorHAnsi" w:cstheme="minorHAnsi"/>
         </w:rPr>
       </w:pPr>
-      <w:bookmarkStart w:id="4" w:name="_Toc503382605"/>
+      <w:bookmarkStart w:id="3" w:name="_Toc503382605"/>
       <w:r>
         <w:rPr>
           <w:rFonts w:asciiTheme="minorHAnsi" w:hAnsiTheme="minorHAnsi" w:cstheme="minorHAnsi"/>
@@ -4796,20 +4543,20 @@
         <w:tab/>
         <w:t>Propósito</w:t>
       </w:r>
-      <w:bookmarkEnd w:id="4"/>
-    </w:p>
-    <w:p>
-      <w:pPr>
-        <w:jc w:val="both"/>
-        <w:rPr>
-          <w:rFonts w:cstheme="minorHAnsi"/>
-        </w:rPr>
-      </w:pPr>
-      <w:r>
-        <w:rPr>
-          <w:rFonts w:cstheme="minorHAnsi"/>
-        </w:rPr>
-        <w:t>En esta subsección se definirá el propósito del documento ERS y se especificará a quién va dirigido el documento</w:t>
+      <w:bookmarkEnd w:id="3"/>
+    </w:p>
+    <w:p>
+      <w:pPr>
+        <w:jc w:val="both"/>
+        <w:rPr>
+          <w:rFonts w:cstheme="minorHAnsi"/>
+        </w:rPr>
+      </w:pPr>
+      <w:r>
+        <w:rPr>
+          <w:rFonts w:cstheme="minorHAnsi"/>
+        </w:rPr>
+        <w:t>Definir los requisitos de software para la primera etapa que sería frontend estático del nuevo sistema web de la Clínica Nutricional NutriVida</w:t>
       </w:r>
       <w:r>
         <w:rPr>
@@ -4817,6 +4564,18 @@
         </w:rPr>
         <w:t>.</w:t>
       </w:r>
+      <w:r>
+        <w:rPr>
+          <w:rFonts w:cstheme="minorHAnsi"/>
+        </w:rPr>
+        <w:t xml:space="preserve"> Está dirigido al equipo de desarrollo y a los docentes de Duoc U</w:t>
+      </w:r>
+      <w:r>
+        <w:rPr>
+          <w:rFonts w:cstheme="minorHAnsi"/>
+        </w:rPr>
+        <w:t>c.</w:t>
+      </w:r>
     </w:p>
     <w:p>
       <w:pPr>
@@ -4840,7 +4599,7 @@
           <w:rFonts w:asciiTheme="minorHAnsi" w:hAnsiTheme="minorHAnsi" w:cstheme="minorHAnsi"/>
         </w:rPr>
       </w:pPr>
-      <w:bookmarkStart w:id="5" w:name="_Toc503382606"/>
+      <w:bookmarkStart w:id="4" w:name="_Toc503382606"/>
       <w:r>
         <w:rPr>
           <w:rFonts w:asciiTheme="minorHAnsi" w:hAnsiTheme="minorHAnsi" w:cstheme="minorHAnsi"/>
@@ -4854,7 +4613,7 @@
         <w:tab/>
         <w:t>Ámbito del Sistema</w:t>
       </w:r>
-      <w:bookmarkEnd w:id="5"/>
+      <w:bookmarkEnd w:id="4"/>
     </w:p>
     <w:p>
       <w:pPr>
@@ -4888,12 +4647,22 @@
           <w:rFonts w:cstheme="minorHAnsi"/>
         </w:rPr>
         <w:tab/>
-        <w:t>Se podrá dar un nombre al futuro sistema.</w:t>
-      </w:r>
-    </w:p>
-    <w:p>
-      <w:pPr>
-        <w:jc w:val="both"/>
+      </w:r>
+      <w:r>
+        <w:rPr>
+          <w:rFonts w:cstheme="minorHAnsi"/>
+        </w:rPr>
+        <w:t>El sistema se llamará “Plataforma Web NutriVida”</w:t>
+      </w:r>
+      <w:r>
+        <w:rPr>
+          <w:rFonts w:cstheme="minorHAnsi"/>
+        </w:rPr>
+        <w:t>.</w:t>
+      </w:r>
+    </w:p>
+    <w:p>
+      <w:pPr>
         <w:rPr>
           <w:rFonts w:cstheme="minorHAnsi"/>
         </w:rPr>
@@ -4908,29 +4677,51 @@
         <w:rPr>
           <w:rFonts w:cstheme="minorHAnsi"/>
         </w:rPr>
+        <w:t xml:space="preserve">            El sistema funcionará como un catálogo y tienda online que permitirá a los pacientes ver los servicios nutricionales y agregarlos a un carrito de compras interactivo en su navegador</w:t>
+      </w:r>
+      <w:r>
+        <w:rPr>
+          <w:rFonts w:cstheme="minorHAnsi"/>
+        </w:rPr>
+        <w:t>.</w:t>
+      </w:r>
+      <w:r>
+        <w:rPr>
+          <w:rFonts w:cstheme="minorHAnsi"/>
+        </w:rPr>
+        <w:t xml:space="preserve"> En esta primera parte, no cuenta con base de datos real ni procesará pagos.</w:t>
+      </w:r>
+    </w:p>
+    <w:p>
+      <w:pPr>
+        <w:jc w:val="both"/>
+        <w:rPr>
+          <w:rFonts w:cstheme="minorHAnsi"/>
+        </w:rPr>
+      </w:pPr>
+      <w:r>
+        <w:rPr>
+          <w:rFonts w:cstheme="minorHAnsi"/>
+        </w:rPr>
+        <w:t>•</w:t>
+      </w:r>
+      <w:r>
+        <w:rPr>
+          <w:rFonts w:cstheme="minorHAnsi"/>
+        </w:rPr>
         <w:tab/>
-        <w:t>Se explicará lo que el sistema hará y lo que no hará.</w:t>
-      </w:r>
-    </w:p>
-    <w:p>
-      <w:pPr>
-        <w:jc w:val="both"/>
-        <w:rPr>
-          <w:rFonts w:cstheme="minorHAnsi"/>
-        </w:rPr>
-      </w:pPr>
-      <w:r>
-        <w:rPr>
-          <w:rFonts w:cstheme="minorHAnsi"/>
-        </w:rPr>
-        <w:t>•</w:t>
-      </w:r>
-      <w:r>
-        <w:rPr>
-          <w:rFonts w:cstheme="minorHAnsi"/>
-        </w:rPr>
-        <w:tab/>
-        <w:t>Se describirán los beneficios, objetivos y metas que se espera alcanzar con el futuro sistema.</w:t>
+      </w:r>
+      <w:r>
+        <w:rPr>
+          <w:rFonts w:cstheme="minorHAnsi"/>
+        </w:rPr>
+        <w:t>Los beneficios esperados son sentar las bases tecnológicas para la futura digitalización de la clínica, con el objetivo a largo plazo de eliminar el uso de agendas de papel y reducir la inasistencia de pacientes</w:t>
+      </w:r>
+      <w:r>
+        <w:rPr>
+          <w:rFonts w:cstheme="minorHAnsi"/>
+        </w:rPr>
+        <w:t>.</w:t>
       </w:r>
     </w:p>
     <w:p>
@@ -4941,7 +4732,7 @@
           <w:rFonts w:asciiTheme="minorHAnsi" w:hAnsiTheme="minorHAnsi" w:cstheme="minorHAnsi"/>
         </w:rPr>
       </w:pPr>
-      <w:bookmarkStart w:id="6" w:name="_Toc503382607"/>
+      <w:bookmarkStart w:id="5" w:name="_Toc503382607"/>
       <w:r>
         <w:rPr>
           <w:rFonts w:asciiTheme="minorHAnsi" w:hAnsiTheme="minorHAnsi" w:cstheme="minorHAnsi"/>
@@ -4955,7 +4746,7 @@
         <w:tab/>
         <w:t>Definiciones, Acrónimos y Abreviaturas</w:t>
       </w:r>
-      <w:bookmarkEnd w:id="6"/>
+      <w:bookmarkEnd w:id="5"/>
     </w:p>
     <w:p>
       <w:pPr>
@@ -4996,7 +4787,41 @@
         <w:rPr>
           <w:rFonts w:cstheme="minorHAnsi"/>
         </w:rPr>
-        <w:t>Comanda:  detalle del pedido del plato o menú.</w:t>
+        <w:t>Frontend: Parte visual de la página web con la que interactúa el usuario (HTML, CSS y JS)</w:t>
+      </w:r>
+      <w:r>
+        <w:rPr>
+          <w:rFonts w:cstheme="minorHAnsi"/>
+        </w:rPr>
+        <w:t>.</w:t>
+      </w:r>
+    </w:p>
+    <w:p>
+      <w:pPr>
+        <w:jc w:val="both"/>
+        <w:rPr>
+          <w:rFonts w:cstheme="minorHAnsi"/>
+        </w:rPr>
+      </w:pPr>
+      <w:r>
+        <w:rPr>
+          <w:rFonts w:cstheme="minorHAnsi"/>
+        </w:rPr>
+        <w:t>Mockup: Maqueta visual o dibujo de cómo se verá la página web.</w:t>
+      </w:r>
+    </w:p>
+    <w:p>
+      <w:pPr>
+        <w:jc w:val="both"/>
+        <w:rPr>
+          <w:rFonts w:cstheme="minorHAnsi"/>
+        </w:rPr>
+      </w:pPr>
+      <w:r>
+        <w:rPr>
+          <w:rFonts w:cstheme="minorHAnsi"/>
+        </w:rPr>
+        <w:t>LocalStorage: Espacio de memoria del navegador web donde se guardarán los datos del carrito de compras de forma temporal.</w:t>
       </w:r>
     </w:p>
     <w:p>
@@ -5007,7 +4832,7 @@
           <w:rFonts w:asciiTheme="minorHAnsi" w:hAnsiTheme="minorHAnsi" w:cstheme="minorHAnsi"/>
         </w:rPr>
       </w:pPr>
-      <w:bookmarkStart w:id="7" w:name="_Toc503382608"/>
+      <w:bookmarkStart w:id="6" w:name="_Toc503382608"/>
       <w:r>
         <w:rPr>
           <w:rFonts w:asciiTheme="minorHAnsi" w:hAnsiTheme="minorHAnsi" w:cstheme="minorHAnsi"/>
@@ -5021,7 +4846,7 @@
         <w:tab/>
         <w:t>Referencias</w:t>
       </w:r>
-      <w:bookmarkEnd w:id="7"/>
+      <w:bookmarkEnd w:id="6"/>
     </w:p>
     <w:p>
       <w:pPr>
@@ -5067,11 +4892,12 @@
           <w:rFonts w:asciiTheme="minorHAnsi" w:hAnsiTheme="minorHAnsi" w:cstheme="minorHAnsi"/>
         </w:rPr>
       </w:pPr>
-      <w:bookmarkStart w:id="8" w:name="_Toc503382609"/>
+      <w:bookmarkStart w:id="7" w:name="_Toc503382609"/>
       <w:r>
         <w:rPr>
           <w:rFonts w:asciiTheme="minorHAnsi" w:hAnsiTheme="minorHAnsi" w:cstheme="minorHAnsi"/>
         </w:rPr>
+        <w:lastRenderedPageBreak/>
         <w:t>1.5.</w:t>
       </w:r>
       <w:r>
@@ -5081,7 +4907,7 @@
         <w:tab/>
         <w:t>Visión General del Documento</w:t>
       </w:r>
-      <w:bookmarkEnd w:id="8"/>
+      <w:bookmarkEnd w:id="7"/>
     </w:p>
     <w:p>
       <w:pPr>
@@ -5150,7 +4976,7 @@
           <w:rFonts w:asciiTheme="minorHAnsi" w:hAnsiTheme="minorHAnsi" w:cstheme="minorHAnsi"/>
         </w:rPr>
       </w:pPr>
-      <w:bookmarkStart w:id="9" w:name="_Toc503382610"/>
+      <w:bookmarkStart w:id="8" w:name="_Toc503382610"/>
       <w:r>
         <w:rPr>
           <w:rFonts w:asciiTheme="minorHAnsi" w:hAnsiTheme="minorHAnsi" w:cstheme="minorHAnsi"/>
@@ -5165,7 +4991,7 @@
         <w:tab/>
         <w:t>Descripción General</w:t>
       </w:r>
-      <w:bookmarkEnd w:id="9"/>
+      <w:bookmarkEnd w:id="8"/>
     </w:p>
     <w:p>
       <w:pPr>
@@ -5223,7 +5049,7 @@
           <w:rFonts w:asciiTheme="minorHAnsi" w:hAnsiTheme="minorHAnsi" w:cstheme="minorHAnsi"/>
         </w:rPr>
       </w:pPr>
-      <w:bookmarkStart w:id="10" w:name="_Toc503382611"/>
+      <w:bookmarkStart w:id="9" w:name="_Toc503382611"/>
       <w:r>
         <w:rPr>
           <w:rFonts w:asciiTheme="minorHAnsi" w:hAnsiTheme="minorHAnsi" w:cstheme="minorHAnsi"/>
@@ -5237,7 +5063,7 @@
         <w:tab/>
         <w:t>Perspectiva del Producto</w:t>
       </w:r>
-      <w:bookmarkEnd w:id="10"/>
+      <w:bookmarkEnd w:id="9"/>
     </w:p>
     <w:p>
       <w:pPr>
@@ -5281,7 +5107,7 @@
           <w:rFonts w:asciiTheme="minorHAnsi" w:hAnsiTheme="minorHAnsi" w:cstheme="minorHAnsi"/>
         </w:rPr>
       </w:pPr>
-      <w:bookmarkStart w:id="11" w:name="_Toc503382612"/>
+      <w:bookmarkStart w:id="10" w:name="_Toc503382612"/>
       <w:r>
         <w:rPr>
           <w:rFonts w:asciiTheme="minorHAnsi" w:hAnsiTheme="minorHAnsi" w:cstheme="minorHAnsi"/>
@@ -5295,7 +5121,7 @@
         <w:tab/>
         <w:t>Funciones del Producto</w:t>
       </w:r>
-      <w:bookmarkEnd w:id="11"/>
+      <w:bookmarkEnd w:id="10"/>
     </w:p>
     <w:p>
       <w:pPr>
@@ -5333,7 +5159,7 @@
           <w:rFonts w:asciiTheme="minorHAnsi" w:hAnsiTheme="minorHAnsi" w:cstheme="minorHAnsi"/>
         </w:rPr>
       </w:pPr>
-      <w:bookmarkStart w:id="12" w:name="_Toc503382613"/>
+      <w:bookmarkStart w:id="11" w:name="_Toc503382613"/>
       <w:r>
         <w:rPr>
           <w:rFonts w:asciiTheme="minorHAnsi" w:hAnsiTheme="minorHAnsi" w:cstheme="minorHAnsi"/>
@@ -5347,7 +5173,7 @@
         <w:tab/>
         <w:t>Características de los Usuarios</w:t>
       </w:r>
-      <w:bookmarkEnd w:id="12"/>
+      <w:bookmarkEnd w:id="11"/>
     </w:p>
     <w:p>
       <w:pPr>
@@ -5394,16 +5220,8 @@
         <w:rPr>
           <w:rFonts w:cstheme="minorHAnsi"/>
         </w:rPr>
-        <w:t xml:space="preserve">El usuario cajero debe poseer conocimiento en uso de PC a nivel de </w:t>
-      </w:r>
-      <w:proofErr w:type="gramStart"/>
-      <w:r>
-        <w:rPr>
-          <w:rFonts w:cstheme="minorHAnsi"/>
-        </w:rPr>
-        <w:t>usuario .</w:t>
-      </w:r>
-      <w:proofErr w:type="gramEnd"/>
+        <w:t>El usuario cajero debe poseer conocimiento en uso de PC a nivel de usuario .</w:t>
+      </w:r>
     </w:p>
     <w:p>
       <w:pPr>
@@ -5427,7 +5245,7 @@
           <w:rFonts w:asciiTheme="minorHAnsi" w:hAnsiTheme="minorHAnsi" w:cstheme="minorHAnsi"/>
         </w:rPr>
       </w:pPr>
-      <w:bookmarkStart w:id="13" w:name="_Toc503382614"/>
+      <w:bookmarkStart w:id="12" w:name="_Toc503382614"/>
       <w:r>
         <w:rPr>
           <w:rFonts w:asciiTheme="minorHAnsi" w:hAnsiTheme="minorHAnsi" w:cstheme="minorHAnsi"/>
@@ -5441,7 +5259,7 @@
         <w:tab/>
         <w:t>Restricciones</w:t>
       </w:r>
-      <w:bookmarkEnd w:id="13"/>
+      <w:bookmarkEnd w:id="12"/>
     </w:p>
     <w:p>
       <w:pPr>
@@ -5711,7 +5529,7 @@
           <w:rFonts w:asciiTheme="minorHAnsi" w:hAnsiTheme="minorHAnsi" w:cstheme="minorHAnsi"/>
         </w:rPr>
       </w:pPr>
-      <w:bookmarkStart w:id="14" w:name="_Toc503382615"/>
+      <w:bookmarkStart w:id="13" w:name="_Toc503382615"/>
       <w:r>
         <w:rPr>
           <w:rFonts w:asciiTheme="minorHAnsi" w:hAnsiTheme="minorHAnsi" w:cstheme="minorHAnsi"/>
@@ -5725,7 +5543,7 @@
         <w:tab/>
         <w:t>Suposiciones y Dependencias</w:t>
       </w:r>
-      <w:bookmarkEnd w:id="14"/>
+      <w:bookmarkEnd w:id="13"/>
     </w:p>
     <w:p>
       <w:pPr>
@@ -5757,7 +5575,7 @@
           <w:rFonts w:asciiTheme="minorHAnsi" w:hAnsiTheme="minorHAnsi" w:cstheme="minorHAnsi"/>
         </w:rPr>
       </w:pPr>
-      <w:bookmarkStart w:id="15" w:name="_Toc503382616"/>
+      <w:bookmarkStart w:id="14" w:name="_Toc503382616"/>
       <w:r>
         <w:rPr>
           <w:rFonts w:asciiTheme="minorHAnsi" w:hAnsiTheme="minorHAnsi" w:cstheme="minorHAnsi"/>
@@ -5771,7 +5589,7 @@
         <w:tab/>
         <w:t>Requisitos Futuros</w:t>
       </w:r>
-      <w:bookmarkEnd w:id="15"/>
+      <w:bookmarkEnd w:id="14"/>
     </w:p>
     <w:p>
       <w:pPr>
@@ -5828,7 +5646,7 @@
           <w:rFonts w:asciiTheme="minorHAnsi" w:hAnsiTheme="minorHAnsi" w:cstheme="minorHAnsi"/>
         </w:rPr>
       </w:pPr>
-      <w:bookmarkStart w:id="16" w:name="_Toc503382617"/>
+      <w:bookmarkStart w:id="15" w:name="_Toc503382617"/>
       <w:r>
         <w:rPr>
           <w:rFonts w:asciiTheme="minorHAnsi" w:hAnsiTheme="minorHAnsi" w:cstheme="minorHAnsi"/>
@@ -5843,7 +5661,7 @@
         <w:tab/>
         <w:t>Requisitos Específicos</w:t>
       </w:r>
-      <w:bookmarkEnd w:id="16"/>
+      <w:bookmarkEnd w:id="15"/>
     </w:p>
     <w:p>
       <w:pPr>
@@ -6096,21 +5914,7 @@
         <w:rPr>
           <w:rFonts w:cstheme="minorHAnsi"/>
         </w:rPr>
-        <w:t>: La ERS es verificable si y sólo si todos sus requisitos son verificables. Un requisito es verificable (</w:t>
-      </w:r>
-      <w:proofErr w:type="spellStart"/>
-      <w:r>
-        <w:rPr>
-          <w:rFonts w:cstheme="minorHAnsi"/>
-        </w:rPr>
-        <w:t>testeable</w:t>
-      </w:r>
-      <w:proofErr w:type="spellEnd"/>
-      <w:r>
-        <w:rPr>
-          <w:rFonts w:cstheme="minorHAnsi"/>
-        </w:rPr>
-        <w:t>) si existe un proceso finito y no costoso para demostrar que el sistema cumple con el requisito. Un requisito ambiguo no es, en general, verificable. Expresiones como a veces, bien, adecuado, etc. Introducen ambigüedad en los requisitos. Requisitos como “en caso de accidente la nube tóxica no se extenderá más allá de 25Km" no es verificable por el alto costo que conlleva.</w:t>
+        <w:t>: La ERS es verificable si y sólo si todos sus requisitos son verificables. Un requisito es verificable (testeable) si existe un proceso finito y no costoso para demostrar que el sistema cumple con el requisito. Un requisito ambiguo no es, en general, verificable. Expresiones como a veces, bien, adecuado, etc. Introducen ambigüedad en los requisitos. Requisitos como “en caso de accidente la nube tóxica no se extenderá más allá de 25Km" no es verificable por el alto costo que conlleva.</w:t>
       </w:r>
     </w:p>
     <w:p>
@@ -6182,7 +5986,7 @@
           <w:rFonts w:asciiTheme="minorHAnsi" w:hAnsiTheme="minorHAnsi" w:cstheme="minorHAnsi"/>
         </w:rPr>
       </w:pPr>
-      <w:bookmarkStart w:id="17" w:name="_Toc503382618"/>
+      <w:bookmarkStart w:id="16" w:name="_Toc503382618"/>
       <w:r>
         <w:rPr>
           <w:rFonts w:asciiTheme="minorHAnsi" w:hAnsiTheme="minorHAnsi" w:cstheme="minorHAnsi"/>
@@ -6202,7 +6006,7 @@
         </w:rPr>
         <w:t>s interfaces</w:t>
       </w:r>
-      <w:bookmarkEnd w:id="17"/>
+      <w:bookmarkEnd w:id="16"/>
     </w:p>
     <w:p>
       <w:pPr>
@@ -6226,7 +6030,7 @@
           <w:rFonts w:asciiTheme="minorHAnsi" w:hAnsiTheme="minorHAnsi" w:cstheme="minorHAnsi"/>
         </w:rPr>
       </w:pPr>
-      <w:bookmarkStart w:id="18" w:name="_Toc503382619"/>
+      <w:bookmarkStart w:id="17" w:name="_Toc503382619"/>
       <w:r>
         <w:rPr>
           <w:rFonts w:asciiTheme="minorHAnsi" w:hAnsiTheme="minorHAnsi" w:cstheme="minorHAnsi"/>
@@ -6240,7 +6044,7 @@
         <w:tab/>
         <w:t>Interfaces de usuario</w:t>
       </w:r>
-      <w:bookmarkEnd w:id="18"/>
+      <w:bookmarkEnd w:id="17"/>
     </w:p>
     <w:p>
       <w:pPr>
@@ -6278,7 +6082,7 @@
           <w:rFonts w:asciiTheme="minorHAnsi" w:hAnsiTheme="minorHAnsi" w:cstheme="minorHAnsi"/>
         </w:rPr>
       </w:pPr>
-      <w:bookmarkStart w:id="19" w:name="_Toc503382620"/>
+      <w:bookmarkStart w:id="18" w:name="_Toc503382620"/>
       <w:r>
         <w:rPr>
           <w:rFonts w:asciiTheme="minorHAnsi" w:hAnsiTheme="minorHAnsi" w:cstheme="minorHAnsi"/>
@@ -6292,7 +6096,7 @@
         <w:tab/>
         <w:t>Interfaces de hardware</w:t>
       </w:r>
-      <w:bookmarkEnd w:id="19"/>
+      <w:bookmarkEnd w:id="18"/>
     </w:p>
     <w:p>
       <w:pPr>
@@ -6319,21 +6123,7 @@
         <w:rPr>
           <w:rFonts w:cstheme="minorHAnsi"/>
         </w:rPr>
-        <w:t xml:space="preserve">El sistema se debe poder conectar a un dispositivo </w:t>
-      </w:r>
-      <w:proofErr w:type="spellStart"/>
-      <w:r>
-        <w:rPr>
-          <w:rFonts w:cstheme="minorHAnsi"/>
-        </w:rPr>
-        <w:t>touch</w:t>
-      </w:r>
-      <w:proofErr w:type="spellEnd"/>
-      <w:r>
-        <w:rPr>
-          <w:rFonts w:cstheme="minorHAnsi"/>
-        </w:rPr>
-        <w:t xml:space="preserve"> móvil</w:t>
+        <w:t>El sistema se debe poder conectar a un dispositivo touch móvil</w:t>
       </w:r>
       <w:r>
         <w:rPr>
@@ -6358,7 +6148,7 @@
           <w:rFonts w:asciiTheme="minorHAnsi" w:hAnsiTheme="minorHAnsi" w:cstheme="minorHAnsi"/>
         </w:rPr>
       </w:pPr>
-      <w:bookmarkStart w:id="20" w:name="_Toc503382621"/>
+      <w:bookmarkStart w:id="19" w:name="_Toc503382621"/>
       <w:r>
         <w:rPr>
           <w:rFonts w:asciiTheme="minorHAnsi" w:hAnsiTheme="minorHAnsi" w:cstheme="minorHAnsi"/>
@@ -6372,7 +6162,7 @@
         <w:tab/>
         <w:t>Interfaces de software</w:t>
       </w:r>
-      <w:bookmarkEnd w:id="20"/>
+      <w:bookmarkEnd w:id="19"/>
     </w:p>
     <w:p>
       <w:pPr>
@@ -6472,7 +6262,7 @@
           <w:rFonts w:asciiTheme="minorHAnsi" w:hAnsiTheme="minorHAnsi" w:cstheme="minorHAnsi"/>
         </w:rPr>
       </w:pPr>
-      <w:bookmarkStart w:id="21" w:name="_Toc503382622"/>
+      <w:bookmarkStart w:id="20" w:name="_Toc503382622"/>
       <w:r>
         <w:rPr>
           <w:rFonts w:asciiTheme="minorHAnsi" w:hAnsiTheme="minorHAnsi" w:cstheme="minorHAnsi"/>
@@ -6486,34 +6276,20 @@
         <w:tab/>
         <w:t>Interfaces de comunicación</w:t>
       </w:r>
-      <w:bookmarkEnd w:id="21"/>
-    </w:p>
-    <w:p>
-      <w:pPr>
-        <w:jc w:val="both"/>
-        <w:rPr>
-          <w:rFonts w:cstheme="minorHAnsi"/>
-        </w:rPr>
-      </w:pPr>
-      <w:r>
-        <w:rPr>
-          <w:rFonts w:cstheme="minorHAnsi"/>
-        </w:rPr>
-        <w:t xml:space="preserve">Describir los requisitos de interfaces de comunicación si hay comunicaciones con otros sistemas y </w:t>
-      </w:r>
-      <w:proofErr w:type="spellStart"/>
-      <w:r>
-        <w:rPr>
-          <w:rFonts w:cstheme="minorHAnsi"/>
-        </w:rPr>
-        <w:t>cuales</w:t>
-      </w:r>
-      <w:proofErr w:type="spellEnd"/>
-      <w:r>
-        <w:rPr>
-          <w:rFonts w:cstheme="minorHAnsi"/>
-        </w:rPr>
-        <w:t xml:space="preserve"> son l</w:t>
+      <w:bookmarkEnd w:id="20"/>
+    </w:p>
+    <w:p>
+      <w:pPr>
+        <w:jc w:val="both"/>
+        <w:rPr>
+          <w:rFonts w:cstheme="minorHAnsi"/>
+        </w:rPr>
+      </w:pPr>
+      <w:r>
+        <w:rPr>
+          <w:rFonts w:cstheme="minorHAnsi"/>
+        </w:rPr>
+        <w:t>Describir los requisitos de interfaces de comunicación si hay comunicaciones con otros sistemas y cuales son l</w:t>
       </w:r>
       <w:r>
         <w:rPr>
@@ -6536,7 +6312,7 @@
           <w:rFonts w:asciiTheme="minorHAnsi" w:hAnsiTheme="minorHAnsi" w:cstheme="minorHAnsi"/>
         </w:rPr>
       </w:pPr>
-      <w:bookmarkStart w:id="22" w:name="_Toc503382623"/>
+      <w:bookmarkStart w:id="21" w:name="_Toc503382623"/>
       <w:r>
         <w:rPr>
           <w:rFonts w:asciiTheme="minorHAnsi" w:hAnsiTheme="minorHAnsi" w:cstheme="minorHAnsi"/>
@@ -6551,7 +6327,7 @@
         <w:tab/>
         <w:t>Requisitos funcionales</w:t>
       </w:r>
-      <w:bookmarkEnd w:id="22"/>
+      <w:bookmarkEnd w:id="21"/>
     </w:p>
     <w:p>
       <w:pPr>
@@ -6932,7 +6708,7 @@
           <w:rFonts w:asciiTheme="minorHAnsi" w:hAnsiTheme="minorHAnsi" w:cstheme="minorHAnsi"/>
         </w:rPr>
       </w:pPr>
-      <w:bookmarkStart w:id="23" w:name="_Toc503382624"/>
+      <w:bookmarkStart w:id="22" w:name="_Toc503382624"/>
       <w:r>
         <w:rPr>
           <w:rFonts w:asciiTheme="minorHAnsi" w:hAnsiTheme="minorHAnsi" w:cstheme="minorHAnsi"/>
@@ -6946,7 +6722,7 @@
         <w:tab/>
         <w:t>Requisitos no funcionales</w:t>
       </w:r>
-      <w:bookmarkEnd w:id="23"/>
+      <w:bookmarkEnd w:id="22"/>
     </w:p>
     <w:p>
       <w:pPr>
@@ -6956,7 +6732,7 @@
           <w:rFonts w:asciiTheme="minorHAnsi" w:hAnsiTheme="minorHAnsi" w:cstheme="minorHAnsi"/>
         </w:rPr>
       </w:pPr>
-      <w:bookmarkStart w:id="24" w:name="_Toc503382625"/>
+      <w:bookmarkStart w:id="23" w:name="_Toc503382625"/>
       <w:r>
         <w:rPr>
           <w:rFonts w:asciiTheme="minorHAnsi" w:hAnsiTheme="minorHAnsi" w:cstheme="minorHAnsi"/>
@@ -6970,7 +6746,7 @@
         <w:tab/>
         <w:t>Requisitos de rendimiento</w:t>
       </w:r>
-      <w:bookmarkEnd w:id="24"/>
+      <w:bookmarkEnd w:id="23"/>
     </w:p>
     <w:p>
       <w:pPr>
@@ -7008,7 +6784,7 @@
           <w:rFonts w:asciiTheme="minorHAnsi" w:hAnsiTheme="minorHAnsi" w:cstheme="minorHAnsi"/>
         </w:rPr>
       </w:pPr>
-      <w:bookmarkStart w:id="25" w:name="_Toc503382626"/>
+      <w:bookmarkStart w:id="24" w:name="_Toc503382626"/>
       <w:r>
         <w:rPr>
           <w:rFonts w:asciiTheme="minorHAnsi" w:hAnsiTheme="minorHAnsi" w:cstheme="minorHAnsi"/>
@@ -7023,7 +6799,7 @@
         <w:tab/>
         <w:t>Seguridad</w:t>
       </w:r>
-      <w:bookmarkEnd w:id="25"/>
+      <w:bookmarkEnd w:id="24"/>
     </w:p>
     <w:p>
       <w:pPr>
@@ -7142,7 +6918,7 @@
           <w:rFonts w:asciiTheme="minorHAnsi" w:hAnsiTheme="minorHAnsi" w:cstheme="minorHAnsi"/>
         </w:rPr>
       </w:pPr>
-      <w:bookmarkStart w:id="26" w:name="_Toc503382627"/>
+      <w:bookmarkStart w:id="25" w:name="_Toc503382627"/>
       <w:r>
         <w:rPr>
           <w:rFonts w:asciiTheme="minorHAnsi" w:hAnsiTheme="minorHAnsi" w:cstheme="minorHAnsi"/>
@@ -7156,7 +6932,7 @@
         <w:tab/>
         <w:t>Fiabilidad</w:t>
       </w:r>
-      <w:bookmarkEnd w:id="26"/>
+      <w:bookmarkEnd w:id="25"/>
     </w:p>
     <w:p>
       <w:pPr>
@@ -7180,7 +6956,7 @@
           <w:rFonts w:asciiTheme="minorHAnsi" w:hAnsiTheme="minorHAnsi" w:cstheme="minorHAnsi"/>
         </w:rPr>
       </w:pPr>
-      <w:bookmarkStart w:id="27" w:name="_Toc503382628"/>
+      <w:bookmarkStart w:id="26" w:name="_Toc503382628"/>
       <w:r>
         <w:rPr>
           <w:rFonts w:asciiTheme="minorHAnsi" w:hAnsiTheme="minorHAnsi" w:cstheme="minorHAnsi"/>
@@ -7194,7 +6970,7 @@
         <w:tab/>
         <w:t>Disponibilidad</w:t>
       </w:r>
-      <w:bookmarkEnd w:id="27"/>
+      <w:bookmarkEnd w:id="26"/>
     </w:p>
     <w:p>
       <w:pPr>
@@ -7218,7 +6994,7 @@
           <w:rFonts w:asciiTheme="minorHAnsi" w:hAnsiTheme="minorHAnsi" w:cstheme="minorHAnsi"/>
         </w:rPr>
       </w:pPr>
-      <w:bookmarkStart w:id="28" w:name="_Toc503382629"/>
+      <w:bookmarkStart w:id="27" w:name="_Toc503382629"/>
       <w:r>
         <w:rPr>
           <w:rFonts w:asciiTheme="minorHAnsi" w:hAnsiTheme="minorHAnsi" w:cstheme="minorHAnsi"/>
@@ -7232,7 +7008,7 @@
         <w:tab/>
         <w:t>Mantenibilidad</w:t>
       </w:r>
-      <w:bookmarkEnd w:id="28"/>
+      <w:bookmarkEnd w:id="27"/>
     </w:p>
     <w:p>
       <w:pPr>
@@ -7296,7 +7072,7 @@
           <w:rFonts w:asciiTheme="minorHAnsi" w:hAnsiTheme="minorHAnsi" w:cstheme="minorHAnsi"/>
         </w:rPr>
       </w:pPr>
-      <w:bookmarkStart w:id="29" w:name="_Toc503382630"/>
+      <w:bookmarkStart w:id="28" w:name="_Toc503382630"/>
       <w:r>
         <w:rPr>
           <w:rFonts w:asciiTheme="minorHAnsi" w:hAnsiTheme="minorHAnsi" w:cstheme="minorHAnsi"/>
@@ -7310,7 +7086,7 @@
         <w:tab/>
         <w:t>Portabilidad</w:t>
       </w:r>
-      <w:bookmarkEnd w:id="29"/>
+      <w:bookmarkEnd w:id="28"/>
     </w:p>
     <w:p>
       <w:pPr>
@@ -7429,7 +7205,7 @@
           <w:rFonts w:asciiTheme="minorHAnsi" w:hAnsiTheme="minorHAnsi" w:cstheme="minorHAnsi"/>
         </w:rPr>
       </w:pPr>
-      <w:bookmarkStart w:id="30" w:name="_Toc503382631"/>
+      <w:bookmarkStart w:id="29" w:name="_Toc503382631"/>
       <w:r>
         <w:rPr>
           <w:rFonts w:asciiTheme="minorHAnsi" w:hAnsiTheme="minorHAnsi" w:cstheme="minorHAnsi"/>
@@ -7443,7 +7219,7 @@
         <w:tab/>
         <w:t>Otros Requisitos</w:t>
       </w:r>
-      <w:bookmarkEnd w:id="30"/>
+      <w:bookmarkEnd w:id="29"/>
     </w:p>
     <w:p>
       <w:pPr>
@@ -7465,8 +7241,8 @@
       </w:r>
     </w:p>
     <w:sectPr>
-      <w:headerReference w:type="default" r:id="rId9"/>
-      <w:footerReference w:type="default" r:id="rId10"/>
+      <w:headerReference w:type="default" r:id="rId12"/>
+      <w:footerReference w:type="default" r:id="rId13"/>
       <w:pgSz w:w="12240" w:h="15840"/>
       <w:pgMar w:top="1417" w:right="1325" w:bottom="1417" w:left="1701" w:header="708" w:footer="708" w:gutter="0"/>
       <w:cols w:space="708"/>
@@ -7478,7 +7254,7 @@
 </file>
 
 <file path=word/endnotes.xml><?xml version="1.0" encoding="utf-8"?>
-<w:endnotes xmlns:wpc="http://schemas.microsoft.com/office/word/2010/wordprocessingCanvas" xmlns:cx="http://schemas.microsoft.com/office/drawing/2014/chartex" xmlns:cx1="http://schemas.microsoft.com/office/drawing/2015/9/8/chartex" xmlns:cx2="http://schemas.microsoft.com/office/drawing/2015/10/21/chartex" xmlns:cx3="http://schemas.microsoft.com/office/drawing/2016/5/9/chartex" xmlns:cx4="http://schemas.microsoft.com/office/drawing/2016/5/10/chartex" xmlns:cx5="http://schemas.microsoft.com/office/drawing/2016/5/11/chartex" xmlns:cx6="http://schemas.microsoft.com/office/drawing/2016/5/12/chartex" xmlns:cx7="http://schemas.microsoft.com/office/drawing/2016/5/13/chartex" xmlns:cx8="http://schemas.microsoft.com/office/drawing/2016/5/14/chartex" xmlns:mc="http://schemas.openxmlformats.org/markup-compatibility/2006" xmlns:aink="http://schemas.microsoft.com/office/drawing/2016/ink" xmlns:am3d="http://schemas.microsoft.com/office/drawing/2017/model3d" xmlns:o="urn:schemas-microsoft-com:office:office" xmlns:r="http://schemas.openxmlformats.org/officeDocument/2006/relationships" xmlns:m="http://schemas.openxmlformats.org/officeDocument/2006/math" xmlns:v="urn:schemas-microsoft-com:vml" xmlns:wp14="http://schemas.microsoft.com/office/word/2010/wordprocessingDrawing" xmlns:wp="http://schemas.openxmlformats.org/drawingml/2006/wordprocessingDrawing" xmlns:w10="urn:schemas-microsoft-com:office:word" xmlns:w="http://schemas.openxmlformats.org/wordprocessingml/2006/main" xmlns:w14="http://schemas.microsoft.com/office/word/2010/wordml" xmlns:w15="http://schemas.microsoft.com/office/word/2012/wordml" xmlns:w16cid="http://schemas.microsoft.com/office/word/2016/wordml/cid" xmlns:w16se="http://schemas.microsoft.com/office/word/2015/wordml/symex" xmlns:wpg="http://schemas.microsoft.com/office/word/2010/wordprocessingGroup" xmlns:wpi="http://schemas.microsoft.com/office/word/2010/wordprocessingInk" xmlns:wne="http://schemas.microsoft.com/office/word/2006/wordml" xmlns:wps="http://schemas.microsoft.com/office/word/2010/wordprocessingShape" mc:Ignorable="w14 w15 w16se w16cid wp14">
+<w:endnotes xmlns:wpc="http://schemas.microsoft.com/office/word/2010/wordprocessingCanvas" xmlns:cx="http://schemas.microsoft.com/office/drawing/2014/chartex" xmlns:cx1="http://schemas.microsoft.com/office/drawing/2015/9/8/chartex" xmlns:cx2="http://schemas.microsoft.com/office/drawing/2015/10/21/chartex" xmlns:cx3="http://schemas.microsoft.com/office/drawing/2016/5/9/chartex" xmlns:cx4="http://schemas.microsoft.com/office/drawing/2016/5/10/chartex" xmlns:cx5="http://schemas.microsoft.com/office/drawing/2016/5/11/chartex" xmlns:cx6="http://schemas.microsoft.com/office/drawing/2016/5/12/chartex" xmlns:cx7="http://schemas.microsoft.com/office/drawing/2016/5/13/chartex" xmlns:cx8="http://schemas.microsoft.com/office/drawing/2016/5/14/chartex" xmlns:mc="http://schemas.openxmlformats.org/markup-compatibility/2006" xmlns:aink="http://schemas.microsoft.com/office/drawing/2016/ink" xmlns:am3d="http://schemas.microsoft.com/office/drawing/2017/model3d" xmlns:o="urn:schemas-microsoft-com:office:office" xmlns:oel="http://schemas.microsoft.com/office/2019/extlst" xmlns:r="http://schemas.openxmlformats.org/officeDocument/2006/relationships" xmlns:m="http://schemas.openxmlformats.org/officeDocument/2006/math" xmlns:v="urn:schemas-microsoft-com:vml" xmlns:wp14="http://schemas.microsoft.com/office/word/2010/wordprocessingDrawing" xmlns:wp="http://schemas.openxmlformats.org/drawingml/2006/wordprocessingDrawing" xmlns:w10="urn:schemas-microsoft-com:office:word" xmlns:w="http://schemas.openxmlformats.org/wordprocessingml/2006/main" xmlns:w14="http://schemas.microsoft.com/office/word/2010/wordml" xmlns:w15="http://schemas.microsoft.com/office/word/2012/wordml" xmlns:w16cex="http://schemas.microsoft.com/office/word/2018/wordml/cex" xmlns:w16cid="http://schemas.microsoft.com/office/word/2016/wordml/cid" xmlns:w16="http://schemas.microsoft.com/office/word/2018/wordml" xmlns:w16du="http://schemas.microsoft.com/office/word/2023/wordml/word16du" xmlns:w16sdtdh="http://schemas.microsoft.com/office/word/2020/wordml/sdtdatahash" xmlns:w16sdtfl="http://schemas.microsoft.com/office/word/2024/wordml/sdtformatlock" xmlns:w16se="http://schemas.microsoft.com/office/word/2015/wordml/symex" xmlns:wpg="http://schemas.microsoft.com/office/word/2010/wordprocessingGroup" xmlns:wpi="http://schemas.microsoft.com/office/word/2010/wordprocessingInk" xmlns:wne="http://schemas.microsoft.com/office/word/2006/wordml" xmlns:wps="http://schemas.microsoft.com/office/word/2010/wordprocessingShape" mc:Ignorable="w14 w15 w16se w16cid w16 w16cex w16sdtdh w16sdtfl w16du wp14">
   <w:endnote w:type="separator" w:id="-1">
     <w:p>
       <w:pPr>
@@ -7503,7 +7279,7 @@
 </file>
 
 <file path=word/footer1.xml><?xml version="1.0" encoding="utf-8"?>
-<w:ftr xmlns:wpc="http://schemas.microsoft.com/office/word/2010/wordprocessingCanvas" xmlns:cx="http://schemas.microsoft.com/office/drawing/2014/chartex" xmlns:cx1="http://schemas.microsoft.com/office/drawing/2015/9/8/chartex" xmlns:cx2="http://schemas.microsoft.com/office/drawing/2015/10/21/chartex" xmlns:cx3="http://schemas.microsoft.com/office/drawing/2016/5/9/chartex" xmlns:cx4="http://schemas.microsoft.com/office/drawing/2016/5/10/chartex" xmlns:cx5="http://schemas.microsoft.com/office/drawing/2016/5/11/chartex" xmlns:cx6="http://schemas.microsoft.com/office/drawing/2016/5/12/chartex" xmlns:cx7="http://schemas.microsoft.com/office/drawing/2016/5/13/chartex" xmlns:cx8="http://schemas.microsoft.com/office/drawing/2016/5/14/chartex" xmlns:mc="http://schemas.openxmlformats.org/markup-compatibility/2006" xmlns:aink="http://schemas.microsoft.com/office/drawing/2016/ink" xmlns:am3d="http://schemas.microsoft.com/office/drawing/2017/model3d" xmlns:o="urn:schemas-microsoft-com:office:office" xmlns:r="http://schemas.openxmlformats.org/officeDocument/2006/relationships" xmlns:m="http://schemas.openxmlformats.org/officeDocument/2006/math" xmlns:v="urn:schemas-microsoft-com:vml" xmlns:wp14="http://schemas.microsoft.com/office/word/2010/wordprocessingDrawing" xmlns:wp="http://schemas.openxmlformats.org/drawingml/2006/wordprocessingDrawing" xmlns:w10="urn:schemas-microsoft-com:office:word" xmlns:w="http://schemas.openxmlformats.org/wordprocessingml/2006/main" xmlns:w14="http://schemas.microsoft.com/office/word/2010/wordml" xmlns:w15="http://schemas.microsoft.com/office/word/2012/wordml" xmlns:w16cid="http://schemas.microsoft.com/office/word/2016/wordml/cid" xmlns:w16se="http://schemas.microsoft.com/office/word/2015/wordml/symex" xmlns:wpg="http://schemas.microsoft.com/office/word/2010/wordprocessingGroup" xmlns:wpi="http://schemas.microsoft.com/office/word/2010/wordprocessingInk" xmlns:wne="http://schemas.microsoft.com/office/word/2006/wordml" xmlns:wps="http://schemas.microsoft.com/office/word/2010/wordprocessingShape" mc:Ignorable="w14 w15 w16se w16cid wp14">
+<w:ftr xmlns:wpc="http://schemas.microsoft.com/office/word/2010/wordprocessingCanvas" xmlns:cx="http://schemas.microsoft.com/office/drawing/2014/chartex" xmlns:cx1="http://schemas.microsoft.com/office/drawing/2015/9/8/chartex" xmlns:cx2="http://schemas.microsoft.com/office/drawing/2015/10/21/chartex" xmlns:cx3="http://schemas.microsoft.com/office/drawing/2016/5/9/chartex" xmlns:cx4="http://schemas.microsoft.com/office/drawing/2016/5/10/chartex" xmlns:cx5="http://schemas.microsoft.com/office/drawing/2016/5/11/chartex" xmlns:cx6="http://schemas.microsoft.com/office/drawing/2016/5/12/chartex" xmlns:cx7="http://schemas.microsoft.com/office/drawing/2016/5/13/chartex" xmlns:cx8="http://schemas.microsoft.com/office/drawing/2016/5/14/chartex" xmlns:mc="http://schemas.openxmlformats.org/markup-compatibility/2006" xmlns:aink="http://schemas.microsoft.com/office/drawing/2016/ink" xmlns:am3d="http://schemas.microsoft.com/office/drawing/2017/model3d" xmlns:o="urn:schemas-microsoft-com:office:office" xmlns:oel="http://schemas.microsoft.com/office/2019/extlst" xmlns:r="http://schemas.openxmlformats.org/officeDocument/2006/relationships" xmlns:m="http://schemas.openxmlformats.org/officeDocument/2006/math" xmlns:v="urn:schemas-microsoft-com:vml" xmlns:wp14="http://schemas.microsoft.com/office/word/2010/wordprocessingDrawing" xmlns:wp="http://schemas.openxmlformats.org/drawingml/2006/wordprocessingDrawing" xmlns:w10="urn:schemas-microsoft-com:office:word" xmlns:w="http://schemas.openxmlformats.org/wordprocessingml/2006/main" xmlns:w14="http://schemas.microsoft.com/office/word/2010/wordml" xmlns:w15="http://schemas.microsoft.com/office/word/2012/wordml" xmlns:w16cex="http://schemas.microsoft.com/office/word/2018/wordml/cex" xmlns:w16cid="http://schemas.microsoft.com/office/word/2016/wordml/cid" xmlns:w16="http://schemas.microsoft.com/office/word/2018/wordml" xmlns:w16du="http://schemas.microsoft.com/office/word/2023/wordml/word16du" xmlns:w16sdtdh="http://schemas.microsoft.com/office/word/2020/wordml/sdtdatahash" xmlns:w16sdtfl="http://schemas.microsoft.com/office/word/2024/wordml/sdtformatlock" xmlns:w16se="http://schemas.microsoft.com/office/word/2015/wordml/symex" xmlns:wpg="http://schemas.microsoft.com/office/word/2010/wordprocessingGroup" xmlns:wpi="http://schemas.microsoft.com/office/word/2010/wordprocessingInk" xmlns:wne="http://schemas.microsoft.com/office/word/2006/wordml" xmlns:wps="http://schemas.microsoft.com/office/word/2010/wordprocessingShape" mc:Ignorable="w14 w15 w16se w16cid w16 w16cex w16sdtdh w16sdtfl w16du wp14">
   <w:sdt>
     <w:sdtPr>
       <w:id w:val="14532529"/>
@@ -7512,7 +7288,6 @@
         <w:docPartUnique/>
       </w:docPartObj>
     </w:sdtPr>
-    <w:sdtEndPr/>
     <w:sdtContent>
       <w:p>
         <w:pPr>
@@ -7552,7 +7327,7 @@
 </file>
 
 <file path=word/footnotes.xml><?xml version="1.0" encoding="utf-8"?>
-<w:footnotes xmlns:wpc="http://schemas.microsoft.com/office/word/2010/wordprocessingCanvas" xmlns:cx="http://schemas.microsoft.com/office/drawing/2014/chartex" xmlns:cx1="http://schemas.microsoft.com/office/drawing/2015/9/8/chartex" xmlns:cx2="http://schemas.microsoft.com/office/drawing/2015/10/21/chartex" xmlns:cx3="http://schemas.microsoft.com/office/drawing/2016/5/9/chartex" xmlns:cx4="http://schemas.microsoft.com/office/drawing/2016/5/10/chartex" xmlns:cx5="http://schemas.microsoft.com/office/drawing/2016/5/11/chartex" xmlns:cx6="http://schemas.microsoft.com/office/drawing/2016/5/12/chartex" xmlns:cx7="http://schemas.microsoft.com/office/drawing/2016/5/13/chartex" xmlns:cx8="http://schemas.microsoft.com/office/drawing/2016/5/14/chartex" xmlns:mc="http://schemas.openxmlformats.org/markup-compatibility/2006" xmlns:aink="http://schemas.microsoft.com/office/drawing/2016/ink" xmlns:am3d="http://schemas.microsoft.com/office/drawing/2017/model3d" xmlns:o="urn:schemas-microsoft-com:office:office" xmlns:r="http://schemas.openxmlformats.org/officeDocument/2006/relationships" xmlns:m="http://schemas.openxmlformats.org/officeDocument/2006/math" xmlns:v="urn:schemas-microsoft-com:vml" xmlns:wp14="http://schemas.microsoft.com/office/word/2010/wordprocessingDrawing" xmlns:wp="http://schemas.openxmlformats.org/drawingml/2006/wordprocessingDrawing" xmlns:w10="urn:schemas-microsoft-com:office:word" xmlns:w="http://schemas.openxmlformats.org/wordprocessingml/2006/main" xmlns:w14="http://schemas.microsoft.com/office/word/2010/wordml" xmlns:w15="http://schemas.microsoft.com/office/word/2012/wordml" xmlns:w16cid="http://schemas.microsoft.com/office/word/2016/wordml/cid" xmlns:w16se="http://schemas.microsoft.com/office/word/2015/wordml/symex" xmlns:wpg="http://schemas.microsoft.com/office/word/2010/wordprocessingGroup" xmlns:wpi="http://schemas.microsoft.com/office/word/2010/wordprocessingInk" xmlns:wne="http://schemas.microsoft.com/office/word/2006/wordml" xmlns:wps="http://schemas.microsoft.com/office/word/2010/wordprocessingShape" mc:Ignorable="w14 w15 w16se w16cid wp14">
+<w:footnotes xmlns:wpc="http://schemas.microsoft.com/office/word/2010/wordprocessingCanvas" xmlns:cx="http://schemas.microsoft.com/office/drawing/2014/chartex" xmlns:cx1="http://schemas.microsoft.com/office/drawing/2015/9/8/chartex" xmlns:cx2="http://schemas.microsoft.com/office/drawing/2015/10/21/chartex" xmlns:cx3="http://schemas.microsoft.com/office/drawing/2016/5/9/chartex" xmlns:cx4="http://schemas.microsoft.com/office/drawing/2016/5/10/chartex" xmlns:cx5="http://schemas.microsoft.com/office/drawing/2016/5/11/chartex" xmlns:cx6="http://schemas.microsoft.com/office/drawing/2016/5/12/chartex" xmlns:cx7="http://schemas.microsoft.com/office/drawing/2016/5/13/chartex" xmlns:cx8="http://schemas.microsoft.com/office/drawing/2016/5/14/chartex" xmlns:mc="http://schemas.openxmlformats.org/markup-compatibility/2006" xmlns:aink="http://schemas.microsoft.com/office/drawing/2016/ink" xmlns:am3d="http://schemas.microsoft.com/office/drawing/2017/model3d" xmlns:o="urn:schemas-microsoft-com:office:office" xmlns:oel="http://schemas.microsoft.com/office/2019/extlst" xmlns:r="http://schemas.openxmlformats.org/officeDocument/2006/relationships" xmlns:m="http://schemas.openxmlformats.org/officeDocument/2006/math" xmlns:v="urn:schemas-microsoft-com:vml" xmlns:wp14="http://schemas.microsoft.com/office/word/2010/wordprocessingDrawing" xmlns:wp="http://schemas.openxmlformats.org/drawingml/2006/wordprocessingDrawing" xmlns:w10="urn:schemas-microsoft-com:office:word" xmlns:w="http://schemas.openxmlformats.org/wordprocessingml/2006/main" xmlns:w14="http://schemas.microsoft.com/office/word/2010/wordml" xmlns:w15="http://schemas.microsoft.com/office/word/2012/wordml" xmlns:w16cex="http://schemas.microsoft.com/office/word/2018/wordml/cex" xmlns:w16cid="http://schemas.microsoft.com/office/word/2016/wordml/cid" xmlns:w16="http://schemas.microsoft.com/office/word/2018/wordml" xmlns:w16du="http://schemas.microsoft.com/office/word/2023/wordml/word16du" xmlns:w16sdtdh="http://schemas.microsoft.com/office/word/2020/wordml/sdtdatahash" xmlns:w16sdtfl="http://schemas.microsoft.com/office/word/2024/wordml/sdtformatlock" xmlns:w16se="http://schemas.microsoft.com/office/word/2015/wordml/symex" xmlns:wpg="http://schemas.microsoft.com/office/word/2010/wordprocessingGroup" xmlns:wpi="http://schemas.microsoft.com/office/word/2010/wordprocessingInk" xmlns:wne="http://schemas.microsoft.com/office/word/2006/wordml" xmlns:wps="http://schemas.microsoft.com/office/word/2010/wordprocessingShape" mc:Ignorable="w14 w15 w16se w16cid w16 w16cex w16sdtdh w16sdtfl w16du wp14">
   <w:footnote w:type="separator" w:id="-1">
     <w:p>
       <w:pPr>
@@ -7577,7 +7352,7 @@
 </file>
 
 <file path=word/header1.xml><?xml version="1.0" encoding="utf-8"?>
-<w:hdr xmlns:wpc="http://schemas.microsoft.com/office/word/2010/wordprocessingCanvas" xmlns:cx="http://schemas.microsoft.com/office/drawing/2014/chartex" xmlns:cx1="http://schemas.microsoft.com/office/drawing/2015/9/8/chartex" xmlns:cx2="http://schemas.microsoft.com/office/drawing/2015/10/21/chartex" xmlns:cx3="http://schemas.microsoft.com/office/drawing/2016/5/9/chartex" xmlns:cx4="http://schemas.microsoft.com/office/drawing/2016/5/10/chartex" xmlns:cx5="http://schemas.microsoft.com/office/drawing/2016/5/11/chartex" xmlns:cx6="http://schemas.microsoft.com/office/drawing/2016/5/12/chartex" xmlns:cx7="http://schemas.microsoft.com/office/drawing/2016/5/13/chartex" xmlns:cx8="http://schemas.microsoft.com/office/drawing/2016/5/14/chartex" xmlns:mc="http://schemas.openxmlformats.org/markup-compatibility/2006" xmlns:aink="http://schemas.microsoft.com/office/drawing/2016/ink" xmlns:am3d="http://schemas.microsoft.com/office/drawing/2017/model3d" xmlns:o="urn:schemas-microsoft-com:office:office" xmlns:r="http://schemas.openxmlformats.org/officeDocument/2006/relationships" xmlns:m="http://schemas.openxmlformats.org/officeDocument/2006/math" xmlns:v="urn:schemas-microsoft-com:vml" xmlns:wp14="http://schemas.microsoft.com/office/word/2010/wordprocessingDrawing" xmlns:wp="http://schemas.openxmlformats.org/drawingml/2006/wordprocessingDrawing" xmlns:w10="urn:schemas-microsoft-com:office:word" xmlns:w="http://schemas.openxmlformats.org/wordprocessingml/2006/main" xmlns:w14="http://schemas.microsoft.com/office/word/2010/wordml" xmlns:w15="http://schemas.microsoft.com/office/word/2012/wordml" xmlns:w16cid="http://schemas.microsoft.com/office/word/2016/wordml/cid" xmlns:w16se="http://schemas.microsoft.com/office/word/2015/wordml/symex" xmlns:wpg="http://schemas.microsoft.com/office/word/2010/wordprocessingGroup" xmlns:wpi="http://schemas.microsoft.com/office/word/2010/wordprocessingInk" xmlns:wne="http://schemas.microsoft.com/office/word/2006/wordml" xmlns:wps="http://schemas.microsoft.com/office/word/2010/wordprocessingShape" mc:Ignorable="w14 w15 w16se w16cid wp14">
+<w:hdr xmlns:wpc="http://schemas.microsoft.com/office/word/2010/wordprocessingCanvas" xmlns:cx="http://schemas.microsoft.com/office/drawing/2014/chartex" xmlns:cx1="http://schemas.microsoft.com/office/drawing/2015/9/8/chartex" xmlns:cx2="http://schemas.microsoft.com/office/drawing/2015/10/21/chartex" xmlns:cx3="http://schemas.microsoft.com/office/drawing/2016/5/9/chartex" xmlns:cx4="http://schemas.microsoft.com/office/drawing/2016/5/10/chartex" xmlns:cx5="http://schemas.microsoft.com/office/drawing/2016/5/11/chartex" xmlns:cx6="http://schemas.microsoft.com/office/drawing/2016/5/12/chartex" xmlns:cx7="http://schemas.microsoft.com/office/drawing/2016/5/13/chartex" xmlns:cx8="http://schemas.microsoft.com/office/drawing/2016/5/14/chartex" xmlns:mc="http://schemas.openxmlformats.org/markup-compatibility/2006" xmlns:aink="http://schemas.microsoft.com/office/drawing/2016/ink" xmlns:am3d="http://schemas.microsoft.com/office/drawing/2017/model3d" xmlns:o="urn:schemas-microsoft-com:office:office" xmlns:oel="http://schemas.microsoft.com/office/2019/extlst" xmlns:r="http://schemas.openxmlformats.org/officeDocument/2006/relationships" xmlns:m="http://schemas.openxmlformats.org/officeDocument/2006/math" xmlns:v="urn:schemas-microsoft-com:vml" xmlns:wp14="http://schemas.microsoft.com/office/word/2010/wordprocessingDrawing" xmlns:wp="http://schemas.openxmlformats.org/drawingml/2006/wordprocessingDrawing" xmlns:w10="urn:schemas-microsoft-com:office:word" xmlns:w="http://schemas.openxmlformats.org/wordprocessingml/2006/main" xmlns:w14="http://schemas.microsoft.com/office/word/2010/wordml" xmlns:w15="http://schemas.microsoft.com/office/word/2012/wordml" xmlns:w16cex="http://schemas.microsoft.com/office/word/2018/wordml/cex" xmlns:w16cid="http://schemas.microsoft.com/office/word/2016/wordml/cid" xmlns:w16="http://schemas.microsoft.com/office/word/2018/wordml" xmlns:w16du="http://schemas.microsoft.com/office/word/2023/wordml/word16du" xmlns:w16sdtdh="http://schemas.microsoft.com/office/word/2020/wordml/sdtdatahash" xmlns:w16sdtfl="http://schemas.microsoft.com/office/word/2024/wordml/sdtformatlock" xmlns:w16se="http://schemas.microsoft.com/office/word/2015/wordml/symex" xmlns:wpg="http://schemas.microsoft.com/office/word/2010/wordprocessingGroup" xmlns:wpi="http://schemas.microsoft.com/office/word/2010/wordprocessingInk" xmlns:wne="http://schemas.microsoft.com/office/word/2006/wordml" xmlns:wps="http://schemas.microsoft.com/office/word/2010/wordprocessingShape" mc:Ignorable="w14 w15 w16se w16cid w16 w16cex w16sdtdh w16sdtfl w16du wp14">
   <w:p>
     <w:pPr>
       <w:pStyle w:val="Encabezado"/>
@@ -7607,7 +7382,7 @@
         <w:lang w:val="es-CL" w:eastAsia="es-CL"/>
       </w:rPr>
       <w:drawing>
-        <wp:anchor distT="0" distB="0" distL="114300" distR="114300" simplePos="0" relativeHeight="251659264" behindDoc="0" locked="0" layoutInCell="1" allowOverlap="1">
+        <wp:anchor distT="0" distB="0" distL="114300" distR="114300" simplePos="0" relativeHeight="251659264" behindDoc="0" locked="0" layoutInCell="1" allowOverlap="1" wp14:anchorId="3FBEC2BA" wp14:editId="14412746">
           <wp:simplePos x="0" y="0"/>
           <wp:positionH relativeFrom="column">
             <wp:posOffset>131977</wp:posOffset>
@@ -7673,7 +7448,7 @@
 </file>
 
 <file path=word/numbering.xml><?xml version="1.0" encoding="utf-8"?>
-<w:numbering xmlns:wpc="http://schemas.microsoft.com/office/word/2010/wordprocessingCanvas" xmlns:cx="http://schemas.microsoft.com/office/drawing/2014/chartex" xmlns:cx1="http://schemas.microsoft.com/office/drawing/2015/9/8/chartex" xmlns:cx2="http://schemas.microsoft.com/office/drawing/2015/10/21/chartex" xmlns:cx3="http://schemas.microsoft.com/office/drawing/2016/5/9/chartex" xmlns:cx4="http://schemas.microsoft.com/office/drawing/2016/5/10/chartex" xmlns:cx5="http://schemas.microsoft.com/office/drawing/2016/5/11/chartex" xmlns:cx6="http://schemas.microsoft.com/office/drawing/2016/5/12/chartex" xmlns:cx7="http://schemas.microsoft.com/office/drawing/2016/5/13/chartex" xmlns:cx8="http://schemas.microsoft.com/office/drawing/2016/5/14/chartex" xmlns:mc="http://schemas.openxmlformats.org/markup-compatibility/2006" xmlns:aink="http://schemas.microsoft.com/office/drawing/2016/ink" xmlns:am3d="http://schemas.microsoft.com/office/drawing/2017/model3d" xmlns:o="urn:schemas-microsoft-com:office:office" xmlns:r="http://schemas.openxmlformats.org/officeDocument/2006/relationships" xmlns:m="http://schemas.openxmlformats.org/officeDocument/2006/math" xmlns:v="urn:schemas-microsoft-com:vml" xmlns:wp14="http://schemas.microsoft.com/office/word/2010/wordprocessingDrawing" xmlns:wp="http://schemas.openxmlformats.org/drawingml/2006/wordprocessingDrawing" xmlns:w10="urn:schemas-microsoft-com:office:word" xmlns:w="http://schemas.openxmlformats.org/wordprocessingml/2006/main" xmlns:w14="http://schemas.microsoft.com/office/word/2010/wordml" xmlns:w15="http://schemas.microsoft.com/office/word/2012/wordml" xmlns:w16cid="http://schemas.microsoft.com/office/word/2016/wordml/cid" xmlns:w16se="http://schemas.microsoft.com/office/word/2015/wordml/symex" xmlns:wpg="http://schemas.microsoft.com/office/word/2010/wordprocessingGroup" xmlns:wpi="http://schemas.microsoft.com/office/word/2010/wordprocessingInk" xmlns:wne="http://schemas.microsoft.com/office/word/2006/wordml" xmlns:wps="http://schemas.microsoft.com/office/word/2010/wordprocessingShape" mc:Ignorable="w14 w15 w16se w16cid wp14">
+<w:numbering xmlns:wpc="http://schemas.microsoft.com/office/word/2010/wordprocessingCanvas" xmlns:cx="http://schemas.microsoft.com/office/drawing/2014/chartex" xmlns:cx1="http://schemas.microsoft.com/office/drawing/2015/9/8/chartex" xmlns:cx2="http://schemas.microsoft.com/office/drawing/2015/10/21/chartex" xmlns:cx3="http://schemas.microsoft.com/office/drawing/2016/5/9/chartex" xmlns:cx4="http://schemas.microsoft.com/office/drawing/2016/5/10/chartex" xmlns:cx5="http://schemas.microsoft.com/office/drawing/2016/5/11/chartex" xmlns:cx6="http://schemas.microsoft.com/office/drawing/2016/5/12/chartex" xmlns:cx7="http://schemas.microsoft.com/office/drawing/2016/5/13/chartex" xmlns:cx8="http://schemas.microsoft.com/office/drawing/2016/5/14/chartex" xmlns:mc="http://schemas.openxmlformats.org/markup-compatibility/2006" xmlns:aink="http://schemas.microsoft.com/office/drawing/2016/ink" xmlns:am3d="http://schemas.microsoft.com/office/drawing/2017/model3d" xmlns:o="urn:schemas-microsoft-com:office:office" xmlns:oel="http://schemas.microsoft.com/office/2019/extlst" xmlns:r="http://schemas.openxmlformats.org/officeDocument/2006/relationships" xmlns:m="http://schemas.openxmlformats.org/officeDocument/2006/math" xmlns:v="urn:schemas-microsoft-com:vml" xmlns:wp14="http://schemas.microsoft.com/office/word/2010/wordprocessingDrawing" xmlns:wp="http://schemas.openxmlformats.org/drawingml/2006/wordprocessingDrawing" xmlns:w10="urn:schemas-microsoft-com:office:word" xmlns:w="http://schemas.openxmlformats.org/wordprocessingml/2006/main" xmlns:w14="http://schemas.microsoft.com/office/word/2010/wordml" xmlns:w15="http://schemas.microsoft.com/office/word/2012/wordml" xmlns:w16cex="http://schemas.microsoft.com/office/word/2018/wordml/cex" xmlns:w16cid="http://schemas.microsoft.com/office/word/2016/wordml/cid" xmlns:w16="http://schemas.microsoft.com/office/word/2018/wordml" xmlns:w16du="http://schemas.microsoft.com/office/word/2023/wordml/word16du" xmlns:w16sdtdh="http://schemas.microsoft.com/office/word/2020/wordml/sdtdatahash" xmlns:w16sdtfl="http://schemas.microsoft.com/office/word/2024/wordml/sdtformatlock" xmlns:w16se="http://schemas.microsoft.com/office/word/2015/wordml/symex" xmlns:wpg="http://schemas.microsoft.com/office/word/2010/wordprocessingGroup" xmlns:wpi="http://schemas.microsoft.com/office/word/2010/wordprocessingInk" xmlns:wne="http://schemas.microsoft.com/office/word/2006/wordml" xmlns:wps="http://schemas.microsoft.com/office/word/2010/wordprocessingShape" mc:Ignorable="w14 w15 w16se w16cid w16 w16cex w16sdtdh w16sdtfl w16du wp14">
   <w:abstractNum w:abstractNumId="0" w15:restartNumberingAfterBreak="0">
     <w:nsid w:val="042A6B37"/>
     <w:multiLevelType w:val="hybridMultilevel"/>
@@ -8725,41 +8500,41 @@
       </w:rPr>
     </w:lvl>
   </w:abstractNum>
-  <w:num w:numId="1">
+  <w:num w:numId="1" w16cid:durableId="1969358791">
     <w:abstractNumId w:val="0"/>
   </w:num>
-  <w:num w:numId="2">
+  <w:num w:numId="2" w16cid:durableId="295379072">
     <w:abstractNumId w:val="6"/>
   </w:num>
-  <w:num w:numId="3">
+  <w:num w:numId="3" w16cid:durableId="2075423362">
     <w:abstractNumId w:val="1"/>
   </w:num>
-  <w:num w:numId="4">
+  <w:num w:numId="4" w16cid:durableId="976884081">
     <w:abstractNumId w:val="8"/>
   </w:num>
-  <w:num w:numId="5">
+  <w:num w:numId="5" w16cid:durableId="2008971441">
     <w:abstractNumId w:val="9"/>
   </w:num>
-  <w:num w:numId="6">
+  <w:num w:numId="6" w16cid:durableId="1755054810">
     <w:abstractNumId w:val="2"/>
   </w:num>
-  <w:num w:numId="7">
+  <w:num w:numId="7" w16cid:durableId="1720325154">
     <w:abstractNumId w:val="5"/>
   </w:num>
-  <w:num w:numId="8">
+  <w:num w:numId="8" w16cid:durableId="894585840">
     <w:abstractNumId w:val="7"/>
   </w:num>
-  <w:num w:numId="9">
+  <w:num w:numId="9" w16cid:durableId="637615687">
     <w:abstractNumId w:val="4"/>
   </w:num>
-  <w:num w:numId="10">
+  <w:num w:numId="10" w16cid:durableId="2012373296">
     <w:abstractNumId w:val="3"/>
   </w:num>
 </w:numbering>
 </file>
 
 <file path=word/styles.xml><?xml version="1.0" encoding="utf-8"?>
-<w:styles xmlns:mc="http://schemas.openxmlformats.org/markup-compatibility/2006" xmlns:r="http://schemas.openxmlformats.org/officeDocument/2006/relationships" xmlns:w="http://schemas.openxmlformats.org/wordprocessingml/2006/main" xmlns:w14="http://schemas.microsoft.com/office/word/2010/wordml" xmlns:w15="http://schemas.microsoft.com/office/word/2012/wordml" xmlns:w16cid="http://schemas.microsoft.com/office/word/2016/wordml/cid" xmlns:w16se="http://schemas.microsoft.com/office/word/2015/wordml/symex" mc:Ignorable="w14 w15 w16se w16cid">
+<w:styles xmlns:mc="http://schemas.openxmlformats.org/markup-compatibility/2006" xmlns:r="http://schemas.openxmlformats.org/officeDocument/2006/relationships" xmlns:w="http://schemas.openxmlformats.org/wordprocessingml/2006/main" xmlns:w14="http://schemas.microsoft.com/office/word/2010/wordml" xmlns:w15="http://schemas.microsoft.com/office/word/2012/wordml" xmlns:w16cex="http://schemas.microsoft.com/office/word/2018/wordml/cex" xmlns:w16cid="http://schemas.microsoft.com/office/word/2016/wordml/cid" xmlns:w16="http://schemas.microsoft.com/office/word/2018/wordml" xmlns:w16du="http://schemas.microsoft.com/office/word/2023/wordml/word16du" xmlns:w16sdtdh="http://schemas.microsoft.com/office/word/2020/wordml/sdtdatahash" xmlns:w16sdtfl="http://schemas.microsoft.com/office/word/2024/wordml/sdtformatlock" xmlns:w16se="http://schemas.microsoft.com/office/word/2015/wordml/symex" mc:Ignorable="w14 w15 w16se w16cid w16 w16cex w16sdtdh w16sdtfl w16du">
   <w:docDefaults>
     <w:rPrDefault>
       <w:rPr>
@@ -8775,7 +8550,7 @@
       </w:pPr>
     </w:pPrDefault>
   </w:docDefaults>
-  <w:latentStyles w:defLockedState="0" w:defUIPriority="99" w:defSemiHidden="0" w:defUnhideWhenUsed="0" w:defQFormat="0" w:count="377">
+  <w:latentStyles w:defLockedState="0" w:defUIPriority="99" w:defSemiHidden="0" w:defUnhideWhenUsed="0" w:defQFormat="0" w:count="376">
     <w:lsdException w:name="Normal" w:uiPriority="0" w:qFormat="1"/>
     <w:lsdException w:name="heading 1" w:uiPriority="0" w:qFormat="1"/>
     <w:lsdException w:name="heading 2" w:semiHidden="1" w:uiPriority="0" w:unhideWhenUsed="1" w:qFormat="1"/>
@@ -8923,8 +8698,11 @@
     <w:lsdException w:name="Table 3D effects 3" w:semiHidden="1" w:unhideWhenUsed="1"/>
     <w:lsdException w:name="Table Contemporary" w:semiHidden="1" w:unhideWhenUsed="1"/>
     <w:lsdException w:name="Table Elegant" w:semiHidden="1" w:unhideWhenUsed="1"/>
+    <w:lsdException w:name="Table Professional" w:semiHidden="1" w:unhideWhenUsed="1"/>
     <w:lsdException w:name="Table Subtle 1" w:semiHidden="1" w:unhideWhenUsed="1"/>
     <w:lsdException w:name="Table Subtle 2" w:semiHidden="1" w:unhideWhenUsed="1"/>
+    <w:lsdException w:name="Table Web 1" w:semiHidden="1" w:unhideWhenUsed="1"/>
+    <w:lsdException w:name="Table Web 2" w:semiHidden="1" w:unhideWhenUsed="1"/>
     <w:lsdException w:name="Table Web 3" w:semiHidden="1" w:unhideWhenUsed="1"/>
     <w:lsdException w:name="Balloon Text" w:semiHidden="1" w:unhideWhenUsed="1"/>
     <w:lsdException w:name="Table Grid" w:uiPriority="59"/>
@@ -9149,7 +8927,6 @@
     <w:lsdException w:name="Hashtag" w:semiHidden="1" w:unhideWhenUsed="1"/>
     <w:lsdException w:name="Unresolved Mention" w:semiHidden="1" w:unhideWhenUsed="1"/>
     <w:lsdException w:name="Smart Link" w:semiHidden="1" w:unhideWhenUsed="1"/>
-    <w:lsdException w:name="Smart Link Error" w:semiHidden="1" w:unhideWhenUsed="1"/>
   </w:latentStyles>
   <w:style w:type="paragraph" w:default="1" w:styleId="Normal">
     <w:name w:val="Normal"/>
@@ -9229,7 +9006,6 @@
   <w:style w:type="character" w:default="1" w:styleId="Fuentedeprrafopredeter">
     <w:name w:val="Default Paragraph Font"/>
     <w:uiPriority w:val="1"/>
-    <w:semiHidden/>
     <w:unhideWhenUsed/>
   </w:style>
   <w:style w:type="table" w:default="1" w:styleId="Tablanormal">
@@ -9660,7 +9436,7 @@
 </file>
 
 <file path=word/glossary/document.xml><?xml version="1.0" encoding="utf-8"?>
-<w:glossaryDocument xmlns:wpc="http://schemas.microsoft.com/office/word/2010/wordprocessingCanvas" xmlns:cx="http://schemas.microsoft.com/office/drawing/2014/chartex" xmlns:cx1="http://schemas.microsoft.com/office/drawing/2015/9/8/chartex" xmlns:cx2="http://schemas.microsoft.com/office/drawing/2015/10/21/chartex" xmlns:cx3="http://schemas.microsoft.com/office/drawing/2016/5/9/chartex" xmlns:cx4="http://schemas.microsoft.com/office/drawing/2016/5/10/chartex" xmlns:cx5="http://schemas.microsoft.com/office/drawing/2016/5/11/chartex" xmlns:cx6="http://schemas.microsoft.com/office/drawing/2016/5/12/chartex" xmlns:cx7="http://schemas.microsoft.com/office/drawing/2016/5/13/chartex" xmlns:cx8="http://schemas.microsoft.com/office/drawing/2016/5/14/chartex" xmlns:mc="http://schemas.openxmlformats.org/markup-compatibility/2006" xmlns:aink="http://schemas.microsoft.com/office/drawing/2016/ink" xmlns:am3d="http://schemas.microsoft.com/office/drawing/2017/model3d" xmlns:o="urn:schemas-microsoft-com:office:office" xmlns:r="http://schemas.openxmlformats.org/officeDocument/2006/relationships" xmlns:m="http://schemas.openxmlformats.org/officeDocument/2006/math" xmlns:v="urn:schemas-microsoft-com:vml" xmlns:wp14="http://schemas.microsoft.com/office/word/2010/wordprocessingDrawing" xmlns:wp="http://schemas.openxmlformats.org/drawingml/2006/wordprocessingDrawing" xmlns:w10="urn:schemas-microsoft-com:office:word" xmlns:w="http://schemas.openxmlformats.org/wordprocessingml/2006/main" xmlns:w14="http://schemas.microsoft.com/office/word/2010/wordml" xmlns:w15="http://schemas.microsoft.com/office/word/2012/wordml" xmlns:w16cid="http://schemas.microsoft.com/office/word/2016/wordml/cid" xmlns:w16se="http://schemas.microsoft.com/office/word/2015/wordml/symex" xmlns:wpg="http://schemas.microsoft.com/office/word/2010/wordprocessingGroup" xmlns:wpi="http://schemas.microsoft.com/office/word/2010/wordprocessingInk" xmlns:wne="http://schemas.microsoft.com/office/word/2006/wordml" xmlns:wps="http://schemas.microsoft.com/office/word/2010/wordprocessingShape" mc:Ignorable="w14 w15 w16se w16cid wp14">
+<w:glossaryDocument xmlns:wpc="http://schemas.microsoft.com/office/word/2010/wordprocessingCanvas" xmlns:cx="http://schemas.microsoft.com/office/drawing/2014/chartex" xmlns:cx1="http://schemas.microsoft.com/office/drawing/2015/9/8/chartex" xmlns:cx2="http://schemas.microsoft.com/office/drawing/2015/10/21/chartex" xmlns:cx3="http://schemas.microsoft.com/office/drawing/2016/5/9/chartex" xmlns:cx4="http://schemas.microsoft.com/office/drawing/2016/5/10/chartex" xmlns:cx5="http://schemas.microsoft.com/office/drawing/2016/5/11/chartex" xmlns:cx6="http://schemas.microsoft.com/office/drawing/2016/5/12/chartex" xmlns:cx7="http://schemas.microsoft.com/office/drawing/2016/5/13/chartex" xmlns:cx8="http://schemas.microsoft.com/office/drawing/2016/5/14/chartex" xmlns:mc="http://schemas.openxmlformats.org/markup-compatibility/2006" xmlns:aink="http://schemas.microsoft.com/office/drawing/2016/ink" xmlns:am3d="http://schemas.microsoft.com/office/drawing/2017/model3d" xmlns:o="urn:schemas-microsoft-com:office:office" xmlns:oel="http://schemas.microsoft.com/office/2019/extlst" xmlns:r="http://schemas.openxmlformats.org/officeDocument/2006/relationships" xmlns:m="http://schemas.openxmlformats.org/officeDocument/2006/math" xmlns:v="urn:schemas-microsoft-com:vml" xmlns:wp14="http://schemas.microsoft.com/office/word/2010/wordprocessingDrawing" xmlns:wp="http://schemas.openxmlformats.org/drawingml/2006/wordprocessingDrawing" xmlns:w10="urn:schemas-microsoft-com:office:word" xmlns:w="http://schemas.openxmlformats.org/wordprocessingml/2006/main" xmlns:w14="http://schemas.microsoft.com/office/word/2010/wordml" xmlns:w15="http://schemas.microsoft.com/office/word/2012/wordml" xmlns:w16cex="http://schemas.microsoft.com/office/word/2018/wordml/cex" xmlns:w16cid="http://schemas.microsoft.com/office/word/2016/wordml/cid" xmlns:w16="http://schemas.microsoft.com/office/word/2018/wordml" xmlns:w16du="http://schemas.microsoft.com/office/word/2023/wordml/word16du" xmlns:w16sdtdh="http://schemas.microsoft.com/office/word/2020/wordml/sdtdatahash" xmlns:w16sdtfl="http://schemas.microsoft.com/office/word/2024/wordml/sdtformatlock" xmlns:w16se="http://schemas.microsoft.com/office/word/2015/wordml/symex" xmlns:wpg="http://schemas.microsoft.com/office/word/2010/wordprocessingGroup" xmlns:wpi="http://schemas.microsoft.com/office/word/2010/wordprocessingInk" xmlns:wne="http://schemas.microsoft.com/office/word/2006/wordml" xmlns:wps="http://schemas.microsoft.com/office/word/2010/wordprocessingShape" mc:Ignorable="w14 w15 w16se w16cid w16 w16cex w16sdtdh w16sdtfl w16du wp14">
   <w:docParts>
     <w:docPart>
       <w:docPartPr>
@@ -9730,7 +9506,7 @@
 </file>
 
 <file path=word/glossary/fontTable.xml><?xml version="1.0" encoding="utf-8"?>
-<w:fonts xmlns:mc="http://schemas.openxmlformats.org/markup-compatibility/2006" xmlns:r="http://schemas.openxmlformats.org/officeDocument/2006/relationships" xmlns:w="http://schemas.openxmlformats.org/wordprocessingml/2006/main" xmlns:w14="http://schemas.microsoft.com/office/word/2010/wordml" xmlns:w15="http://schemas.microsoft.com/office/word/2012/wordml" xmlns:w16cid="http://schemas.microsoft.com/office/word/2016/wordml/cid" xmlns:w16se="http://schemas.microsoft.com/office/word/2015/wordml/symex" mc:Ignorable="w14 w15 w16se w16cid">
+<w:fonts xmlns:mc="http://schemas.openxmlformats.org/markup-compatibility/2006" xmlns:r="http://schemas.openxmlformats.org/officeDocument/2006/relationships" xmlns:w="http://schemas.openxmlformats.org/wordprocessingml/2006/main" xmlns:w14="http://schemas.microsoft.com/office/word/2010/wordml" xmlns:w15="http://schemas.microsoft.com/office/word/2012/wordml" xmlns:w16cex="http://schemas.microsoft.com/office/word/2018/wordml/cex" xmlns:w16cid="http://schemas.microsoft.com/office/word/2016/wordml/cid" xmlns:w16="http://schemas.microsoft.com/office/word/2018/wordml" xmlns:w16du="http://schemas.microsoft.com/office/word/2023/wordml/word16du" xmlns:w16sdtdh="http://schemas.microsoft.com/office/word/2020/wordml/sdtdatahash" xmlns:w16sdtfl="http://schemas.microsoft.com/office/word/2024/wordml/sdtformatlock" xmlns:w16se="http://schemas.microsoft.com/office/word/2015/wordml/symex" mc:Ignorable="w14 w15 w16se w16cid w16 w16cex w16sdtdh w16sdtfl w16du">
   <w:font w:name="Times New Roman">
     <w:panose1 w:val="02020603050405020304"/>
     <w:charset w:val="00"/>
@@ -9764,7 +9540,7 @@
     <w:charset w:val="00"/>
     <w:family w:val="swiss"/>
     <w:pitch w:val="variable"/>
-    <w:sig w:usb0="E4002EFF" w:usb1="C000247B" w:usb2="00000009" w:usb3="00000000" w:csb0="000001FF" w:csb1="00000000"/>
+    <w:sig w:usb0="E4002EFF" w:usb1="C200247B" w:usb2="00000009" w:usb3="00000000" w:csb0="000001FF" w:csb1="00000000"/>
   </w:font>
   <w:font w:name="Cambria">
     <w:panose1 w:val="02040503050406030204"/>
@@ -9787,18 +9563,23 @@
     <w:pitch w:val="variable"/>
     <w:sig w:usb0="E1002EFF" w:usb1="C000605B" w:usb2="00000029" w:usb3="00000000" w:csb0="000101FF" w:csb1="00000000"/>
   </w:font>
-  <w:font w:name="Calibri Light">
-    <w:panose1 w:val="020F0302020204030204"/>
+  <w:font w:name="Aptos">
     <w:charset w:val="00"/>
     <w:family w:val="swiss"/>
     <w:pitch w:val="variable"/>
-    <w:sig w:usb0="E4002EFF" w:usb1="C000247B" w:usb2="00000009" w:usb3="00000000" w:csb0="000001FF" w:csb1="00000000"/>
+    <w:sig w:usb0="20000287" w:usb1="00000003" w:usb2="00000000" w:usb3="00000000" w:csb0="0000019F" w:csb1="00000000"/>
+  </w:font>
+  <w:font w:name="Aptos Display">
+    <w:charset w:val="00"/>
+    <w:family w:val="swiss"/>
+    <w:pitch w:val="variable"/>
+    <w:sig w:usb0="20000287" w:usb1="00000003" w:usb2="00000000" w:usb3="00000000" w:csb0="0000019F" w:csb1="00000000"/>
   </w:font>
 </w:fonts>
 </file>
 
 <file path=word/glossary/settings.xml><?xml version="1.0" encoding="utf-8"?>
-<w:settings xmlns:mc="http://schemas.openxmlformats.org/markup-compatibility/2006" xmlns:o="urn:schemas-microsoft-com:office:office" xmlns:r="http://schemas.openxmlformats.org/officeDocument/2006/relationships" xmlns:m="http://schemas.openxmlformats.org/officeDocument/2006/math" xmlns:v="urn:schemas-microsoft-com:vml" xmlns:w10="urn:schemas-microsoft-com:office:word" xmlns:w="http://schemas.openxmlformats.org/wordprocessingml/2006/main" xmlns:w14="http://schemas.microsoft.com/office/word/2010/wordml" xmlns:w15="http://schemas.microsoft.com/office/word/2012/wordml" xmlns:w16cid="http://schemas.microsoft.com/office/word/2016/wordml/cid" xmlns:w16se="http://schemas.microsoft.com/office/word/2015/wordml/symex" xmlns:sl="http://schemas.openxmlformats.org/schemaLibrary/2006/main" mc:Ignorable="w14 w15 w16se w16cid">
+<w:settings xmlns:mc="http://schemas.openxmlformats.org/markup-compatibility/2006" xmlns:o="urn:schemas-microsoft-com:office:office" xmlns:r="http://schemas.openxmlformats.org/officeDocument/2006/relationships" xmlns:m="http://schemas.openxmlformats.org/officeDocument/2006/math" xmlns:v="urn:schemas-microsoft-com:vml" xmlns:w10="urn:schemas-microsoft-com:office:word" xmlns:w="http://schemas.openxmlformats.org/wordprocessingml/2006/main" xmlns:w14="http://schemas.microsoft.com/office/word/2010/wordml" xmlns:w15="http://schemas.microsoft.com/office/word/2012/wordml" xmlns:w16cex="http://schemas.microsoft.com/office/word/2018/wordml/cex" xmlns:w16cid="http://schemas.microsoft.com/office/word/2016/wordml/cid" xmlns:w16="http://schemas.microsoft.com/office/word/2018/wordml" xmlns:w16du="http://schemas.microsoft.com/office/word/2023/wordml/word16du" xmlns:w16sdtdh="http://schemas.microsoft.com/office/word/2020/wordml/sdtdatahash" xmlns:w16sdtfl="http://schemas.microsoft.com/office/word/2024/wordml/sdtformatlock" xmlns:w16se="http://schemas.microsoft.com/office/word/2015/wordml/symex" xmlns:sl="http://schemas.openxmlformats.org/schemaLibrary/2006/main" mc:Ignorable="w14 w15 w16se w16cid w16 w16cex w16sdtdh w16sdtfl w16du">
   <w:view w:val="normal"/>
   <w:defaultTabStop w:val="708"/>
   <w:hyphenationZone w:val="425"/>
@@ -9815,6 +9596,8 @@
     <w:rsid w:val="005563F6"/>
     <w:rsid w:val="0057410B"/>
     <w:rsid w:val="00595623"/>
+    <w:rsid w:val="005C3293"/>
+    <w:rsid w:val="007975E2"/>
     <w:rsid w:val="00960213"/>
     <w:rsid w:val="00A02707"/>
     <w:rsid w:val="00BD2436"/>
@@ -9844,7 +9627,7 @@
 </file>
 
 <file path=word/glossary/styles.xml><?xml version="1.0" encoding="utf-8"?>
-<w:styles xmlns:mc="http://schemas.openxmlformats.org/markup-compatibility/2006" xmlns:r="http://schemas.openxmlformats.org/officeDocument/2006/relationships" xmlns:w="http://schemas.openxmlformats.org/wordprocessingml/2006/main" xmlns:w14="http://schemas.microsoft.com/office/word/2010/wordml" xmlns:w15="http://schemas.microsoft.com/office/word/2012/wordml" xmlns:w16cid="http://schemas.microsoft.com/office/word/2016/wordml/cid" xmlns:w16se="http://schemas.microsoft.com/office/word/2015/wordml/symex" mc:Ignorable="w14 w15 w16se w16cid">
+<w:styles xmlns:mc="http://schemas.openxmlformats.org/markup-compatibility/2006" xmlns:r="http://schemas.openxmlformats.org/officeDocument/2006/relationships" xmlns:w="http://schemas.openxmlformats.org/wordprocessingml/2006/main" xmlns:w14="http://schemas.microsoft.com/office/word/2010/wordml" xmlns:w15="http://schemas.microsoft.com/office/word/2012/wordml" xmlns:w16cex="http://schemas.microsoft.com/office/word/2018/wordml/cex" xmlns:w16cid="http://schemas.microsoft.com/office/word/2016/wordml/cid" xmlns:w16="http://schemas.microsoft.com/office/word/2018/wordml" xmlns:w16du="http://schemas.microsoft.com/office/word/2023/wordml/word16du" xmlns:w16sdtdh="http://schemas.microsoft.com/office/word/2020/wordml/sdtdatahash" xmlns:w16sdtfl="http://schemas.microsoft.com/office/word/2024/wordml/sdtformatlock" xmlns:w16se="http://schemas.microsoft.com/office/word/2015/wordml/symex" mc:Ignorable="w14 w15 w16se w16cid w16 w16cex w16sdtdh w16sdtfl w16du">
   <w:docDefaults>
     <w:rPrDefault>
       <w:rPr>
@@ -9860,7 +9643,7 @@
       </w:pPr>
     </w:pPrDefault>
   </w:docDefaults>
-  <w:latentStyles w:defLockedState="0" w:defUIPriority="99" w:defSemiHidden="0" w:defUnhideWhenUsed="0" w:defQFormat="0" w:count="377">
+  <w:latentStyles w:defLockedState="0" w:defUIPriority="99" w:defSemiHidden="0" w:defUnhideWhenUsed="0" w:defQFormat="0" w:count="376">
     <w:lsdException w:name="Normal" w:uiPriority="0" w:qFormat="1"/>
     <w:lsdException w:name="heading 1" w:uiPriority="9" w:qFormat="1"/>
     <w:lsdException w:name="heading 2" w:semiHidden="1" w:uiPriority="9" w:unhideWhenUsed="1" w:qFormat="1"/>
@@ -10008,8 +9791,11 @@
     <w:lsdException w:name="Table 3D effects 3" w:semiHidden="1" w:unhideWhenUsed="1"/>
     <w:lsdException w:name="Table Contemporary" w:semiHidden="1" w:unhideWhenUsed="1"/>
     <w:lsdException w:name="Table Elegant" w:semiHidden="1" w:unhideWhenUsed="1"/>
+    <w:lsdException w:name="Table Professional" w:semiHidden="1" w:unhideWhenUsed="1"/>
     <w:lsdException w:name="Table Subtle 1" w:semiHidden="1" w:unhideWhenUsed="1"/>
     <w:lsdException w:name="Table Subtle 2" w:semiHidden="1" w:unhideWhenUsed="1"/>
+    <w:lsdException w:name="Table Web 1" w:semiHidden="1" w:unhideWhenUsed="1"/>
+    <w:lsdException w:name="Table Web 2" w:semiHidden="1" w:unhideWhenUsed="1"/>
     <w:lsdException w:name="Table Web 3" w:semiHidden="1" w:unhideWhenUsed="1"/>
     <w:lsdException w:name="Balloon Text" w:semiHidden="1" w:unhideWhenUsed="1"/>
     <w:lsdException w:name="Table Grid" w:uiPriority="59"/>
@@ -10234,7 +10020,6 @@
     <w:lsdException w:name="Hashtag" w:semiHidden="1" w:unhideWhenUsed="1"/>
     <w:lsdException w:name="Unresolved Mention" w:semiHidden="1" w:unhideWhenUsed="1"/>
     <w:lsdException w:name="Smart Link" w:semiHidden="1" w:unhideWhenUsed="1"/>
-    <w:lsdException w:name="Smart Link Error" w:semiHidden="1" w:unhideWhenUsed="1"/>
   </w:latentStyles>
   <w:style w:type="paragraph" w:default="1" w:styleId="Normal">
     <w:name w:val="Normal"/>
@@ -10268,50 +10053,6 @@
     <w:semiHidden/>
     <w:unhideWhenUsed/>
   </w:style>
-  <w:style w:type="paragraph" w:customStyle="1" w:styleId="DFE11502B9E64F5998885362EA74FC47">
-    <w:name w:val="DFE11502B9E64F5998885362EA74FC47"/>
-    <w:rsid w:val="00960213"/>
-  </w:style>
-  <w:style w:type="paragraph" w:customStyle="1" w:styleId="AF38C8F44FB54004BDE44C64A2DCBE08">
-    <w:name w:val="AF38C8F44FB54004BDE44C64A2DCBE08"/>
-    <w:rsid w:val="00960213"/>
-  </w:style>
-  <w:style w:type="paragraph" w:customStyle="1" w:styleId="0B225F2C14C34C3FB9533704A5ED8977">
-    <w:name w:val="0B225F2C14C34C3FB9533704A5ED8977"/>
-    <w:rsid w:val="00960213"/>
-  </w:style>
-  <w:style w:type="paragraph" w:customStyle="1" w:styleId="3CA3461A6FA847AE8BDC52CA0B764C54">
-    <w:name w:val="3CA3461A6FA847AE8BDC52CA0B764C54"/>
-    <w:rsid w:val="00960213"/>
-  </w:style>
-  <w:style w:type="paragraph" w:customStyle="1" w:styleId="F1ADEDF7C723439B9DF87C6D49813FD6">
-    <w:name w:val="F1ADEDF7C723439B9DF87C6D49813FD6"/>
-    <w:rsid w:val="00960213"/>
-  </w:style>
-  <w:style w:type="paragraph" w:customStyle="1" w:styleId="AB129997BEBA472086E4A9BC455A60C9">
-    <w:name w:val="AB129997BEBA472086E4A9BC455A60C9"/>
-    <w:rsid w:val="00960213"/>
-  </w:style>
-  <w:style w:type="paragraph" w:customStyle="1" w:styleId="A4C8DA49F11F43B0AF1AD12AD3B2058E">
-    <w:name w:val="A4C8DA49F11F43B0AF1AD12AD3B2058E"/>
-    <w:rsid w:val="00960213"/>
-  </w:style>
-  <w:style w:type="paragraph" w:customStyle="1" w:styleId="D32B79A870884BC2A1016A4642A581EB">
-    <w:name w:val="D32B79A870884BC2A1016A4642A581EB"/>
-    <w:rsid w:val="00960213"/>
-  </w:style>
-  <w:style w:type="paragraph" w:customStyle="1" w:styleId="85FEAE00AF3140FAB405821ED59A386C">
-    <w:name w:val="85FEAE00AF3140FAB405821ED59A386C"/>
-    <w:rsid w:val="00960213"/>
-  </w:style>
-  <w:style w:type="paragraph" w:customStyle="1" w:styleId="F2940868D4D14C98981AC78442DBE97A">
-    <w:name w:val="F2940868D4D14C98981AC78442DBE97A"/>
-    <w:rsid w:val="00960213"/>
-  </w:style>
-  <w:style w:type="paragraph" w:customStyle="1" w:styleId="8495FF4D06D848489DB33400D5948AD7">
-    <w:name w:val="8495FF4D06D848489DB33400D5948AD7"/>
-    <w:rsid w:val="00960213"/>
-  </w:style>
   <w:style w:type="paragraph" w:customStyle="1" w:styleId="6249C296035045A4B35172D034FA06AE">
     <w:name w:val="6249C296035045A4B35172D034FA06AE"/>
     <w:rsid w:val="00960213"/>
@@ -10320,27 +10061,11 @@
     <w:name w:val="C3A9BEF9B31C43B3ABDAE773F5A369DA"/>
     <w:rsid w:val="00960213"/>
   </w:style>
-  <w:style w:type="paragraph" w:customStyle="1" w:styleId="B92E3D15CF1B468894F529249DF79BCD">
-    <w:name w:val="B92E3D15CF1B468894F529249DF79BCD"/>
-    <w:rsid w:val="00960213"/>
-  </w:style>
-  <w:style w:type="paragraph" w:customStyle="1" w:styleId="580BA558D012435695C3BF802ADA74BC">
-    <w:name w:val="580BA558D012435695C3BF802ADA74BC"/>
-    <w:rsid w:val="00960213"/>
-  </w:style>
-  <w:style w:type="paragraph" w:customStyle="1" w:styleId="CD652BDB885145E6A9378E9ABADC86B3">
-    <w:name w:val="CD652BDB885145E6A9378E9ABADC86B3"/>
-    <w:rsid w:val="00960213"/>
-  </w:style>
-  <w:style w:type="paragraph" w:customStyle="1" w:styleId="33043E67C1AD4DD6A6C5A345F41A6ACD">
-    <w:name w:val="33043E67C1AD4DD6A6C5A345F41A6ACD"/>
-    <w:rsid w:val="00960213"/>
-  </w:style>
 </w:styles>
 </file>
 
 <file path=word/glossary/webSettings.xml><?xml version="1.0" encoding="utf-8"?>
-<w:webSettings xmlns:mc="http://schemas.openxmlformats.org/markup-compatibility/2006" xmlns:r="http://schemas.openxmlformats.org/officeDocument/2006/relationships" xmlns:w="http://schemas.openxmlformats.org/wordprocessingml/2006/main" xmlns:w14="http://schemas.microsoft.com/office/word/2010/wordml" xmlns:w15="http://schemas.microsoft.com/office/word/2012/wordml" xmlns:w16cid="http://schemas.microsoft.com/office/word/2016/wordml/cid" xmlns:w16se="http://schemas.microsoft.com/office/word/2015/wordml/symex" mc:Ignorable="w14 w15 w16se w16cid">
+<w:webSettings xmlns:mc="http://schemas.openxmlformats.org/markup-compatibility/2006" xmlns:r="http://schemas.openxmlformats.org/officeDocument/2006/relationships" xmlns:w="http://schemas.openxmlformats.org/wordprocessingml/2006/main" xmlns:w14="http://schemas.microsoft.com/office/word/2010/wordml" xmlns:w15="http://schemas.microsoft.com/office/word/2012/wordml" xmlns:w16cex="http://schemas.microsoft.com/office/word/2018/wordml/cex" xmlns:w16cid="http://schemas.microsoft.com/office/word/2016/wordml/cid" xmlns:w16="http://schemas.microsoft.com/office/word/2018/wordml" xmlns:w16du="http://schemas.microsoft.com/office/word/2023/wordml/word16du" xmlns:w16sdtdh="http://schemas.microsoft.com/office/word/2020/wordml/sdtdatahash" xmlns:w16sdtfl="http://schemas.microsoft.com/office/word/2024/wordml/sdtformatlock" xmlns:w16se="http://schemas.microsoft.com/office/word/2015/wordml/symex" mc:Ignorable="w14 w15 w16se w16cid w16 w16cex w16sdtdh w16sdtfl w16du">
   <w:optimizeForBrowser/>
 </w:webSettings>
 </file>
@@ -10640,10 +10365,29 @@
 </file>
 
 <file path=customXml/item2.xml><?xml version="1.0" encoding="utf-8"?>
+<p:properties xmlns:p="http://schemas.microsoft.com/office/2006/metadata/properties" xmlns:xsi="http://www.w3.org/2001/XMLSchema-instance" xmlns:pc="http://schemas.microsoft.com/office/infopath/2007/PartnerControls">
+  <documentManagement>
+    <lcf76f155ced4ddcb4097134ff3c332f xmlns="e1e7bc46-bed0-459f-9452-a76b1c5b695e">
+      <Terms xmlns="http://schemas.microsoft.com/office/infopath/2007/PartnerControls"/>
+    </lcf76f155ced4ddcb4097134ff3c332f>
+  </documentManagement>
+</p:properties>
+</file>
+
+<file path=customXml/item3.xml><?xml version="1.0" encoding="utf-8"?>
 <b:Sources xmlns:b="http://schemas.openxmlformats.org/officeDocument/2006/bibliography" xmlns="http://schemas.openxmlformats.org/officeDocument/2006/bibliography" SelectedStyle="\APA.XSL" StyleName="APA"/>
 </file>
 
-<file path=customXml/item3.xml><?xml version="1.0" encoding="utf-8"?>
+<file path=customXml/item4.xml><?xml version="1.0" encoding="utf-8"?>
+<?mso-contentType ?>
+<FormTemplates xmlns="http://schemas.microsoft.com/sharepoint/v3/contenttype/forms">
+  <Display>DocumentLibraryForm</Display>
+  <Edit>DocumentLibraryForm</Edit>
+  <New>DocumentLibraryForm</New>
+</FormTemplates>
+</file>
+
+<file path=customXml/item5.xml><?xml version="1.0" encoding="utf-8"?>
 <ct:contentTypeSchema xmlns:ct="http://schemas.microsoft.com/office/2006/metadata/contentType" xmlns:ma="http://schemas.microsoft.com/office/2006/metadata/properties/metaAttributes" ct:_="" ma:_="" ma:contentTypeName="Documento" ma:contentTypeID="0x0101005395107FFD641345A10C8A5ACACB9D20" ma:contentTypeVersion="12" ma:contentTypeDescription="Crear nuevo documento." ma:contentTypeScope="" ma:versionID="ce7786e0ad11988b1588e06b80e33958">
   <xsd:schema xmlns:xsd="http://www.w3.org/2001/XMLSchema" xmlns:xs="http://www.w3.org/2001/XMLSchema" xmlns:p="http://schemas.microsoft.com/office/2006/metadata/properties" xmlns:ns2="e1e7bc46-bed0-459f-9452-a76b1c5b695e" xmlns:ns3="bb8cf7e1-610f-40a0-8f00-126b9d139fde" targetNamespace="http://schemas.microsoft.com/office/2006/metadata/properties" ma:root="true" ma:fieldsID="99ef8fa6ee73c11c731191fdf3d87e67" ns2:_="" ns3:_="">
     <xsd:import namespace="e1e7bc46-bed0-459f-9452-a76b1c5b695e"/>
@@ -10854,25 +10598,6 @@
 </ct:contentTypeSchema>
 </file>
 
-<file path=customXml/item4.xml><?xml version="1.0" encoding="utf-8"?>
-<?mso-contentType ?>
-<FormTemplates xmlns="http://schemas.microsoft.com/sharepoint/v3/contenttype/forms">
-  <Display>DocumentLibraryForm</Display>
-  <Edit>DocumentLibraryForm</Edit>
-  <New>DocumentLibraryForm</New>
-</FormTemplates>
-</file>
-
-<file path=customXml/item5.xml><?xml version="1.0" encoding="utf-8"?>
-<p:properties xmlns:p="http://schemas.microsoft.com/office/2006/metadata/properties" xmlns:xsi="http://www.w3.org/2001/XMLSchema-instance" xmlns:pc="http://schemas.microsoft.com/office/infopath/2007/PartnerControls">
-  <documentManagement>
-    <lcf76f155ced4ddcb4097134ff3c332f xmlns="e1e7bc46-bed0-459f-9452-a76b1c5b695e">
-      <Terms xmlns="http://schemas.microsoft.com/office/infopath/2007/PartnerControls"/>
-    </lcf76f155ced4ddcb4097134ff3c332f>
-  </documentManagement>
-</p:properties>
-</file>
-
 <file path=customXml/itemProps1.xml><?xml version="1.0" encoding="utf-8"?>
 <ds:datastoreItem xmlns:ds="http://schemas.openxmlformats.org/officeDocument/2006/customXml" ds:itemID="{55AF091B-3C7A-41E3-B477-F2FDAA23CFDA}">
   <ds:schemaRefs>
@@ -10882,6 +10607,16 @@
 </file>
 
 <file path=customXml/itemProps2.xml><?xml version="1.0" encoding="utf-8"?>
+<ds:datastoreItem xmlns:ds="http://schemas.openxmlformats.org/officeDocument/2006/customXml" ds:itemID="{63DC901F-FAA1-4F85-A9CC-9C7359C8E423}">
+  <ds:schemaRefs>
+    <ds:schemaRef ds:uri="http://schemas.microsoft.com/office/2006/metadata/properties"/>
+    <ds:schemaRef ds:uri="http://schemas.microsoft.com/office/infopath/2007/PartnerControls"/>
+    <ds:schemaRef ds:uri="e1e7bc46-bed0-459f-9452-a76b1c5b695e"/>
+  </ds:schemaRefs>
+</ds:datastoreItem>
+</file>
+
+<file path=customXml/itemProps3.xml><?xml version="1.0" encoding="utf-8"?>
 <ds:datastoreItem xmlns:ds="http://schemas.openxmlformats.org/officeDocument/2006/customXml" ds:itemID="{11C64682-AFE0-4EED-B966-BF7866CECDDD}">
   <ds:schemaRefs>
     <ds:schemaRef ds:uri="http://schemas.openxmlformats.org/officeDocument/2006/bibliography"/>
@@ -10889,14 +10624,29 @@
 </ds:datastoreItem>
 </file>
 
-<file path=customXml/itemProps3.xml><?xml version="1.0" encoding="utf-8"?>
-<ds:datastoreItem xmlns:ds="http://schemas.openxmlformats.org/officeDocument/2006/customXml" ds:itemID="{F7E7D6A9-ACD5-4280-B5C2-9EE06CD3BC41}"/>
-</file>
-
 <file path=customXml/itemProps4.xml><?xml version="1.0" encoding="utf-8"?>
-<ds:datastoreItem xmlns:ds="http://schemas.openxmlformats.org/officeDocument/2006/customXml" ds:itemID="{A4BFFE9F-5147-42BA-B811-5D5010A77C56}"/>
+<ds:datastoreItem xmlns:ds="http://schemas.openxmlformats.org/officeDocument/2006/customXml" ds:itemID="{A4BFFE9F-5147-42BA-B811-5D5010A77C56}">
+  <ds:schemaRefs>
+    <ds:schemaRef ds:uri="http://schemas.microsoft.com/sharepoint/v3/contenttype/forms"/>
+  </ds:schemaRefs>
+</ds:datastoreItem>
 </file>
 
 <file path=customXml/itemProps5.xml><?xml version="1.0" encoding="utf-8"?>
-<ds:datastoreItem xmlns:ds="http://schemas.openxmlformats.org/officeDocument/2006/customXml" ds:itemID="{63DC901F-FAA1-4F85-A9CC-9C7359C8E423}"/>
+<ds:datastoreItem xmlns:ds="http://schemas.openxmlformats.org/officeDocument/2006/customXml" ds:itemID="{F7E7D6A9-ACD5-4280-B5C2-9EE06CD3BC41}">
+  <ds:schemaRefs>
+    <ds:schemaRef ds:uri="http://schemas.microsoft.com/office/2006/metadata/contentType"/>
+    <ds:schemaRef ds:uri="http://schemas.microsoft.com/office/2006/metadata/properties/metaAttributes"/>
+    <ds:schemaRef ds:uri="http://www.w3.org/2001/XMLSchema"/>
+    <ds:schemaRef ds:uri="http://schemas.microsoft.com/office/2006/metadata/properties"/>
+    <ds:schemaRef ds:uri="e1e7bc46-bed0-459f-9452-a76b1c5b695e"/>
+    <ds:schemaRef ds:uri="bb8cf7e1-610f-40a0-8f00-126b9d139fde"/>
+    <ds:schemaRef ds:uri="http://schemas.microsoft.com/office/2006/documentManagement/types"/>
+    <ds:schemaRef ds:uri="http://schemas.microsoft.com/office/infopath/2007/PartnerControls"/>
+    <ds:schemaRef ds:uri="http://schemas.openxmlformats.org/package/2006/metadata/core-properties"/>
+    <ds:schemaRef ds:uri="http://purl.org/dc/elements/1.1/"/>
+    <ds:schemaRef ds:uri="http://purl.org/dc/terms/"/>
+    <ds:schemaRef ds:uri="http://schemas.microsoft.com/internal/obd"/>
+  </ds:schemaRefs>
+</ds:datastoreItem>
 </file>
--- a/DSY1104 Evaluación Parcial 1 - Anexo 4 ERS Martin Bozzo y Elias Teran.docx
+++ b/DSY1104 Evaluación Parcial 1 - Anexo 4 ERS Martin Bozzo y Elias Teran.docx
@@ -284,9 +284,9 @@
                 </w:rPr>
                 <w:alias w:val="Fecha"/>
                 <w:id w:val="516659546"/>
-                <w:showingPlcHdr/>
                 <w:dataBinding w:prefixMappings="xmlns:ns0='http://schemas.microsoft.com/office/2006/coverPageProps'" w:xpath="/ns0:CoverPageProperties[1]/ns0:PublishDate[1]" w:storeItemID="{55AF091B-3C7A-41E3-B477-F2FDAA23CFDA}"/>
-                <w:date>
+                <w:date w:fullDate="2026-09-13T00:00:00Z">
+                  <w:dateFormat w:val="dd/MM/yyyy"/>
                   <w:lid w:val="es-ES"/>
                   <w:storeMappedDataAs w:val="dateTime"/>
                   <w:calendar w:val="gregorian"/>
@@ -314,7 +314,7 @@
                         <w:b/>
                         <w:bCs/>
                       </w:rPr>
-                      <w:t>[Seleccionar fecha]</w:t>
+                      <w:t>13/09/2026</w:t>
                     </w:r>
                   </w:p>
                 </w:tc>
@@ -4772,22 +4772,38 @@
       <w:r>
         <w:rPr>
           <w:rFonts w:cstheme="minorHAnsi"/>
-        </w:rPr>
-        <w:t>ERS: Especificación de Requerimientos de Software.</w:t>
-      </w:r>
-    </w:p>
-    <w:p>
-      <w:pPr>
-        <w:jc w:val="both"/>
-        <w:rPr>
-          <w:rFonts w:cstheme="minorHAnsi"/>
-        </w:rPr>
-      </w:pPr>
-      <w:r>
-        <w:rPr>
-          <w:rFonts w:cstheme="minorHAnsi"/>
-        </w:rPr>
-        <w:t>Frontend: Parte visual de la página web con la que interactúa el usuario (HTML, CSS y JS)</w:t>
+          <w:b/>
+          <w:bCs/>
+        </w:rPr>
+        <w:t>ERS</w:t>
+      </w:r>
+      <w:r>
+        <w:rPr>
+          <w:rFonts w:cstheme="minorHAnsi"/>
+        </w:rPr>
+        <w:t>: Especificación de Requerimientos de Software.</w:t>
+      </w:r>
+    </w:p>
+    <w:p>
+      <w:pPr>
+        <w:jc w:val="both"/>
+        <w:rPr>
+          <w:rFonts w:cstheme="minorHAnsi"/>
+        </w:rPr>
+      </w:pPr>
+      <w:r>
+        <w:rPr>
+          <w:rFonts w:cstheme="minorHAnsi"/>
+          <w:b/>
+          <w:bCs/>
+        </w:rPr>
+        <w:t>Frontend</w:t>
+      </w:r>
+      <w:r>
+        <w:rPr>
+          <w:rFonts w:cstheme="minorHAnsi"/>
+        </w:rPr>
+        <w:t>: Parte visual de la página web con la que interactúa el usuario (HTML, CSS y JS)</w:t>
       </w:r>
       <w:r>
         <w:rPr>
@@ -4806,22 +4822,38 @@
       <w:r>
         <w:rPr>
           <w:rFonts w:cstheme="minorHAnsi"/>
-        </w:rPr>
-        <w:t>Mockup: Maqueta visual o dibujo de cómo se verá la página web.</w:t>
-      </w:r>
-    </w:p>
-    <w:p>
-      <w:pPr>
-        <w:jc w:val="both"/>
-        <w:rPr>
-          <w:rFonts w:cstheme="minorHAnsi"/>
-        </w:rPr>
-      </w:pPr>
-      <w:r>
-        <w:rPr>
-          <w:rFonts w:cstheme="minorHAnsi"/>
-        </w:rPr>
-        <w:t>LocalStorage: Espacio de memoria del navegador web donde se guardarán los datos del carrito de compras de forma temporal.</w:t>
+          <w:b/>
+          <w:bCs/>
+        </w:rPr>
+        <w:t>Mockup</w:t>
+      </w:r>
+      <w:r>
+        <w:rPr>
+          <w:rFonts w:cstheme="minorHAnsi"/>
+        </w:rPr>
+        <w:t>: Maqueta visual o dibujo de cómo se verá la página web.</w:t>
+      </w:r>
+    </w:p>
+    <w:p>
+      <w:pPr>
+        <w:jc w:val="both"/>
+        <w:rPr>
+          <w:rFonts w:cstheme="minorHAnsi"/>
+        </w:rPr>
+      </w:pPr>
+      <w:r>
+        <w:rPr>
+          <w:rFonts w:cstheme="minorHAnsi"/>
+          <w:b/>
+          <w:bCs/>
+        </w:rPr>
+        <w:t>LocalStorage</w:t>
+      </w:r>
+      <w:r>
+        <w:rPr>
+          <w:rFonts w:cstheme="minorHAnsi"/>
+        </w:rPr>
+        <w:t>: Espacio de memoria del navegador web donde se guardarán los datos del carrito de compras de forma temporal.</w:t>
       </w:r>
     </w:p>
     <w:p>
@@ -4875,6 +4907,32 @@
         </w:rPr>
         <w:t xml:space="preserve"> </w:t>
       </w:r>
+      <w:r>
+        <w:rPr>
+          <w:rFonts w:cstheme="minorHAnsi"/>
+        </w:rPr>
+        <w:t>Documento de instrucciones: "DSY1104 Evaluación Parcial 1 - Anexo 1 Instrucciones"</w:t>
+      </w:r>
+    </w:p>
+    <w:p>
+      <w:pPr>
+        <w:jc w:val="both"/>
+        <w:rPr>
+          <w:rFonts w:cstheme="minorHAnsi"/>
+        </w:rPr>
+      </w:pPr>
+      <w:r>
+        <w:rPr>
+          <w:rFonts w:cstheme="minorHAnsi"/>
+        </w:rPr>
+        <w:t xml:space="preserve"> </w:t>
+      </w:r>
+      <w:r>
+        <w:rPr>
+          <w:rFonts w:cstheme="minorHAnsi"/>
+        </w:rPr>
+        <w:t>Documento de contexto: "DSY1104 - Forma D - Clínica Nutricional NutriVida"</w:t>
+      </w:r>
     </w:p>
     <w:p>
       <w:pPr>
@@ -4908,46 +4966,6 @@
         <w:t>Visión General del Documento</w:t>
       </w:r>
       <w:bookmarkEnd w:id="7"/>
-    </w:p>
-    <w:p>
-      <w:pPr>
-        <w:jc w:val="both"/>
-        <w:rPr>
-          <w:rFonts w:cstheme="minorHAnsi"/>
-        </w:rPr>
-      </w:pPr>
-      <w:r>
-        <w:rPr>
-          <w:rFonts w:cstheme="minorHAnsi"/>
-        </w:rPr>
-        <w:t>En esta subsección se describe</w:t>
-      </w:r>
-      <w:r>
-        <w:rPr>
-          <w:rFonts w:cstheme="minorHAnsi"/>
-        </w:rPr>
-        <w:t xml:space="preserve"> brevemente los contenidos y la organización del resto de la ERS.</w:t>
-      </w:r>
-    </w:p>
-    <w:p>
-      <w:pPr>
-        <w:jc w:val="both"/>
-        <w:rPr>
-          <w:rFonts w:cstheme="minorHAnsi"/>
-        </w:rPr>
-      </w:pPr>
-      <w:r>
-        <w:rPr>
-          <w:rFonts w:cstheme="minorHAnsi"/>
-        </w:rPr>
-        <w:t>Este documento consta de un área de definición del negocio, un área de especificación de requisitos, se proporciona el detalle de los requerimientos a través de formularios de caso de uso como anexo</w:t>
-      </w:r>
-      <w:r>
-        <w:rPr>
-          <w:rFonts w:cstheme="minorHAnsi"/>
-        </w:rPr>
-        <w:t>s.</w:t>
-      </w:r>
     </w:p>
     <w:p>
       <w:pPr>
@@ -4965,7 +4983,13 @@
         <w:rPr>
           <w:rFonts w:cstheme="minorHAnsi"/>
         </w:rPr>
-        <w:br w:type="page"/>
+        <w:t>Este documento consta de la descripción general del sistema, los perfiles de usuario y la especificación detallada de los requisitos funcionales (validaciones de formularios, carrito de compras) y no funcionales para la primera entrega del proyecto</w:t>
+      </w:r>
+      <w:r>
+        <w:rPr>
+          <w:rFonts w:cstheme="minorHAnsi"/>
+        </w:rPr>
+        <w:t>.</w:t>
       </w:r>
     </w:p>
     <w:p>
@@ -4981,7 +5005,6 @@
         <w:rPr>
           <w:rFonts w:asciiTheme="minorHAnsi" w:hAnsiTheme="minorHAnsi" w:cstheme="minorHAnsi"/>
         </w:rPr>
-        <w:lastRenderedPageBreak/>
         <w:t>2.</w:t>
       </w:r>
       <w:r>
@@ -5076,28 +5099,8 @@
         <w:rPr>
           <w:rFonts w:cstheme="minorHAnsi"/>
         </w:rPr>
-        <w:t xml:space="preserve">Esta subsección debe relacionar el futuro sistema (producto software) con otros productos. Si el producto es totalmente independiente de otros productos, también debe especificarse aquí. Si la ERS define un producto que es parte de un sistema mayor, esta </w:t>
-      </w:r>
-      <w:r>
-        <w:rPr>
-          <w:rFonts w:cstheme="minorHAnsi"/>
-        </w:rPr>
-        <w:t>subsección relacionará</w:t>
-      </w:r>
-      <w:r>
-        <w:rPr>
-          <w:rFonts w:cstheme="minorHAnsi"/>
-        </w:rPr>
-        <w:t xml:space="preserve"> los requisitos del sistema mayor con la funcionalidad del producto descrito en la ERS, y se identificarán las interfaces entre el producto mayor y el producto aquí descrito. Se recomienda utilizar diagramas de bloques.</w:t>
-      </w:r>
-    </w:p>
-    <w:p>
-      <w:pPr>
-        <w:jc w:val="both"/>
-        <w:rPr>
-          <w:rFonts w:cstheme="minorHAnsi"/>
-        </w:rPr>
-      </w:pPr>
+        <w:t>El sistema es una aplicación web independiente construida para el entorno frontend de la Clínica Nutricional NutriVida. Operará como un catálogo y tienda de servicios en línea. En esta primera etapa de desarrollo, el producto es totalmente independiente y no interactúa con sistemas externos, bases de datos o pasarelas de pago, procesando la información localmente en el navegador del usuario.</w:t>
+      </w:r>
     </w:p>
     <w:p>
       <w:pPr>
@@ -5125,22 +5128,112 @@
     </w:p>
     <w:p>
       <w:pPr>
-        <w:jc w:val="both"/>
-        <w:rPr>
-          <w:rFonts w:cstheme="minorHAnsi"/>
-        </w:rPr>
-      </w:pPr>
-      <w:r>
-        <w:rPr>
-          <w:rFonts w:cstheme="minorHAnsi"/>
-        </w:rPr>
-        <w:t>En esta subsección de la ERS se mostrará un resumen, a grandes rasgos, de las funciones del futuro sistema. Las funciones deberán mostrarse de forma organizada, y pueden utilizarse gráficos, siempre y cuando dichos gráficos reflejen las relaciones entre funciones y no el diseño del sistema.</w:t>
-      </w:r>
-      <w:r>
-        <w:rPr>
-          <w:rFonts w:cstheme="minorHAnsi"/>
-        </w:rPr>
-        <w:t xml:space="preserve"> (Se recomienda algún tipo de Diagrama de los componentes del sistema)</w:t>
+        <w:pStyle w:val="Prrafodelista"/>
+        <w:jc w:val="both"/>
+        <w:rPr>
+          <w:rFonts w:cstheme="minorHAnsi"/>
+        </w:rPr>
+      </w:pPr>
+    </w:p>
+    <w:p>
+      <w:pPr>
+        <w:pStyle w:val="Prrafodelista"/>
+        <w:numPr>
+          <w:ilvl w:val="0"/>
+          <w:numId w:val="13"/>
+        </w:numPr>
+        <w:jc w:val="both"/>
+        <w:rPr>
+          <w:rFonts w:cstheme="minorHAnsi"/>
+        </w:rPr>
+      </w:pPr>
+      <w:r>
+        <w:rPr>
+          <w:rFonts w:cstheme="minorHAnsi"/>
+        </w:rPr>
+        <w:t>Visualización del catálogo de servicios nutricionales.</w:t>
+      </w:r>
+    </w:p>
+    <w:p>
+      <w:pPr>
+        <w:pStyle w:val="Prrafodelista"/>
+        <w:jc w:val="both"/>
+        <w:rPr>
+          <w:rFonts w:cstheme="minorHAnsi"/>
+        </w:rPr>
+      </w:pPr>
+    </w:p>
+    <w:p>
+      <w:pPr>
+        <w:pStyle w:val="Prrafodelista"/>
+        <w:numPr>
+          <w:ilvl w:val="0"/>
+          <w:numId w:val="13"/>
+        </w:numPr>
+        <w:jc w:val="both"/>
+        <w:rPr>
+          <w:rFonts w:cstheme="minorHAnsi"/>
+        </w:rPr>
+      </w:pPr>
+      <w:r>
+        <w:rPr>
+          <w:rFonts w:cstheme="minorHAnsi"/>
+        </w:rPr>
+        <w:t>Gestión de un carrito de compras interactivo para los pacientes.</w:t>
+      </w:r>
+    </w:p>
+    <w:p>
+      <w:pPr>
+        <w:pStyle w:val="Prrafodelista"/>
+        <w:rPr>
+          <w:rFonts w:cstheme="minorHAnsi"/>
+        </w:rPr>
+      </w:pPr>
+    </w:p>
+    <w:p>
+      <w:pPr>
+        <w:pStyle w:val="Prrafodelista"/>
+        <w:numPr>
+          <w:ilvl w:val="0"/>
+          <w:numId w:val="13"/>
+        </w:numPr>
+        <w:jc w:val="both"/>
+        <w:rPr>
+          <w:rFonts w:cstheme="minorHAnsi"/>
+        </w:rPr>
+      </w:pPr>
+      <w:r>
+        <w:rPr>
+          <w:rFonts w:cstheme="minorHAnsi"/>
+        </w:rPr>
+        <w:t>Registro de usuarios e inicio de sesión con validaciones de formulario.</w:t>
+      </w:r>
+    </w:p>
+    <w:p>
+      <w:pPr>
+        <w:pStyle w:val="Prrafodelista"/>
+        <w:rPr>
+          <w:rFonts w:cstheme="minorHAnsi"/>
+        </w:rPr>
+      </w:pPr>
+    </w:p>
+    <w:p>
+      <w:pPr>
+        <w:pStyle w:val="Prrafodelista"/>
+        <w:numPr>
+          <w:ilvl w:val="0"/>
+          <w:numId w:val="13"/>
+        </w:numPr>
+        <w:jc w:val="both"/>
+        <w:rPr>
+          <w:rFonts w:cstheme="minorHAnsi"/>
+        </w:rPr>
+      </w:pPr>
+      <w:r>
+        <w:rPr>
+          <w:rFonts w:cstheme="minorHAnsi"/>
+        </w:rPr>
+        <w:t>Panel de administración web para la gestión (crear, editar, mostrar) de productos y usuarios.</w:t>
       </w:r>
     </w:p>
     <w:p>
@@ -5205,37 +5298,70 @@
       <w:r>
         <w:rPr>
           <w:rFonts w:cstheme="minorHAnsi"/>
-        </w:rPr>
-        <w:t>Existirán 3 tipos de perfiles de usuarios, usuario administrador, cajero, cocinero…….</w:t>
-      </w:r>
-    </w:p>
-    <w:p>
-      <w:pPr>
-        <w:jc w:val="both"/>
-        <w:rPr>
-          <w:rFonts w:cstheme="minorHAnsi"/>
-        </w:rPr>
-      </w:pPr>
-      <w:r>
-        <w:rPr>
-          <w:rFonts w:cstheme="minorHAnsi"/>
-        </w:rPr>
-        <w:t>El usuario cajero debe poseer conocimiento en uso de PC a nivel de usuario .</w:t>
-      </w:r>
-    </w:p>
-    <w:p>
-      <w:pPr>
-        <w:jc w:val="both"/>
-        <w:rPr>
-          <w:rFonts w:cstheme="minorHAnsi"/>
-        </w:rPr>
-      </w:pPr>
-      <w:r>
-        <w:rPr>
-          <w:rFonts w:cstheme="minorHAnsi"/>
-        </w:rPr>
-        <w:t xml:space="preserve">El administrador  debe conocer el uso de Pc básico y Excel nivel medio. </w:t>
-      </w:r>
+          <w:b/>
+          <w:bCs/>
+        </w:rPr>
+        <w:t>Administrador</w:t>
+      </w:r>
+      <w:r>
+        <w:rPr>
+          <w:rFonts w:cstheme="minorHAnsi"/>
+        </w:rPr>
+        <w:t>: Usuario con acceso total. Debe poseer conocimientos básicos de administración de sistemas web. Gestiona el catálogo y los permisos.</w:t>
+      </w:r>
+    </w:p>
+    <w:p>
+      <w:pPr>
+        <w:jc w:val="both"/>
+        <w:rPr>
+          <w:rFonts w:cstheme="minorHAnsi"/>
+        </w:rPr>
+      </w:pPr>
+      <w:r>
+        <w:rPr>
+          <w:rFonts w:cstheme="minorHAnsi"/>
+          <w:b/>
+          <w:bCs/>
+        </w:rPr>
+        <w:t>Nutricionista</w:t>
+      </w:r>
+      <w:r>
+        <w:rPr>
+          <w:rFonts w:cstheme="minorHAnsi"/>
+        </w:rPr>
+        <w:t>: Usuario interno de la clínica. Posee conocimiento a nivel de usuario. Su acceso se limita a visualizar productos y órdenes, sin permisos de edición.</w:t>
+      </w:r>
+    </w:p>
+    <w:p>
+      <w:pPr>
+        <w:jc w:val="both"/>
+        <w:rPr>
+          <w:rFonts w:cstheme="minorHAnsi"/>
+        </w:rPr>
+      </w:pPr>
+      <w:r>
+        <w:rPr>
+          <w:rFonts w:cstheme="minorHAnsi"/>
+          <w:b/>
+          <w:bCs/>
+        </w:rPr>
+        <w:lastRenderedPageBreak/>
+        <w:t>Paciente</w:t>
+      </w:r>
+      <w:r>
+        <w:rPr>
+          <w:rFonts w:cstheme="minorHAnsi"/>
+        </w:rPr>
+        <w:t>: Usuario Cliente. Solo requiere habilidades básicas de navegación web. Interactúa con la tienda pública y el carrito de compras.</w:t>
+      </w:r>
+    </w:p>
+    <w:p>
+      <w:pPr>
+        <w:jc w:val="both"/>
+        <w:rPr>
+          <w:rFonts w:cstheme="minorHAnsi"/>
+        </w:rPr>
+      </w:pPr>
     </w:p>
     <w:p>
       <w:pPr>
@@ -5293,7 +5419,46 @@
           <w:rFonts w:cstheme="minorHAnsi"/>
         </w:rPr>
         <w:tab/>
-        <w:t>Políticas de la empresa.</w:t>
+      </w:r>
+      <w:r>
+        <w:rPr>
+          <w:rFonts w:cstheme="minorHAnsi"/>
+          <w:b/>
+          <w:bCs/>
+        </w:rPr>
+        <w:t>Políticas de la empresa</w:t>
+      </w:r>
+      <w:r>
+        <w:rPr>
+          <w:rFonts w:cstheme="minorHAnsi"/>
+          <w:b/>
+          <w:bCs/>
+        </w:rPr>
+        <w:t xml:space="preserve">: </w:t>
+      </w:r>
+      <w:r>
+        <w:rPr>
+          <w:rFonts w:cstheme="minorHAnsi"/>
+        </w:rPr>
+        <w:t xml:space="preserve">El desarrollo está restringido por las pautas académicas de la asignatura </w:t>
+      </w:r>
+      <w:r>
+        <w:rPr>
+          <w:rFonts w:cstheme="minorHAnsi"/>
+        </w:rPr>
+        <w:t>Fullstack II</w:t>
+      </w:r>
+      <w:r>
+        <w:rPr>
+          <w:rFonts w:cstheme="minorHAnsi"/>
+        </w:rPr>
+        <w:t>.</w:t>
+      </w:r>
+      <w:r>
+        <w:rPr>
+          <w:rFonts w:cstheme="minorHAnsi"/>
+        </w:rPr>
+        <w:t xml:space="preserve"> Todo el trabajo debe quedar evidenciado en un repositorio público de GitHub.</w:t>
       </w:r>
     </w:p>
     <w:p>
@@ -5314,7 +5479,34 @@
           <w:rFonts w:cstheme="minorHAnsi"/>
         </w:rPr>
         <w:tab/>
-        <w:t>Limitaciones del hardware.</w:t>
+      </w:r>
+      <w:r>
+        <w:rPr>
+          <w:rFonts w:cstheme="minorHAnsi"/>
+          <w:b/>
+          <w:bCs/>
+        </w:rPr>
+        <w:t>Limitaciones del hardware</w:t>
+      </w:r>
+      <w:r>
+        <w:rPr>
+          <w:rFonts w:cstheme="minorHAnsi"/>
+          <w:b/>
+          <w:bCs/>
+        </w:rPr>
+        <w:t xml:space="preserve">: </w:t>
+      </w:r>
+      <w:r>
+        <w:rPr>
+          <w:rFonts w:cstheme="minorHAnsi"/>
+        </w:rPr>
+        <w:t>El sistema no requiere hardware especializado; debe poder ser desarrollado ejecutado en computadoras estándar y dispositivos móviles comunes</w:t>
+      </w:r>
+      <w:r>
+        <w:rPr>
+          <w:rFonts w:cstheme="minorHAnsi"/>
+        </w:rPr>
+        <w:t>.</w:t>
       </w:r>
     </w:p>
     <w:p>
@@ -5335,205 +5527,433 @@
           <w:rFonts w:cstheme="minorHAnsi"/>
         </w:rPr>
         <w:tab/>
-        <w:t>Interfaces con otras aplicaciones.</w:t>
-      </w:r>
-    </w:p>
-    <w:p>
-      <w:pPr>
-        <w:jc w:val="both"/>
-        <w:rPr>
-          <w:rFonts w:cstheme="minorHAnsi"/>
-        </w:rPr>
-      </w:pPr>
-      <w:r>
-        <w:rPr>
-          <w:rFonts w:cstheme="minorHAnsi"/>
+      </w:r>
+      <w:r>
+        <w:rPr>
+          <w:rFonts w:cstheme="minorHAnsi"/>
+          <w:b/>
+          <w:bCs/>
+        </w:rPr>
+        <w:t>Interfaces con otras aplicaciones</w:t>
+      </w:r>
+      <w:r>
+        <w:rPr>
+          <w:rFonts w:cstheme="minorHAnsi"/>
+          <w:b/>
+          <w:bCs/>
+        </w:rPr>
+        <w:t xml:space="preserve">: </w:t>
+      </w:r>
+      <w:r>
+        <w:rPr>
+          <w:rFonts w:cstheme="minorHAnsi"/>
+        </w:rPr>
+        <w:t>En esta primera entrega estática, el sistema no se integrará con bases de datos externas, pasarelas de pago ni APIs de terceros.</w:t>
+      </w:r>
+    </w:p>
+    <w:p>
+      <w:pPr>
+        <w:jc w:val="both"/>
+        <w:rPr>
+          <w:rFonts w:cstheme="minorHAnsi"/>
+        </w:rPr>
+      </w:pPr>
+      <w:r>
+        <w:rPr>
+          <w:rFonts w:cstheme="minorHAnsi"/>
+        </w:rPr>
+        <w:t>•</w:t>
+      </w:r>
+      <w:r>
+        <w:rPr>
+          <w:rFonts w:cstheme="minorHAnsi"/>
+        </w:rPr>
+        <w:tab/>
+      </w:r>
+      <w:r>
+        <w:rPr>
+          <w:rFonts w:cstheme="minorHAnsi"/>
+          <w:b/>
+          <w:bCs/>
+        </w:rPr>
+        <w:t>Operaciones paralelas</w:t>
+      </w:r>
+      <w:r>
+        <w:rPr>
+          <w:rFonts w:cstheme="minorHAnsi"/>
+          <w:b/>
+          <w:bCs/>
+        </w:rPr>
+        <w:t xml:space="preserve">: </w:t>
+      </w:r>
+      <w:r>
+        <w:rPr>
+          <w:rFonts w:cstheme="minorHAnsi"/>
+        </w:rPr>
+        <w:t>No se contemplan procesos concurrentes complejos, a que el manejo de datos (carrito de compras) opera de forma aislada en el navegador local de cada usuario</w:t>
+      </w:r>
+      <w:r>
+        <w:rPr>
+          <w:rFonts w:cstheme="minorHAnsi"/>
+        </w:rPr>
+        <w:t>.</w:t>
+      </w:r>
+    </w:p>
+    <w:p>
+      <w:pPr>
+        <w:jc w:val="both"/>
+        <w:rPr>
+          <w:rFonts w:cstheme="minorHAnsi"/>
+        </w:rPr>
+      </w:pPr>
+      <w:r>
+        <w:rPr>
+          <w:rFonts w:cstheme="minorHAnsi"/>
+        </w:rPr>
+        <w:t>•</w:t>
+      </w:r>
+      <w:r>
+        <w:rPr>
+          <w:rFonts w:cstheme="minorHAnsi"/>
+        </w:rPr>
+        <w:tab/>
+      </w:r>
+      <w:r>
+        <w:rPr>
+          <w:rFonts w:cstheme="minorHAnsi"/>
+          <w:b/>
+          <w:bCs/>
+        </w:rPr>
+        <w:t>Funciones de auditoría</w:t>
+      </w:r>
+      <w:r>
+        <w:rPr>
+          <w:rFonts w:cstheme="minorHAnsi"/>
+          <w:b/>
+          <w:bCs/>
+        </w:rPr>
+        <w:t xml:space="preserve">: </w:t>
+      </w:r>
+      <w:r>
+        <w:rPr>
+          <w:rFonts w:cstheme="minorHAnsi"/>
+        </w:rPr>
+        <w:t xml:space="preserve">Al ser una versión de prototipo frontend, no se requiere la </w:t>
+      </w:r>
+      <w:r>
+        <w:rPr>
+          <w:rFonts w:cstheme="minorHAnsi"/>
+        </w:rPr>
+        <w:t>implementación de historiales o registros de actividad (logs) en esta fase.</w:t>
+      </w:r>
+    </w:p>
+    <w:p>
+      <w:pPr>
+        <w:jc w:val="both"/>
+        <w:rPr>
+          <w:rFonts w:cstheme="minorHAnsi"/>
+        </w:rPr>
+      </w:pPr>
+      <w:r>
+        <w:rPr>
+          <w:rFonts w:cstheme="minorHAnsi"/>
+        </w:rPr>
+        <w:t>•</w:t>
+      </w:r>
+      <w:r>
+        <w:rPr>
+          <w:rFonts w:cstheme="minorHAnsi"/>
+        </w:rPr>
+        <w:tab/>
+      </w:r>
+      <w:r>
+        <w:rPr>
+          <w:rFonts w:cstheme="minorHAnsi"/>
+          <w:b/>
+          <w:bCs/>
+        </w:rPr>
+        <w:t>Funciones de control</w:t>
+      </w:r>
+      <w:r>
+        <w:rPr>
+          <w:rFonts w:cstheme="minorHAnsi"/>
+          <w:b/>
+          <w:bCs/>
+        </w:rPr>
+        <w:t xml:space="preserve">: </w:t>
+      </w:r>
+      <w:r>
+        <w:rPr>
+          <w:rFonts w:cstheme="minorHAnsi"/>
+        </w:rPr>
+        <w:t>El control de versiones y el respaldo del código fuente se gestionará exclusivamente a través de Git.</w:t>
+      </w:r>
+    </w:p>
+    <w:p>
+      <w:pPr>
+        <w:jc w:val="both"/>
+        <w:rPr>
+          <w:rFonts w:cstheme="minorHAnsi"/>
+        </w:rPr>
+      </w:pPr>
+      <w:r>
+        <w:rPr>
+          <w:rFonts w:cstheme="minorHAnsi"/>
+        </w:rPr>
+        <w:t>•</w:t>
+      </w:r>
+      <w:r>
+        <w:rPr>
+          <w:rFonts w:cstheme="minorHAnsi"/>
+        </w:rPr>
+        <w:tab/>
+      </w:r>
+      <w:r>
+        <w:rPr>
+          <w:rFonts w:cstheme="minorHAnsi"/>
+          <w:b/>
+          <w:bCs/>
+        </w:rPr>
+        <w:t>Lenguaje(s) de programación</w:t>
+      </w:r>
+      <w:r>
+        <w:rPr>
+          <w:rFonts w:cstheme="minorHAnsi"/>
+          <w:b/>
+          <w:bCs/>
+        </w:rPr>
+        <w:t xml:space="preserve">: </w:t>
+      </w:r>
+      <w:r>
+        <w:rPr>
+          <w:rFonts w:cstheme="minorHAnsi"/>
+        </w:rPr>
+        <w:t>El sistema debe desarrollarse de forma nativa utilizando únicamente HTML5, CSS y Vanilla JavaScript. Está prohibido el uso de frameworks externos para la lógica</w:t>
+      </w:r>
+      <w:r>
+        <w:rPr>
+          <w:rFonts w:cstheme="minorHAnsi"/>
+          <w:b/>
+          <w:bCs/>
+        </w:rPr>
+        <w:t>.</w:t>
+      </w:r>
+    </w:p>
+    <w:p>
+      <w:pPr>
+        <w:jc w:val="both"/>
+        <w:rPr>
+          <w:rFonts w:cstheme="minorHAnsi"/>
+        </w:rPr>
+      </w:pPr>
+      <w:r>
+        <w:rPr>
+          <w:rFonts w:cstheme="minorHAnsi"/>
+        </w:rPr>
+        <w:t>•</w:t>
+      </w:r>
+      <w:r>
+        <w:rPr>
+          <w:rFonts w:cstheme="minorHAnsi"/>
+        </w:rPr>
+        <w:tab/>
+      </w:r>
+      <w:r>
+        <w:rPr>
+          <w:rFonts w:cstheme="minorHAnsi"/>
+          <w:b/>
+          <w:bCs/>
+        </w:rPr>
+        <w:t>Protocolos de comunicación</w:t>
+      </w:r>
+      <w:r>
+        <w:rPr>
+          <w:rFonts w:cstheme="minorHAnsi"/>
+          <w:b/>
+          <w:bCs/>
+        </w:rPr>
+        <w:t xml:space="preserve">: </w:t>
+      </w:r>
+      <w:r>
+        <w:rPr>
+          <w:rFonts w:cstheme="minorHAnsi"/>
+        </w:rPr>
+        <w:t>El sistema operará bajo el protocolo estándar HTTP/HTTPS de los navegadores web.</w:t>
+      </w:r>
+    </w:p>
+    <w:p>
+      <w:pPr>
+        <w:jc w:val="both"/>
+        <w:rPr>
+          <w:rFonts w:cstheme="minorHAnsi"/>
+          <w:b/>
+          <w:bCs/>
+        </w:rPr>
+      </w:pPr>
+      <w:r>
+        <w:rPr>
+          <w:rFonts w:cstheme="minorHAnsi"/>
+        </w:rPr>
+        <w:t>•</w:t>
+      </w:r>
+      <w:r>
+        <w:rPr>
+          <w:rFonts w:cstheme="minorHAnsi"/>
+        </w:rPr>
+        <w:tab/>
+      </w:r>
+      <w:r>
+        <w:rPr>
+          <w:rFonts w:cstheme="minorHAnsi"/>
+          <w:b/>
+          <w:bCs/>
+        </w:rPr>
+        <w:t>Requisitos de habilidad</w:t>
+      </w:r>
+      <w:r>
+        <w:rPr>
+          <w:rFonts w:cstheme="minorHAnsi"/>
+          <w:b/>
+          <w:bCs/>
+        </w:rPr>
+        <w:t xml:space="preserve">: </w:t>
+      </w:r>
+      <w:r>
+        <w:rPr>
+          <w:rFonts w:cstheme="minorHAnsi"/>
+        </w:rPr>
+        <w:t>El equipo de desarrollo debe contar con conocimientos en construcción de interfaces web responsivas y manejo de comandos básicos de Git.</w:t>
+      </w:r>
+    </w:p>
+    <w:p>
+      <w:pPr>
+        <w:jc w:val="both"/>
+        <w:rPr>
+          <w:rFonts w:cstheme="minorHAnsi"/>
+          <w:b/>
+          <w:bCs/>
+        </w:rPr>
+      </w:pPr>
+      <w:r>
+        <w:rPr>
+          <w:rFonts w:cstheme="minorHAnsi"/>
+        </w:rPr>
+        <w:t>•</w:t>
+      </w:r>
+      <w:r>
+        <w:rPr>
+          <w:rFonts w:cstheme="minorHAnsi"/>
+        </w:rPr>
+        <w:tab/>
+      </w:r>
+      <w:r>
+        <w:rPr>
+          <w:rFonts w:cstheme="minorHAnsi"/>
+          <w:b/>
+          <w:bCs/>
+        </w:rPr>
+        <w:t>Criticidad</w:t>
+      </w:r>
+      <w:r>
+        <w:rPr>
+          <w:rFonts w:cstheme="minorHAnsi"/>
+          <w:b/>
+          <w:bCs/>
+        </w:rPr>
+        <w:t xml:space="preserve"> de la aplicación</w:t>
+      </w:r>
+      <w:r>
+        <w:rPr>
+          <w:rFonts w:cstheme="minorHAnsi"/>
+          <w:b/>
+          <w:bCs/>
+        </w:rPr>
+        <w:t xml:space="preserve">: </w:t>
+      </w:r>
+      <w:r>
+        <w:rPr>
+          <w:rFonts w:cstheme="minorHAnsi"/>
+        </w:rPr>
+        <w:t xml:space="preserve">Nivel bajo. Tratándose de una evaluación académica inicial sin datos clínicos reales ni transacciones monetarias verídicas, las fallas de software no suponen un riesgo real para </w:t>
+      </w:r>
+      <w:r>
+        <w:rPr>
+          <w:rFonts w:cstheme="minorHAnsi"/>
+          <w:u w:val="single"/>
+        </w:rPr>
+        <w:t>los</w:t>
+      </w:r>
+      <w:r>
+        <w:rPr>
+          <w:rFonts w:cstheme="minorHAnsi"/>
+        </w:rPr>
+        <w:t xml:space="preserve"> pacientes.</w:t>
+      </w:r>
+    </w:p>
+    <w:p>
+      <w:pPr>
+        <w:jc w:val="both"/>
+        <w:rPr>
+          <w:rFonts w:cstheme="minorHAnsi"/>
+        </w:rPr>
+      </w:pPr>
+      <w:r>
+        <w:rPr>
+          <w:rFonts w:cstheme="minorHAnsi"/>
+        </w:rPr>
+        <w:t>•</w:t>
+      </w:r>
+      <w:r>
+        <w:rPr>
+          <w:rFonts w:cstheme="minorHAnsi"/>
+        </w:rPr>
+        <w:tab/>
+      </w:r>
+      <w:r>
+        <w:rPr>
+          <w:rFonts w:cstheme="minorHAnsi"/>
+          <w:b/>
+          <w:bCs/>
+        </w:rPr>
+        <w:t>Consideraciones acerca de la seguridad</w:t>
+      </w:r>
+      <w:r>
+        <w:rPr>
+          <w:rFonts w:cstheme="minorHAnsi"/>
+          <w:b/>
+          <w:bCs/>
+        </w:rPr>
+        <w:t xml:space="preserve">: </w:t>
+      </w:r>
+      <w:r>
+        <w:rPr>
+          <w:rFonts w:cstheme="minorHAnsi"/>
+        </w:rPr>
+        <w:t>Las validaciones de los formularios (longitud de contraseñas y formato de correos corporativos) se ejecutarán del lado del cliente mediante JavaScript.</w:t>
+      </w:r>
+    </w:p>
+    <w:p>
+      <w:pPr>
+        <w:jc w:val="both"/>
+        <w:rPr>
+          <w:rFonts w:cstheme="minorHAnsi"/>
+        </w:rPr>
+      </w:pPr>
+    </w:p>
+    <w:p>
+      <w:pPr>
+        <w:pStyle w:val="Ttulo2"/>
+        <w:jc w:val="both"/>
+        <w:rPr>
+          <w:rFonts w:asciiTheme="minorHAnsi" w:hAnsiTheme="minorHAnsi" w:cstheme="minorHAnsi"/>
+        </w:rPr>
+      </w:pPr>
+      <w:bookmarkStart w:id="13" w:name="_Toc503382615"/>
+      <w:r>
+        <w:rPr>
+          <w:rFonts w:asciiTheme="minorHAnsi" w:hAnsiTheme="minorHAnsi" w:cstheme="minorHAnsi"/>
         </w:rPr>
         <w:lastRenderedPageBreak/>
-        <w:t>•</w:t>
-      </w:r>
-      <w:r>
-        <w:rPr>
-          <w:rFonts w:cstheme="minorHAnsi"/>
-        </w:rPr>
-        <w:tab/>
-        <w:t>Operaciones paralelas.</w:t>
-      </w:r>
-    </w:p>
-    <w:p>
-      <w:pPr>
-        <w:jc w:val="both"/>
-        <w:rPr>
-          <w:rFonts w:cstheme="minorHAnsi"/>
-        </w:rPr>
-      </w:pPr>
-      <w:r>
-        <w:rPr>
-          <w:rFonts w:cstheme="minorHAnsi"/>
-        </w:rPr>
-        <w:t>•</w:t>
-      </w:r>
-      <w:r>
-        <w:rPr>
-          <w:rFonts w:cstheme="minorHAnsi"/>
-        </w:rPr>
-        <w:tab/>
-        <w:t>Funciones de auditoría.</w:t>
-      </w:r>
-    </w:p>
-    <w:p>
-      <w:pPr>
-        <w:jc w:val="both"/>
-        <w:rPr>
-          <w:rFonts w:cstheme="minorHAnsi"/>
-        </w:rPr>
-      </w:pPr>
-      <w:r>
-        <w:rPr>
-          <w:rFonts w:cstheme="minorHAnsi"/>
-        </w:rPr>
-        <w:t>•</w:t>
-      </w:r>
-      <w:r>
-        <w:rPr>
-          <w:rFonts w:cstheme="minorHAnsi"/>
-        </w:rPr>
-        <w:tab/>
-        <w:t>Funciones de control.</w:t>
-      </w:r>
-    </w:p>
-    <w:p>
-      <w:pPr>
-        <w:jc w:val="both"/>
-        <w:rPr>
-          <w:rFonts w:cstheme="minorHAnsi"/>
-        </w:rPr>
-      </w:pPr>
-      <w:r>
-        <w:rPr>
-          <w:rFonts w:cstheme="minorHAnsi"/>
-        </w:rPr>
-        <w:t>•</w:t>
-      </w:r>
-      <w:r>
-        <w:rPr>
-          <w:rFonts w:cstheme="minorHAnsi"/>
-        </w:rPr>
-        <w:tab/>
-        <w:t>Lenguaje(s) de programación.</w:t>
-      </w:r>
-    </w:p>
-    <w:p>
-      <w:pPr>
-        <w:jc w:val="both"/>
-        <w:rPr>
-          <w:rFonts w:cstheme="minorHAnsi"/>
-        </w:rPr>
-      </w:pPr>
-      <w:r>
-        <w:rPr>
-          <w:rFonts w:cstheme="minorHAnsi"/>
-        </w:rPr>
-        <w:t>•</w:t>
-      </w:r>
-      <w:r>
-        <w:rPr>
-          <w:rFonts w:cstheme="minorHAnsi"/>
-        </w:rPr>
-        <w:tab/>
-        <w:t>Protocolos de comunicación.</w:t>
-      </w:r>
-    </w:p>
-    <w:p>
-      <w:pPr>
-        <w:jc w:val="both"/>
-        <w:rPr>
-          <w:rFonts w:cstheme="minorHAnsi"/>
-        </w:rPr>
-      </w:pPr>
-      <w:r>
-        <w:rPr>
-          <w:rFonts w:cstheme="minorHAnsi"/>
-        </w:rPr>
-        <w:t>•</w:t>
-      </w:r>
-      <w:r>
-        <w:rPr>
-          <w:rFonts w:cstheme="minorHAnsi"/>
-        </w:rPr>
-        <w:tab/>
-        <w:t>Requisitos de habilidad.</w:t>
-      </w:r>
-    </w:p>
-    <w:p>
-      <w:pPr>
-        <w:jc w:val="both"/>
-        <w:rPr>
-          <w:rFonts w:cstheme="minorHAnsi"/>
-        </w:rPr>
-      </w:pPr>
-      <w:r>
-        <w:rPr>
-          <w:rFonts w:cstheme="minorHAnsi"/>
-        </w:rPr>
-        <w:t>•</w:t>
-      </w:r>
-      <w:r>
-        <w:rPr>
-          <w:rFonts w:cstheme="minorHAnsi"/>
-        </w:rPr>
-        <w:tab/>
-        <w:t>Criticidad</w:t>
-      </w:r>
-      <w:r>
-        <w:rPr>
-          <w:rFonts w:cstheme="minorHAnsi"/>
-        </w:rPr>
-        <w:t xml:space="preserve"> de la aplicación.</w:t>
-      </w:r>
-    </w:p>
-    <w:p>
-      <w:pPr>
-        <w:jc w:val="both"/>
-        <w:rPr>
-          <w:rFonts w:cstheme="minorHAnsi"/>
-        </w:rPr>
-      </w:pPr>
-      <w:r>
-        <w:rPr>
-          <w:rFonts w:cstheme="minorHAnsi"/>
-        </w:rPr>
-        <w:t>•</w:t>
-      </w:r>
-      <w:r>
-        <w:rPr>
-          <w:rFonts w:cstheme="minorHAnsi"/>
-        </w:rPr>
-        <w:tab/>
-        <w:t>Consideraciones acerca de la seguridad.</w:t>
-      </w:r>
-    </w:p>
-    <w:p>
-      <w:pPr>
-        <w:jc w:val="both"/>
-        <w:rPr>
-          <w:rFonts w:cstheme="minorHAnsi"/>
-        </w:rPr>
-      </w:pPr>
-    </w:p>
-    <w:p>
-      <w:pPr>
-        <w:pStyle w:val="Ttulo2"/>
-        <w:jc w:val="both"/>
-        <w:rPr>
-          <w:rFonts w:asciiTheme="minorHAnsi" w:hAnsiTheme="minorHAnsi" w:cstheme="minorHAnsi"/>
-        </w:rPr>
-      </w:pPr>
-      <w:bookmarkStart w:id="13" w:name="_Toc503382615"/>
-      <w:r>
-        <w:rPr>
-          <w:rFonts w:asciiTheme="minorHAnsi" w:hAnsiTheme="minorHAnsi" w:cstheme="minorHAnsi"/>
-        </w:rPr>
         <w:t>2.5.</w:t>
       </w:r>
       <w:r>
@@ -5561,6 +5981,44 @@
     </w:p>
     <w:p>
       <w:pPr>
+        <w:pStyle w:val="Prrafodelista"/>
+        <w:numPr>
+          <w:ilvl w:val="0"/>
+          <w:numId w:val="12"/>
+        </w:numPr>
+        <w:jc w:val="both"/>
+        <w:rPr>
+          <w:rFonts w:cstheme="minorHAnsi"/>
+        </w:rPr>
+      </w:pPr>
+      <w:r>
+        <w:rPr>
+          <w:rFonts w:cstheme="minorHAnsi"/>
+        </w:rPr>
+        <w:t>Se asume que los pacientes y el personal de la clínica cuentan con un dispositivo, ya sea PC o móvil con conexión a internet y un navegador web moderno.</w:t>
+      </w:r>
+    </w:p>
+    <w:p>
+      <w:pPr>
+        <w:pStyle w:val="Prrafodelista"/>
+        <w:numPr>
+          <w:ilvl w:val="0"/>
+          <w:numId w:val="12"/>
+        </w:numPr>
+        <w:jc w:val="both"/>
+        <w:rPr>
+          <w:rFonts w:cstheme="minorHAnsi"/>
+        </w:rPr>
+      </w:pPr>
+      <w:r>
+        <w:rPr>
+          <w:rFonts w:cstheme="minorHAnsi"/>
+        </w:rPr>
+        <w:t>El correcto funcionamiento del carrito de compras depende de que el navegador del usuario tenga habilitado el uso de almacenamiento local y JavaScript.</w:t>
+      </w:r>
+    </w:p>
+    <w:p>
+      <w:pPr>
         <w:jc w:val="both"/>
         <w:rPr>
           <w:rFonts w:cstheme="minorHAnsi"/>
@@ -5607,17 +6065,1310 @@
     </w:p>
     <w:p>
       <w:pPr>
-        <w:jc w:val="both"/>
-        <w:rPr>
-          <w:rFonts w:cstheme="minorHAnsi"/>
-        </w:rPr>
-      </w:pPr>
-      <w:r>
-        <w:rPr>
-          <w:rFonts w:cstheme="minorHAnsi"/>
-        </w:rPr>
-        <w:t> </w:t>
-      </w:r>
+        <w:pStyle w:val="Prrafodelista"/>
+        <w:numPr>
+          <w:ilvl w:val="0"/>
+          <w:numId w:val="11"/>
+        </w:numPr>
+        <w:jc w:val="both"/>
+        <w:rPr>
+          <w:rFonts w:cstheme="minorHAnsi"/>
+        </w:rPr>
+      </w:pPr>
+      <w:r>
+        <w:rPr>
+          <w:rFonts w:cstheme="minorHAnsi"/>
+        </w:rPr>
+        <w:t>Integración de una base de datos real y un backend (servidor) para reempalzar el almacenamiento local.</w:t>
+      </w:r>
+    </w:p>
+    <w:p>
+      <w:pPr>
+        <w:pStyle w:val="Prrafodelista"/>
+        <w:jc w:val="both"/>
+        <w:rPr>
+          <w:rFonts w:cstheme="minorHAnsi"/>
+        </w:rPr>
+      </w:pPr>
+    </w:p>
+    <w:p>
+      <w:pPr>
+        <w:pStyle w:val="Prrafodelista"/>
+        <w:numPr>
+          <w:ilvl w:val="0"/>
+          <w:numId w:val="11"/>
+        </w:numPr>
+        <w:jc w:val="both"/>
+        <w:rPr>
+          <w:rFonts w:cstheme="minorHAnsi"/>
+        </w:rPr>
+      </w:pPr>
+      <w:r>
+        <w:rPr>
+          <w:rFonts w:cstheme="minorHAnsi"/>
+        </w:rPr>
+        <w:t>Implementación de una pasarela de pagos (Webpay o similar) para procesar las compras del carrito.</w:t>
+      </w:r>
+    </w:p>
+    <w:p>
+      <w:pPr>
+        <w:pStyle w:val="Prrafodelista"/>
+        <w:jc w:val="both"/>
+        <w:rPr>
+          <w:rFonts w:cstheme="minorHAnsi"/>
+        </w:rPr>
+      </w:pPr>
+    </w:p>
+    <w:p>
+      <w:pPr>
+        <w:pStyle w:val="Prrafodelista"/>
+        <w:numPr>
+          <w:ilvl w:val="0"/>
+          <w:numId w:val="11"/>
+        </w:numPr>
+        <w:jc w:val="both"/>
+        <w:rPr>
+          <w:rFonts w:cstheme="minorHAnsi"/>
+        </w:rPr>
+      </w:pPr>
+      <w:r>
+        <w:rPr>
+          <w:rFonts w:cstheme="minorHAnsi"/>
+        </w:rPr>
+        <w:t>Sistema automatizado de envío de correos electrónicos para confirmar horas médicas.</w:t>
+      </w:r>
+      <w:r>
+        <w:rPr>
+          <w:rFonts w:cstheme="minorHAnsi"/>
+        </w:rPr>
+        <w:br w:type="page"/>
+      </w:r>
+    </w:p>
+    <w:p>
+      <w:pPr>
+        <w:pStyle w:val="Ttulo1"/>
+        <w:jc w:val="both"/>
+        <w:rPr>
+          <w:rFonts w:asciiTheme="minorHAnsi" w:hAnsiTheme="minorHAnsi" w:cstheme="minorHAnsi"/>
+        </w:rPr>
+      </w:pPr>
+      <w:bookmarkStart w:id="15" w:name="_Toc503382617"/>
+      <w:r>
+        <w:rPr>
+          <w:rFonts w:asciiTheme="minorHAnsi" w:hAnsiTheme="minorHAnsi" w:cstheme="minorHAnsi"/>
+        </w:rPr>
+        <w:lastRenderedPageBreak/>
+        <w:t>3.</w:t>
+      </w:r>
+      <w:r>
+        <w:rPr>
+          <w:rFonts w:asciiTheme="minorHAnsi" w:hAnsiTheme="minorHAnsi" w:cstheme="minorHAnsi"/>
+        </w:rPr>
+        <w:tab/>
+        <w:t>Requisitos Específicos</w:t>
+      </w:r>
+      <w:bookmarkEnd w:id="15"/>
+    </w:p>
+    <w:p>
+      <w:pPr>
+        <w:jc w:val="both"/>
+        <w:rPr>
+          <w:rFonts w:cstheme="minorHAnsi"/>
+        </w:rPr>
+      </w:pPr>
+      <w:r>
+        <w:rPr>
+          <w:rFonts w:cstheme="minorHAnsi"/>
+        </w:rPr>
+        <w:t>Esta sección contiene los requisitos a un nivel de detalle suficiente como para permitir a los diseñadores diseñar un sistema que satisfaga estos requisitos, y que permita al equipo de pruebas planificar y realizar las pruebas que demuestren si el sistema satisface, o no, los requisitos. Todo requisito aquí especificado describirá comportamientos externos del sistema, perceptibles por parte de los usuarios, operadores y otros sistemas. Esta es la sección más larga e importante de la ERS. Deberán aplicarse los siguientes principios:</w:t>
+      </w:r>
+    </w:p>
+    <w:p>
+      <w:pPr>
+        <w:jc w:val="both"/>
+        <w:rPr>
+          <w:rFonts w:cstheme="minorHAnsi"/>
+        </w:rPr>
+      </w:pPr>
+      <w:r>
+        <w:rPr>
+          <w:rFonts w:cstheme="minorHAnsi"/>
+        </w:rPr>
+        <w:t>•</w:t>
+      </w:r>
+      <w:r>
+        <w:rPr>
+          <w:rFonts w:cstheme="minorHAnsi"/>
+        </w:rPr>
+        <w:tab/>
+        <w:t>El documento debería ser perfectamente legible por personas de muy distintas formaciones e intereses.</w:t>
+      </w:r>
+    </w:p>
+    <w:p>
+      <w:pPr>
+        <w:jc w:val="both"/>
+        <w:rPr>
+          <w:rFonts w:cstheme="minorHAnsi"/>
+        </w:rPr>
+      </w:pPr>
+      <w:r>
+        <w:rPr>
+          <w:rFonts w:cstheme="minorHAnsi"/>
+        </w:rPr>
+        <w:t>•</w:t>
+      </w:r>
+      <w:r>
+        <w:rPr>
+          <w:rFonts w:cstheme="minorHAnsi"/>
+        </w:rPr>
+        <w:tab/>
+        <w:t>Deberán referenciarse aquellos documentos relevantes que poseen alguna influencia sobre los requisitos.</w:t>
+      </w:r>
+    </w:p>
+    <w:p>
+      <w:pPr>
+        <w:jc w:val="both"/>
+        <w:rPr>
+          <w:rFonts w:cstheme="minorHAnsi"/>
+        </w:rPr>
+      </w:pPr>
+      <w:r>
+        <w:rPr>
+          <w:rFonts w:cstheme="minorHAnsi"/>
+        </w:rPr>
+        <w:t>•</w:t>
+      </w:r>
+      <w:r>
+        <w:rPr>
+          <w:rFonts w:cstheme="minorHAnsi"/>
+        </w:rPr>
+        <w:tab/>
+        <w:t>Todo requisito deberá ser unívocamente identificable mediante algún código o sistema de numeración adecuado.</w:t>
+      </w:r>
+    </w:p>
+    <w:p>
+      <w:pPr>
+        <w:jc w:val="both"/>
+        <w:rPr>
+          <w:rFonts w:cstheme="minorHAnsi"/>
+        </w:rPr>
+      </w:pPr>
+      <w:r>
+        <w:rPr>
+          <w:rFonts w:cstheme="minorHAnsi"/>
+        </w:rPr>
+        <w:t>•</w:t>
+      </w:r>
+      <w:r>
+        <w:rPr>
+          <w:rFonts w:cstheme="minorHAnsi"/>
+        </w:rPr>
+        <w:tab/>
+        <w:t>Lo ideal, aunque en la práctica no siempre realizable, es que los requisitos posean las siguientes características:</w:t>
+      </w:r>
+    </w:p>
+    <w:p>
+      <w:pPr>
+        <w:pStyle w:val="Prrafodelista"/>
+        <w:numPr>
+          <w:ilvl w:val="0"/>
+          <w:numId w:val="6"/>
+        </w:numPr>
+        <w:jc w:val="both"/>
+        <w:rPr>
+          <w:rFonts w:cstheme="minorHAnsi"/>
+        </w:rPr>
+      </w:pPr>
+      <w:r>
+        <w:rPr>
+          <w:rFonts w:cstheme="minorHAnsi"/>
+          <w:b/>
+        </w:rPr>
+        <w:t>Corrección</w:t>
+      </w:r>
+      <w:r>
+        <w:rPr>
+          <w:rFonts w:cstheme="minorHAnsi"/>
+        </w:rPr>
+        <w:t>: La ERS es correcta si y sólo si todo requisito que figura aquí (y que será implementado en el sistema) refleja alguna necesidad real. La corrección de la ERS implica que el sistema implementado será el sistema deseado.</w:t>
+      </w:r>
+    </w:p>
+    <w:p>
+      <w:pPr>
+        <w:pStyle w:val="Prrafodelista"/>
+        <w:numPr>
+          <w:ilvl w:val="0"/>
+          <w:numId w:val="6"/>
+        </w:numPr>
+        <w:jc w:val="both"/>
+        <w:rPr>
+          <w:rFonts w:cstheme="minorHAnsi"/>
+        </w:rPr>
+      </w:pPr>
+      <w:r>
+        <w:rPr>
+          <w:rFonts w:cstheme="minorHAnsi"/>
+          <w:b/>
+        </w:rPr>
+        <w:t>No ambiguos</w:t>
+      </w:r>
+      <w:r>
+        <w:rPr>
+          <w:rFonts w:cstheme="minorHAnsi"/>
+        </w:rPr>
+        <w:t>: Cada requisito tiene una sola interpretación. Para eliminar la ambigüedad inherente a los requisitos expresados en lenguaje natural, se deberán utilizar gráficos o notaciones formales. En el caso de utilizar términos que, habitualmente, poseen más de una interpretación, se definirán con precisión en el glosario.</w:t>
+      </w:r>
+    </w:p>
+    <w:p>
+      <w:pPr>
+        <w:pStyle w:val="Prrafodelista"/>
+        <w:numPr>
+          <w:ilvl w:val="0"/>
+          <w:numId w:val="6"/>
+        </w:numPr>
+        <w:jc w:val="both"/>
+        <w:rPr>
+          <w:rFonts w:cstheme="minorHAnsi"/>
+        </w:rPr>
+      </w:pPr>
+      <w:r>
+        <w:rPr>
+          <w:rFonts w:cstheme="minorHAnsi"/>
+          <w:b/>
+        </w:rPr>
+        <w:t>Completos</w:t>
+      </w:r>
+      <w:r>
+        <w:rPr>
+          <w:rFonts w:cstheme="minorHAnsi"/>
+        </w:rPr>
+        <w:t>: Todos los requisitos relevantes han sido incluidos en la ERS. Conviene incluir todas las posibles respuestas del sistema a los datos de entrada, tanto válidos como no válidos.</w:t>
+      </w:r>
+    </w:p>
+    <w:p>
+      <w:pPr>
+        <w:pStyle w:val="Prrafodelista"/>
+        <w:numPr>
+          <w:ilvl w:val="0"/>
+          <w:numId w:val="6"/>
+        </w:numPr>
+        <w:jc w:val="both"/>
+        <w:rPr>
+          <w:rFonts w:cstheme="minorHAnsi"/>
+        </w:rPr>
+      </w:pPr>
+      <w:r>
+        <w:rPr>
+          <w:rFonts w:cstheme="minorHAnsi"/>
+          <w:b/>
+        </w:rPr>
+        <w:t>Consistentes</w:t>
+      </w:r>
+      <w:r>
+        <w:rPr>
+          <w:rFonts w:cstheme="minorHAnsi"/>
+        </w:rPr>
+        <w:t>: Los requisitos no pueden ser contradictorios. Un conjunto de requisitos contradictorio no es implementable.</w:t>
+      </w:r>
+    </w:p>
+    <w:p>
+      <w:pPr>
+        <w:pStyle w:val="Prrafodelista"/>
+        <w:numPr>
+          <w:ilvl w:val="0"/>
+          <w:numId w:val="6"/>
+        </w:numPr>
+        <w:jc w:val="both"/>
+        <w:rPr>
+          <w:rFonts w:cstheme="minorHAnsi"/>
+        </w:rPr>
+      </w:pPr>
+      <w:r>
+        <w:rPr>
+          <w:rFonts w:cstheme="minorHAnsi"/>
+          <w:b/>
+        </w:rPr>
+        <w:t>Clasificados</w:t>
+      </w:r>
+      <w:r>
+        <w:rPr>
+          <w:rFonts w:cstheme="minorHAnsi"/>
+        </w:rPr>
+        <w:t>: Normalmente, no todos los requisitos son igual de importantes. Los requisitos pueden clasificarse por importancia (esenciales, condicionales u opcionales) o por estabilidad (cambios que se espera que afecten al requisito). Esto sirve, ante todo, para no emplear excesivos recursos en implementar requisitos no esenciales.</w:t>
+      </w:r>
+    </w:p>
+    <w:p>
+      <w:pPr>
+        <w:pStyle w:val="Prrafodelista"/>
+        <w:numPr>
+          <w:ilvl w:val="0"/>
+          <w:numId w:val="6"/>
+        </w:numPr>
+        <w:jc w:val="both"/>
+        <w:rPr>
+          <w:rFonts w:cstheme="minorHAnsi"/>
+        </w:rPr>
+      </w:pPr>
+      <w:r>
+        <w:rPr>
+          <w:rFonts w:cstheme="minorHAnsi"/>
+          <w:b/>
+        </w:rPr>
+        <w:t>Verificables</w:t>
+      </w:r>
+      <w:r>
+        <w:rPr>
+          <w:rFonts w:cstheme="minorHAnsi"/>
+        </w:rPr>
+        <w:t>: La ERS es verificable si y sólo si todos sus requisitos son verificables. Un requisito es verificable (testeable) si existe un proceso finito y no costoso para demostrar que el sistema cumple con el requisito. Un requisito ambiguo no es, en general, verificable. Expresiones como a veces, bien, adecuado, etc. Introducen ambigüedad en los requisitos. Requisitos como “en caso de accidente la nube tóxica no se extenderá más allá de 25Km" no es verificable por el alto costo que conlleva.</w:t>
+      </w:r>
+    </w:p>
+    <w:p>
+      <w:pPr>
+        <w:pStyle w:val="Prrafodelista"/>
+        <w:numPr>
+          <w:ilvl w:val="0"/>
+          <w:numId w:val="6"/>
+        </w:numPr>
+        <w:jc w:val="both"/>
+        <w:rPr>
+          <w:rFonts w:cstheme="minorHAnsi"/>
+        </w:rPr>
+      </w:pPr>
+      <w:r>
+        <w:rPr>
+          <w:rFonts w:cstheme="minorHAnsi"/>
+          <w:b/>
+        </w:rPr>
+        <w:lastRenderedPageBreak/>
+        <w:t>Modificables</w:t>
+      </w:r>
+      <w:r>
+        <w:rPr>
+          <w:rFonts w:cstheme="minorHAnsi"/>
+        </w:rPr>
+        <w:t xml:space="preserve">: La ERS es modificable si y sólo si se encuentra estructurada de forma que los cambios a los requisitos pueden realizarse de forma fácil, completa y consistente. </w:t>
+      </w:r>
+      <w:r>
+        <w:rPr>
+          <w:rFonts w:cstheme="minorHAnsi"/>
+        </w:rPr>
+        <w:t>La utilización de herramientas automáticas de gestión de requisitos facilita enormemente</w:t>
+      </w:r>
+      <w:r>
+        <w:rPr>
+          <w:rFonts w:cstheme="minorHAnsi"/>
+        </w:rPr>
+        <w:t xml:space="preserve"> esta tarea.</w:t>
+      </w:r>
+    </w:p>
+    <w:p>
+      <w:pPr>
+        <w:pStyle w:val="Prrafodelista"/>
+        <w:numPr>
+          <w:ilvl w:val="0"/>
+          <w:numId w:val="6"/>
+        </w:numPr>
+        <w:jc w:val="both"/>
+        <w:rPr>
+          <w:rFonts w:cstheme="minorHAnsi"/>
+        </w:rPr>
+      </w:pPr>
+      <w:r>
+        <w:rPr>
+          <w:rFonts w:cstheme="minorHAnsi"/>
+          <w:b/>
+        </w:rPr>
+        <w:t>Trazables</w:t>
+      </w:r>
+      <w:r>
+        <w:rPr>
+          <w:rFonts w:cstheme="minorHAnsi"/>
+        </w:rPr>
+        <w:t>: La ERS es trazable si se conoce el origen de cada requisito y se facilita la referencia de cada requisito a los componentes del diseño y de la implementación. La trazabilidad hacia atrás indica el origen (documento, persona, etc.) de cada requisito. La trazabilidad hacia delante de un requisito R indica que componentes del sistema son los que realizan el requisito R.</w:t>
+      </w:r>
+    </w:p>
+    <w:p>
+      <w:pPr>
+        <w:jc w:val="both"/>
+        <w:rPr>
+          <w:rFonts w:cstheme="minorHAnsi"/>
+        </w:rPr>
+      </w:pPr>
+    </w:p>
+    <w:p>
+      <w:pPr>
+        <w:pStyle w:val="Ttulo2"/>
+        <w:jc w:val="both"/>
+        <w:rPr>
+          <w:rFonts w:asciiTheme="minorHAnsi" w:hAnsiTheme="minorHAnsi" w:cstheme="minorHAnsi"/>
+        </w:rPr>
+      </w:pPr>
+      <w:bookmarkStart w:id="16" w:name="_Toc503382618"/>
+      <w:r>
+        <w:rPr>
+          <w:rFonts w:asciiTheme="minorHAnsi" w:hAnsiTheme="minorHAnsi" w:cstheme="minorHAnsi"/>
+        </w:rPr>
+        <w:t>3.1</w:t>
+      </w:r>
+      <w:r>
+        <w:rPr>
+          <w:rFonts w:asciiTheme="minorHAnsi" w:hAnsiTheme="minorHAnsi" w:cstheme="minorHAnsi"/>
+        </w:rPr>
+        <w:tab/>
+        <w:t>Requisitos comunes de la</w:t>
+      </w:r>
+      <w:r>
+        <w:rPr>
+          <w:rFonts w:asciiTheme="minorHAnsi" w:hAnsiTheme="minorHAnsi" w:cstheme="minorHAnsi"/>
+        </w:rPr>
+        <w:t>s interfaces</w:t>
+      </w:r>
+      <w:bookmarkEnd w:id="16"/>
+    </w:p>
+    <w:p>
+      <w:pPr>
+        <w:jc w:val="both"/>
+        <w:rPr>
+          <w:rFonts w:cstheme="minorHAnsi"/>
+        </w:rPr>
+      </w:pPr>
+      <w:r>
+        <w:rPr>
+          <w:rFonts w:cstheme="minorHAnsi"/>
+        </w:rPr>
+        <w:t>Descripción detallada de todas las entradas y salidas del sistema de software.</w:t>
+      </w:r>
+    </w:p>
+    <w:p>
+      <w:pPr>
+        <w:pStyle w:val="Ttulo3"/>
+        <w:jc w:val="both"/>
+        <w:rPr>
+          <w:rFonts w:asciiTheme="minorHAnsi" w:hAnsiTheme="minorHAnsi" w:cstheme="minorHAnsi"/>
+        </w:rPr>
+      </w:pPr>
+      <w:bookmarkStart w:id="17" w:name="_Toc503382619"/>
+      <w:r>
+        <w:rPr>
+          <w:rFonts w:asciiTheme="minorHAnsi" w:hAnsiTheme="minorHAnsi" w:cstheme="minorHAnsi"/>
+        </w:rPr>
+        <w:t>3.1.1</w:t>
+      </w:r>
+      <w:r>
+        <w:rPr>
+          <w:rFonts w:asciiTheme="minorHAnsi" w:hAnsiTheme="minorHAnsi" w:cstheme="minorHAnsi"/>
+        </w:rPr>
+        <w:tab/>
+        <w:t>Interfaces de usuario</w:t>
+      </w:r>
+      <w:bookmarkEnd w:id="17"/>
+    </w:p>
+    <w:p>
+      <w:pPr>
+        <w:jc w:val="both"/>
+        <w:rPr>
+          <w:rFonts w:cstheme="minorHAnsi"/>
+        </w:rPr>
+      </w:pPr>
+      <w:r>
+        <w:rPr>
+          <w:rFonts w:cstheme="minorHAnsi"/>
+        </w:rPr>
+        <w:t>Interfaz web responsiva con diseño minimalista. Contará con una barra de navegación superior (logo de NutriVida, enlaces da Inicio/Catálogo, Carrito y Acceso), una sección principal en grilla para las tarjetas de servicios nutricionales, y un pie de página institucional</w:t>
+      </w:r>
+    </w:p>
+    <w:p>
+      <w:pPr>
+        <w:pStyle w:val="Ttulo3"/>
+        <w:jc w:val="both"/>
+        <w:rPr>
+          <w:rFonts w:asciiTheme="minorHAnsi" w:hAnsiTheme="minorHAnsi" w:cstheme="minorHAnsi"/>
+        </w:rPr>
+      </w:pPr>
+      <w:bookmarkStart w:id="18" w:name="_Toc503382620"/>
+      <w:r>
+        <w:rPr>
+          <w:rFonts w:asciiTheme="minorHAnsi" w:hAnsiTheme="minorHAnsi" w:cstheme="minorHAnsi"/>
+        </w:rPr>
+        <w:t>3.1.2</w:t>
+      </w:r>
+      <w:r>
+        <w:rPr>
+          <w:rFonts w:asciiTheme="minorHAnsi" w:hAnsiTheme="minorHAnsi" w:cstheme="minorHAnsi"/>
+        </w:rPr>
+        <w:tab/>
+        <w:t>Interfaces de hardware</w:t>
+      </w:r>
+      <w:bookmarkEnd w:id="18"/>
+    </w:p>
+    <w:p>
+      <w:pPr>
+        <w:jc w:val="both"/>
+        <w:rPr>
+          <w:rFonts w:cstheme="minorHAnsi"/>
+        </w:rPr>
+      </w:pPr>
+      <w:r>
+        <w:rPr>
+          <w:rFonts w:cstheme="minorHAnsi"/>
+        </w:rPr>
+        <w:t>El sistema no requiere hardware especializado. Debe poder visualizarse y operarse correctamente utilizando el teclado, ratón o la pantalla táctil de cualquier dispositivo móvil o computadora estándar.</w:t>
+      </w:r>
+    </w:p>
+    <w:p>
+      <w:pPr>
+        <w:pStyle w:val="Ttulo3"/>
+        <w:ind w:left="0" w:firstLine="0"/>
+        <w:jc w:val="both"/>
+        <w:rPr>
+          <w:rFonts w:asciiTheme="minorHAnsi" w:hAnsiTheme="minorHAnsi" w:cstheme="minorHAnsi"/>
+        </w:rPr>
+      </w:pPr>
+      <w:bookmarkStart w:id="19" w:name="_Toc503382621"/>
+      <w:r>
+        <w:rPr>
+          <w:rFonts w:asciiTheme="minorHAnsi" w:hAnsiTheme="minorHAnsi" w:cstheme="minorHAnsi"/>
+        </w:rPr>
+        <w:t>3.1.3</w:t>
+      </w:r>
+      <w:r>
+        <w:rPr>
+          <w:rFonts w:asciiTheme="minorHAnsi" w:hAnsiTheme="minorHAnsi" w:cstheme="minorHAnsi"/>
+        </w:rPr>
+        <w:tab/>
+        <w:t>Interfaces de software</w:t>
+      </w:r>
+      <w:bookmarkEnd w:id="19"/>
+    </w:p>
+    <w:p>
+      <w:pPr>
+        <w:jc w:val="both"/>
+        <w:rPr>
+          <w:rFonts w:cstheme="minorHAnsi"/>
+        </w:rPr>
+      </w:pPr>
+      <w:r>
+        <w:rPr>
+          <w:rFonts w:cstheme="minorHAnsi"/>
+        </w:rPr>
+        <w:t>Ejecución sobre navegadores web estándar (Chrome, Edge, Firefox, Safari). Persistencia de datos acotada a localStorage del navegador; sin dependencias de motores de base de datos externas en esta fase.</w:t>
+      </w:r>
+    </w:p>
+    <w:p>
+      <w:pPr>
+        <w:pStyle w:val="Ttulo3"/>
+        <w:jc w:val="both"/>
+        <w:rPr>
+          <w:rFonts w:asciiTheme="minorHAnsi" w:hAnsiTheme="minorHAnsi" w:cstheme="minorHAnsi"/>
+        </w:rPr>
+      </w:pPr>
+      <w:bookmarkStart w:id="20" w:name="_Toc503382622"/>
+      <w:r>
+        <w:rPr>
+          <w:rFonts w:asciiTheme="minorHAnsi" w:hAnsiTheme="minorHAnsi" w:cstheme="minorHAnsi"/>
+        </w:rPr>
+        <w:t>3.1.4</w:t>
+      </w:r>
+      <w:r>
+        <w:rPr>
+          <w:rFonts w:asciiTheme="minorHAnsi" w:hAnsiTheme="minorHAnsi" w:cstheme="minorHAnsi"/>
+        </w:rPr>
+        <w:tab/>
+        <w:t>Interfaces de comunicación</w:t>
+      </w:r>
+      <w:bookmarkEnd w:id="20"/>
+    </w:p>
+    <w:p>
+      <w:pPr>
+        <w:jc w:val="both"/>
+        <w:rPr>
+          <w:rFonts w:cstheme="minorHAnsi"/>
+        </w:rPr>
+      </w:pPr>
+      <w:r>
+        <w:rPr>
+          <w:rFonts w:cstheme="minorHAnsi"/>
+        </w:rPr>
+        <w:t xml:space="preserve">Tráfico web bajo protocolo estándar HTTP/HTTPS del navegador </w:t>
+      </w:r>
+      <w:r>
+        <w:rPr>
+          <w:rFonts w:cstheme="minorHAnsi"/>
+        </w:rPr>
+        <w:t>cliente.</w:t>
+      </w:r>
+    </w:p>
+    <w:p>
+      <w:pPr>
+        <w:pStyle w:val="Ttulo2"/>
+        <w:jc w:val="both"/>
+        <w:rPr>
+          <w:rFonts w:asciiTheme="minorHAnsi" w:hAnsiTheme="minorHAnsi" w:cstheme="minorHAnsi"/>
+        </w:rPr>
+      </w:pPr>
+      <w:bookmarkStart w:id="21" w:name="_Toc503382623"/>
+      <w:r>
+        <w:rPr>
+          <w:rFonts w:asciiTheme="minorHAnsi" w:hAnsiTheme="minorHAnsi" w:cstheme="minorHAnsi"/>
+        </w:rPr>
+        <w:t>3.2</w:t>
+      </w:r>
+      <w:r>
+        <w:rPr>
+          <w:rFonts w:asciiTheme="minorHAnsi" w:hAnsiTheme="minorHAnsi" w:cstheme="minorHAnsi"/>
+        </w:rPr>
+        <w:tab/>
+        <w:t>Requisitos funcionales</w:t>
+      </w:r>
+      <w:bookmarkEnd w:id="21"/>
+    </w:p>
+    <w:p>
+      <w:pPr>
+        <w:jc w:val="both"/>
+        <w:rPr>
+          <w:rFonts w:cstheme="minorHAnsi"/>
+          <w:lang w:val="es-CL"/>
+        </w:rPr>
+      </w:pPr>
+      <w:r>
+        <w:rPr>
+          <w:rFonts w:cstheme="minorHAnsi"/>
+          <w:b/>
+          <w:bCs/>
+          <w:lang w:val="es-CL"/>
+        </w:rPr>
+        <w:t>3.2.1 Requisito funcional 1: Gestión del Carrito de Compras</w:t>
+      </w:r>
+    </w:p>
+    <w:p>
+      <w:pPr>
+        <w:numPr>
+          <w:ilvl w:val="0"/>
+          <w:numId w:val="14"/>
+        </w:numPr>
+        <w:jc w:val="both"/>
+        <w:rPr>
+          <w:rFonts w:cstheme="minorHAnsi"/>
+          <w:lang w:val="es-CL"/>
+        </w:rPr>
+      </w:pPr>
+      <w:r>
+        <w:rPr>
+          <w:rFonts w:cstheme="minorHAnsi"/>
+          <w:b/>
+          <w:bCs/>
+          <w:lang w:val="es-CL"/>
+        </w:rPr>
+        <w:t>Actores:</w:t>
+      </w:r>
+      <w:r>
+        <w:rPr>
+          <w:rFonts w:cstheme="minorHAnsi"/>
+          <w:lang w:val="es-CL"/>
+        </w:rPr>
+        <w:t xml:space="preserve"> Paciente.</w:t>
+      </w:r>
+    </w:p>
+    <w:p>
+      <w:pPr>
+        <w:numPr>
+          <w:ilvl w:val="0"/>
+          <w:numId w:val="14"/>
+        </w:numPr>
+        <w:jc w:val="both"/>
+        <w:rPr>
+          <w:rFonts w:cstheme="minorHAnsi"/>
+          <w:lang w:val="es-CL"/>
+        </w:rPr>
+      </w:pPr>
+      <w:r>
+        <w:rPr>
+          <w:rFonts w:cstheme="minorHAnsi"/>
+          <w:b/>
+          <w:bCs/>
+          <w:lang w:val="es-CL"/>
+        </w:rPr>
+        <w:t>Descripción:</w:t>
+      </w:r>
+      <w:r>
+        <w:rPr>
+          <w:rFonts w:cstheme="minorHAnsi"/>
+          <w:lang w:val="es-CL"/>
+        </w:rPr>
+        <w:t xml:space="preserve"> El paciente debe poder seleccionar servicios del catálogo y agregarlos a un carrito. El sistema debe guardar esta selección usando localStorage para que los datos no se pierdan al recargar la página web.</w:t>
+      </w:r>
+    </w:p>
+    <w:p>
+      <w:pPr>
+        <w:jc w:val="both"/>
+        <w:rPr>
+          <w:rFonts w:cstheme="minorHAnsi"/>
+          <w:lang w:val="es-CL"/>
+        </w:rPr>
+      </w:pPr>
+      <w:r>
+        <w:rPr>
+          <w:rFonts w:cstheme="minorHAnsi"/>
+          <w:b/>
+          <w:bCs/>
+          <w:lang w:val="es-CL"/>
+        </w:rPr>
+        <w:t>3.2.2 Requisito funcional 2: Validación de Campos Obligatorios</w:t>
+      </w:r>
+    </w:p>
+    <w:p>
+      <w:pPr>
+        <w:numPr>
+          <w:ilvl w:val="0"/>
+          <w:numId w:val="15"/>
+        </w:numPr>
+        <w:jc w:val="both"/>
+        <w:rPr>
+          <w:rFonts w:cstheme="minorHAnsi"/>
+          <w:lang w:val="es-CL"/>
+        </w:rPr>
+      </w:pPr>
+      <w:r>
+        <w:rPr>
+          <w:rFonts w:cstheme="minorHAnsi"/>
+          <w:b/>
+          <w:bCs/>
+          <w:lang w:val="es-CL"/>
+        </w:rPr>
+        <w:t>Actores:</w:t>
+      </w:r>
+      <w:r>
+        <w:rPr>
+          <w:rFonts w:cstheme="minorHAnsi"/>
+          <w:lang w:val="es-CL"/>
+        </w:rPr>
+        <w:t xml:space="preserve"> Paciente, Administrador.</w:t>
+      </w:r>
+    </w:p>
+    <w:p>
+      <w:pPr>
+        <w:numPr>
+          <w:ilvl w:val="0"/>
+          <w:numId w:val="15"/>
+        </w:numPr>
+        <w:jc w:val="both"/>
+        <w:rPr>
+          <w:rFonts w:cstheme="minorHAnsi"/>
+          <w:lang w:val="es-CL"/>
+        </w:rPr>
+      </w:pPr>
+      <w:r>
+        <w:rPr>
+          <w:rFonts w:cstheme="minorHAnsi"/>
+          <w:b/>
+          <w:bCs/>
+          <w:lang w:val="es-CL"/>
+        </w:rPr>
+        <w:lastRenderedPageBreak/>
+        <w:t>Descripción:</w:t>
+      </w:r>
+      <w:r>
+        <w:rPr>
+          <w:rFonts w:cstheme="minorHAnsi"/>
+          <w:lang w:val="es-CL"/>
+        </w:rPr>
+        <w:t xml:space="preserve"> Al intentar enviar el formulario de registro o inicio de sesión, el sistema debe verificar que ningún campo esté vacío. Si hay campos en blanco, debe bloquear la acción y mostrar un mensaje de error visual.</w:t>
+      </w:r>
+    </w:p>
+    <w:p>
+      <w:pPr>
+        <w:jc w:val="both"/>
+        <w:rPr>
+          <w:rFonts w:cstheme="minorHAnsi"/>
+          <w:lang w:val="es-CL"/>
+        </w:rPr>
+      </w:pPr>
+      <w:r>
+        <w:rPr>
+          <w:rFonts w:cstheme="minorHAnsi"/>
+          <w:b/>
+          <w:bCs/>
+          <w:lang w:val="es-CL"/>
+        </w:rPr>
+        <w:t>3.2.3 Requisito funcional 3: Validación de Formato de Correo</w:t>
+      </w:r>
+    </w:p>
+    <w:p>
+      <w:pPr>
+        <w:numPr>
+          <w:ilvl w:val="0"/>
+          <w:numId w:val="16"/>
+        </w:numPr>
+        <w:jc w:val="both"/>
+        <w:rPr>
+          <w:rFonts w:cstheme="minorHAnsi"/>
+          <w:lang w:val="es-CL"/>
+        </w:rPr>
+      </w:pPr>
+      <w:r>
+        <w:rPr>
+          <w:rFonts w:cstheme="minorHAnsi"/>
+          <w:b/>
+          <w:bCs/>
+          <w:lang w:val="es-CL"/>
+        </w:rPr>
+        <w:t>Actores:</w:t>
+      </w:r>
+      <w:r>
+        <w:rPr>
+          <w:rFonts w:cstheme="minorHAnsi"/>
+          <w:lang w:val="es-CL"/>
+        </w:rPr>
+        <w:t xml:space="preserve"> Paciente.</w:t>
+      </w:r>
+    </w:p>
+    <w:p>
+      <w:pPr>
+        <w:numPr>
+          <w:ilvl w:val="0"/>
+          <w:numId w:val="16"/>
+        </w:numPr>
+        <w:jc w:val="both"/>
+        <w:rPr>
+          <w:rFonts w:cstheme="minorHAnsi"/>
+          <w:lang w:val="es-CL"/>
+        </w:rPr>
+      </w:pPr>
+      <w:r>
+        <w:rPr>
+          <w:rFonts w:cstheme="minorHAnsi"/>
+          <w:b/>
+          <w:bCs/>
+          <w:lang w:val="es-CL"/>
+        </w:rPr>
+        <w:t>Descripción:</w:t>
+      </w:r>
+      <w:r>
+        <w:rPr>
+          <w:rFonts w:cstheme="minorHAnsi"/>
+          <w:lang w:val="es-CL"/>
+        </w:rPr>
+        <w:t xml:space="preserve"> El sistema debe validar mediante JavaScript que el texto ingresado en el campo "Correo Electrónico" contenga un formato válido y pertenezca al dominio autorizado (ej. @duocuc.cl), bloqueando el registro si no se cumple la regla.</w:t>
+      </w:r>
+    </w:p>
+    <w:p>
+      <w:pPr>
+        <w:jc w:val="both"/>
+        <w:rPr>
+          <w:rFonts w:cstheme="minorHAnsi"/>
+          <w:lang w:val="es-CL"/>
+        </w:rPr>
+      </w:pPr>
+      <w:r>
+        <w:rPr>
+          <w:rFonts w:cstheme="minorHAnsi"/>
+          <w:b/>
+          <w:bCs/>
+          <w:lang w:val="es-CL"/>
+        </w:rPr>
+        <w:t>3.2.4 Requisito funcional 4: Control de Acceso (RBAC)</w:t>
+      </w:r>
+    </w:p>
+    <w:p>
+      <w:pPr>
+        <w:numPr>
+          <w:ilvl w:val="0"/>
+          <w:numId w:val="17"/>
+        </w:numPr>
+        <w:jc w:val="both"/>
+        <w:rPr>
+          <w:rFonts w:cstheme="minorHAnsi"/>
+          <w:lang w:val="es-CL"/>
+        </w:rPr>
+      </w:pPr>
+      <w:r>
+        <w:rPr>
+          <w:rFonts w:cstheme="minorHAnsi"/>
+          <w:b/>
+          <w:bCs/>
+          <w:lang w:val="es-CL"/>
+        </w:rPr>
+        <w:t>Actores:</w:t>
+      </w:r>
+      <w:r>
+        <w:rPr>
+          <w:rFonts w:cstheme="minorHAnsi"/>
+          <w:lang w:val="es-CL"/>
+        </w:rPr>
+        <w:t xml:space="preserve"> Administrador, Nutricionista, Paciente.</w:t>
+      </w:r>
+    </w:p>
+    <w:p>
+      <w:pPr>
+        <w:numPr>
+          <w:ilvl w:val="0"/>
+          <w:numId w:val="17"/>
+        </w:numPr>
+        <w:jc w:val="both"/>
+        <w:rPr>
+          <w:rFonts w:cstheme="minorHAnsi"/>
+          <w:lang w:val="es-CL"/>
+        </w:rPr>
+      </w:pPr>
+      <w:r>
+        <w:rPr>
+          <w:rFonts w:cstheme="minorHAnsi"/>
+          <w:b/>
+          <w:bCs/>
+          <w:lang w:val="es-CL"/>
+        </w:rPr>
+        <w:t>Descripción:</w:t>
+      </w:r>
+      <w:r>
+        <w:rPr>
+          <w:rFonts w:cstheme="minorHAnsi"/>
+          <w:lang w:val="es-CL"/>
+        </w:rPr>
+        <w:t xml:space="preserve"> El sistema debe restringir las vistas según el perfil de usuario. Solo el Administrador tendrá acceso a las funciones de crear y editar productos. La Nutricionista y el Paciente solo tendrán permisos de visualización del catálogo.</w:t>
+      </w:r>
+    </w:p>
+    <w:p>
+      <w:pPr>
+        <w:jc w:val="both"/>
+        <w:rPr>
+          <w:rFonts w:cstheme="minorHAnsi"/>
+        </w:rPr>
+      </w:pPr>
+    </w:p>
+    <w:p>
+      <w:pPr>
+        <w:pStyle w:val="Ttulo2"/>
+        <w:jc w:val="both"/>
+        <w:rPr>
+          <w:rFonts w:asciiTheme="minorHAnsi" w:hAnsiTheme="minorHAnsi" w:cstheme="minorHAnsi"/>
+        </w:rPr>
+      </w:pPr>
+      <w:bookmarkStart w:id="22" w:name="_Toc503382624"/>
+      <w:r>
+        <w:rPr>
+          <w:rFonts w:asciiTheme="minorHAnsi" w:hAnsiTheme="minorHAnsi" w:cstheme="minorHAnsi"/>
+        </w:rPr>
+        <w:t>3.3</w:t>
+      </w:r>
+      <w:r>
+        <w:rPr>
+          <w:rFonts w:asciiTheme="minorHAnsi" w:hAnsiTheme="minorHAnsi" w:cstheme="minorHAnsi"/>
+        </w:rPr>
+        <w:tab/>
+        <w:t>Requisitos no funcionales</w:t>
+      </w:r>
+      <w:bookmarkEnd w:id="22"/>
+    </w:p>
+    <w:p>
+      <w:pPr>
+        <w:pStyle w:val="Ttulo3"/>
+        <w:jc w:val="both"/>
+        <w:rPr>
+          <w:rFonts w:asciiTheme="minorHAnsi" w:hAnsiTheme="minorHAnsi" w:cstheme="minorHAnsi"/>
+        </w:rPr>
+      </w:pPr>
+      <w:bookmarkStart w:id="23" w:name="_Toc503382625"/>
+      <w:r>
+        <w:rPr>
+          <w:rFonts w:asciiTheme="minorHAnsi" w:hAnsiTheme="minorHAnsi" w:cstheme="minorHAnsi"/>
+        </w:rPr>
+        <w:t>3.3.1</w:t>
+      </w:r>
+      <w:r>
+        <w:rPr>
+          <w:rFonts w:asciiTheme="minorHAnsi" w:hAnsiTheme="minorHAnsi" w:cstheme="minorHAnsi"/>
+        </w:rPr>
+        <w:tab/>
+        <w:t>Requisitos de rendimiento</w:t>
+      </w:r>
+      <w:bookmarkEnd w:id="23"/>
+    </w:p>
+    <w:p>
+      <w:pPr>
+        <w:jc w:val="both"/>
+        <w:rPr>
+          <w:rFonts w:cstheme="minorHAnsi"/>
+        </w:rPr>
+      </w:pPr>
+      <w:r>
+        <w:rPr>
+          <w:rFonts w:cstheme="minorHAnsi"/>
+        </w:rPr>
+        <w:t>Al ser un frontend estático, el 95% de las interacciones locales (agregar al carrito, validaciones de formularios) deben procesarse y reflejarse en la pantalla en menos de 1 segundo.</w:t>
+      </w:r>
+    </w:p>
+    <w:p>
+      <w:pPr>
+        <w:pStyle w:val="Ttulo3"/>
+        <w:jc w:val="both"/>
+        <w:rPr>
+          <w:rFonts w:asciiTheme="minorHAnsi" w:hAnsiTheme="minorHAnsi" w:cstheme="minorHAnsi"/>
+        </w:rPr>
+      </w:pPr>
+      <w:bookmarkStart w:id="24" w:name="_Toc503382626"/>
+      <w:r>
+        <w:rPr>
+          <w:rFonts w:asciiTheme="minorHAnsi" w:hAnsiTheme="minorHAnsi" w:cstheme="minorHAnsi"/>
+        </w:rPr>
+        <w:t>3.3.2</w:t>
+      </w:r>
+      <w:r>
+        <w:rPr>
+          <w:rFonts w:asciiTheme="minorHAnsi" w:hAnsiTheme="minorHAnsi" w:cstheme="minorHAnsi"/>
+        </w:rPr>
+        <w:tab/>
+        <w:t>Seguridad</w:t>
+      </w:r>
+      <w:bookmarkEnd w:id="24"/>
+    </w:p>
+    <w:p>
+      <w:pPr>
+        <w:jc w:val="both"/>
+        <w:rPr>
+          <w:rFonts w:cstheme="minorHAnsi"/>
+        </w:rPr>
+      </w:pPr>
+      <w:r>
+        <w:rPr>
+          <w:rFonts w:cstheme="minorHAnsi"/>
+        </w:rPr>
+        <w:t>Validación estricta del lado del cliente mediante código JavaScript para prevenir el envío de formularios en blanco y exigir formatos mínimos de contraseñas, evitando errores de capa de usuario.</w:t>
+      </w:r>
+    </w:p>
+    <w:p>
+      <w:pPr>
+        <w:pStyle w:val="Ttulo3"/>
+        <w:jc w:val="both"/>
+        <w:rPr>
+          <w:rFonts w:asciiTheme="minorHAnsi" w:hAnsiTheme="minorHAnsi" w:cstheme="minorHAnsi"/>
+        </w:rPr>
+      </w:pPr>
+      <w:bookmarkStart w:id="25" w:name="_Toc503382627"/>
+      <w:r>
+        <w:rPr>
+          <w:rFonts w:asciiTheme="minorHAnsi" w:hAnsiTheme="minorHAnsi" w:cstheme="minorHAnsi"/>
+        </w:rPr>
+        <w:t>3.3.3</w:t>
+      </w:r>
+      <w:r>
+        <w:rPr>
+          <w:rFonts w:asciiTheme="minorHAnsi" w:hAnsiTheme="minorHAnsi" w:cstheme="minorHAnsi"/>
+        </w:rPr>
+        <w:tab/>
+        <w:t>Fiabilidad</w:t>
+      </w:r>
+      <w:bookmarkEnd w:id="25"/>
+    </w:p>
+    <w:p>
+      <w:pPr>
+        <w:jc w:val="both"/>
+        <w:rPr>
+          <w:rFonts w:cstheme="minorHAnsi"/>
+        </w:rPr>
+      </w:pPr>
+      <w:r>
+        <w:rPr>
+          <w:rFonts w:cstheme="minorHAnsi"/>
+        </w:rPr>
+        <w:t>Alta tolerancia a fallos de red intermitentes una vez cargada la interfaz inicial, dado que los datos temporales se manejan de forma asíncrona en la memoria local del navegador (localStorage).</w:t>
+      </w:r>
+    </w:p>
+    <w:p>
+      <w:pPr>
+        <w:pStyle w:val="Ttulo3"/>
+        <w:jc w:val="both"/>
+        <w:rPr>
+          <w:rFonts w:asciiTheme="minorHAnsi" w:hAnsiTheme="minorHAnsi" w:cstheme="minorHAnsi"/>
+        </w:rPr>
+      </w:pPr>
+      <w:bookmarkStart w:id="26" w:name="_Toc503382628"/>
+      <w:r>
+        <w:rPr>
+          <w:rFonts w:asciiTheme="minorHAnsi" w:hAnsiTheme="minorHAnsi" w:cstheme="minorHAnsi"/>
+        </w:rPr>
+        <w:t>3.3.4</w:t>
+      </w:r>
+      <w:r>
+        <w:rPr>
+          <w:rFonts w:asciiTheme="minorHAnsi" w:hAnsiTheme="minorHAnsi" w:cstheme="minorHAnsi"/>
+        </w:rPr>
+        <w:tab/>
+        <w:t>Disponibilidad</w:t>
+      </w:r>
+      <w:bookmarkEnd w:id="26"/>
+    </w:p>
+    <w:p>
+      <w:r>
+        <w:t>Disponibilidad del 100% de la interfaz mientras los archivos del proyecto se ejecuten en el equipo local del usuario o se encuentren alojados en un servidor de archivos estáticos.</w:t>
+      </w:r>
+    </w:p>
+    <w:p>
+      <w:pPr>
+        <w:pStyle w:val="Ttulo3"/>
+        <w:jc w:val="both"/>
+        <w:rPr>
+          <w:rFonts w:asciiTheme="minorHAnsi" w:hAnsiTheme="minorHAnsi" w:cstheme="minorHAnsi"/>
+        </w:rPr>
+      </w:pPr>
+      <w:bookmarkStart w:id="27" w:name="_Toc503382629"/>
+      <w:r>
+        <w:rPr>
+          <w:rFonts w:asciiTheme="minorHAnsi" w:hAnsiTheme="minorHAnsi" w:cstheme="minorHAnsi"/>
+        </w:rPr>
+        <w:t>3.3.5</w:t>
+      </w:r>
+      <w:r>
+        <w:rPr>
+          <w:rFonts w:asciiTheme="minorHAnsi" w:hAnsiTheme="minorHAnsi" w:cstheme="minorHAnsi"/>
+        </w:rPr>
+        <w:tab/>
+        <w:t>Mantenibilidad</w:t>
+      </w:r>
+      <w:bookmarkEnd w:id="27"/>
+    </w:p>
+    <w:p>
+      <w:r>
+        <w:t>El mantenimiento recaerá en el equipo desarrollador y requerirá la actualización manual de los archivos .html, .css y .js. El código fuente se mantendrá estructurado de forma modular y gestionado colaborativamente a través de GitHub para facilitar futuras iteraciones.</w:t>
+      </w:r>
+    </w:p>
+    <w:p>
+      <w:pPr>
+        <w:pStyle w:val="Ttulo3"/>
+        <w:jc w:val="both"/>
+        <w:rPr>
+          <w:rFonts w:asciiTheme="minorHAnsi" w:hAnsiTheme="minorHAnsi" w:cstheme="minorHAnsi"/>
+        </w:rPr>
+      </w:pPr>
+      <w:bookmarkStart w:id="28" w:name="_Toc503382630"/>
+      <w:r>
+        <w:rPr>
+          <w:rFonts w:asciiTheme="minorHAnsi" w:hAnsiTheme="minorHAnsi" w:cstheme="minorHAnsi"/>
+        </w:rPr>
+        <w:lastRenderedPageBreak/>
+        <w:t>3.3.6</w:t>
+      </w:r>
+      <w:r>
+        <w:rPr>
+          <w:rFonts w:asciiTheme="minorHAnsi" w:hAnsiTheme="minorHAnsi" w:cstheme="minorHAnsi"/>
+        </w:rPr>
+        <w:tab/>
+        <w:t>Portabilidad</w:t>
+      </w:r>
+      <w:bookmarkEnd w:id="28"/>
+    </w:p>
+    <w:p>
+      <w:pPr>
+        <w:pStyle w:val="Prrafodelista"/>
+        <w:numPr>
+          <w:ilvl w:val="0"/>
+          <w:numId w:val="18"/>
+        </w:numPr>
+      </w:pPr>
+      <w:r>
+        <w:t xml:space="preserve">Porcentaje de componentes dependientes del servidor: 0% en esta fase (almacenamiento </w:t>
+      </w:r>
+    </w:p>
+    <w:p>
+      <w:pPr>
+        <w:pStyle w:val="Prrafodelista"/>
+      </w:pPr>
+      <w:r>
+        <w:t>local)</w:t>
+      </w:r>
+    </w:p>
+    <w:p>
+      <w:pPr>
+        <w:pStyle w:val="Prrafodelista"/>
+      </w:pPr>
+    </w:p>
+    <w:p>
+      <w:pPr>
+        <w:pStyle w:val="Prrafodelista"/>
+        <w:numPr>
+          <w:ilvl w:val="0"/>
+          <w:numId w:val="18"/>
+        </w:numPr>
+      </w:pPr>
+      <w:r>
+        <w:t>Porcentaje de código dependiente del servidor: 0%</w:t>
+      </w:r>
+    </w:p>
+    <w:p>
+      <w:pPr>
+        <w:pStyle w:val="Prrafodelista"/>
+      </w:pPr>
+    </w:p>
+    <w:p>
+      <w:pPr>
+        <w:pStyle w:val="Prrafodelista"/>
+        <w:numPr>
+          <w:ilvl w:val="0"/>
+          <w:numId w:val="18"/>
+        </w:numPr>
+      </w:pPr>
+      <w:r>
+        <w:t>Uso de un determinado lenguaje por su portabilidad: HTML, CSS y JavaScript nativo.</w:t>
+      </w:r>
+    </w:p>
+    <w:p>
+      <w:pPr>
+        <w:pStyle w:val="Prrafodelista"/>
+      </w:pPr>
+    </w:p>
+    <w:p>
+      <w:pPr>
+        <w:pStyle w:val="Prrafodelista"/>
+        <w:numPr>
+          <w:ilvl w:val="0"/>
+          <w:numId w:val="18"/>
+        </w:numPr>
+      </w:pPr>
+      <w:r>
+        <w:t>Uso de un determinado compilador o plataforma de desarrollo: Visual Studio Code.</w:t>
+      </w:r>
+    </w:p>
+    <w:p>
+      <w:pPr>
+        <w:pStyle w:val="Prrafodelista"/>
+      </w:pPr>
+    </w:p>
+    <w:p>
+      <w:pPr>
+        <w:pStyle w:val="Prrafodelista"/>
+        <w:numPr>
+          <w:ilvl w:val="0"/>
+          <w:numId w:val="18"/>
+        </w:numPr>
+      </w:pPr>
+      <w:r>
+        <w:t>Uso de un determinado sistema operativo: Compatible con navegadores web estándar en Windows, macOS, Linux, Android e iOS.</w:t>
+      </w:r>
+    </w:p>
+    <w:p/>
+    <w:p>
+      <w:pPr>
+        <w:pStyle w:val="Ttulo2"/>
+        <w:jc w:val="both"/>
+        <w:rPr>
+          <w:rFonts w:asciiTheme="minorHAnsi" w:hAnsiTheme="minorHAnsi" w:cstheme="minorHAnsi"/>
+        </w:rPr>
+      </w:pPr>
+      <w:bookmarkStart w:id="29" w:name="_Toc503382631"/>
+      <w:r>
+        <w:rPr>
+          <w:rFonts w:asciiTheme="minorHAnsi" w:hAnsiTheme="minorHAnsi" w:cstheme="minorHAnsi"/>
+        </w:rPr>
+        <w:t>3.4</w:t>
+      </w:r>
+      <w:r>
+        <w:rPr>
+          <w:rFonts w:asciiTheme="minorHAnsi" w:hAnsiTheme="minorHAnsi" w:cstheme="minorHAnsi"/>
+        </w:rPr>
+        <w:tab/>
+        <w:t>Otros Requisitos</w:t>
+      </w:r>
+      <w:bookmarkEnd w:id="29"/>
     </w:p>
     <w:p>
       <w:pPr>
@@ -5635,1609 +7386,13 @@
         <w:rPr>
           <w:rFonts w:cstheme="minorHAnsi"/>
         </w:rPr>
-        <w:br w:type="page"/>
-      </w:r>
-    </w:p>
-    <w:p>
-      <w:pPr>
-        <w:pStyle w:val="Ttulo1"/>
-        <w:jc w:val="both"/>
-        <w:rPr>
-          <w:rFonts w:asciiTheme="minorHAnsi" w:hAnsiTheme="minorHAnsi" w:cstheme="minorHAnsi"/>
-        </w:rPr>
-      </w:pPr>
-      <w:bookmarkStart w:id="15" w:name="_Toc503382617"/>
-      <w:r>
-        <w:rPr>
-          <w:rFonts w:asciiTheme="minorHAnsi" w:hAnsiTheme="minorHAnsi" w:cstheme="minorHAnsi"/>
-        </w:rPr>
-        <w:lastRenderedPageBreak/>
-        <w:t>3.</w:t>
-      </w:r>
-      <w:r>
-        <w:rPr>
-          <w:rFonts w:asciiTheme="minorHAnsi" w:hAnsiTheme="minorHAnsi" w:cstheme="minorHAnsi"/>
-        </w:rPr>
-        <w:tab/>
-        <w:t>Requisitos Específicos</w:t>
-      </w:r>
-      <w:bookmarkEnd w:id="15"/>
-    </w:p>
-    <w:p>
-      <w:pPr>
-        <w:jc w:val="both"/>
-        <w:rPr>
-          <w:rFonts w:cstheme="minorHAnsi"/>
-        </w:rPr>
-      </w:pPr>
-      <w:r>
-        <w:rPr>
-          <w:rFonts w:cstheme="minorHAnsi"/>
-        </w:rPr>
-        <w:t>Esta sección contiene los requisitos a un nivel de detalle suficiente como para permitir a los diseñadores diseñar un sistema que satisfaga estos requisitos, y que permita al equipo de pruebas planificar y realizar las pruebas que demuestren si el sistema satisface, o no, los requisitos. Todo requisito aquí especificado describirá comportamientos externos del sistema, perceptibles por parte de los usuarios, operadores y otros sistemas. Esta es la sección más larga e importante de la ERS. Deberán aplicarse los siguientes principios:</w:t>
-      </w:r>
-    </w:p>
-    <w:p>
-      <w:pPr>
-        <w:jc w:val="both"/>
-        <w:rPr>
-          <w:rFonts w:cstheme="minorHAnsi"/>
-        </w:rPr>
-      </w:pPr>
-      <w:r>
-        <w:rPr>
-          <w:rFonts w:cstheme="minorHAnsi"/>
-        </w:rPr>
-        <w:t>•</w:t>
-      </w:r>
-      <w:r>
-        <w:rPr>
-          <w:rFonts w:cstheme="minorHAnsi"/>
-        </w:rPr>
-        <w:tab/>
-        <w:t>El documento debería ser perfectamente legible por personas de muy distintas formaciones e intereses.</w:t>
-      </w:r>
-    </w:p>
-    <w:p>
-      <w:pPr>
-        <w:jc w:val="both"/>
-        <w:rPr>
-          <w:rFonts w:cstheme="minorHAnsi"/>
-        </w:rPr>
-      </w:pPr>
-      <w:r>
-        <w:rPr>
-          <w:rFonts w:cstheme="minorHAnsi"/>
-        </w:rPr>
-        <w:t>•</w:t>
-      </w:r>
-      <w:r>
-        <w:rPr>
-          <w:rFonts w:cstheme="minorHAnsi"/>
-        </w:rPr>
-        <w:tab/>
-        <w:t>Deberán referenciarse aquellos documentos relevantes que poseen alguna influencia sobre los requisitos.</w:t>
-      </w:r>
-    </w:p>
-    <w:p>
-      <w:pPr>
-        <w:jc w:val="both"/>
-        <w:rPr>
-          <w:rFonts w:cstheme="minorHAnsi"/>
-        </w:rPr>
-      </w:pPr>
-      <w:r>
-        <w:rPr>
-          <w:rFonts w:cstheme="minorHAnsi"/>
-        </w:rPr>
-        <w:t>•</w:t>
-      </w:r>
-      <w:r>
-        <w:rPr>
-          <w:rFonts w:cstheme="minorHAnsi"/>
-        </w:rPr>
-        <w:tab/>
-        <w:t>Todo requisito deberá ser unívocamente identificable mediante algún código o sistema de numeración adecuado.</w:t>
-      </w:r>
-    </w:p>
-    <w:p>
-      <w:pPr>
-        <w:jc w:val="both"/>
-        <w:rPr>
-          <w:rFonts w:cstheme="minorHAnsi"/>
-        </w:rPr>
-      </w:pPr>
-      <w:r>
-        <w:rPr>
-          <w:rFonts w:cstheme="minorHAnsi"/>
-        </w:rPr>
-        <w:t>•</w:t>
-      </w:r>
-      <w:r>
-        <w:rPr>
-          <w:rFonts w:cstheme="minorHAnsi"/>
-        </w:rPr>
-        <w:tab/>
-        <w:t>Lo ideal, aunque en la práctica no siempre realizable, es que los requisitos posean las siguientes características:</w:t>
-      </w:r>
-    </w:p>
-    <w:p>
-      <w:pPr>
-        <w:pStyle w:val="Prrafodelista"/>
-        <w:numPr>
-          <w:ilvl w:val="0"/>
-          <w:numId w:val="6"/>
-        </w:numPr>
-        <w:jc w:val="both"/>
-        <w:rPr>
-          <w:rFonts w:cstheme="minorHAnsi"/>
-        </w:rPr>
-      </w:pPr>
-      <w:r>
-        <w:rPr>
-          <w:rFonts w:cstheme="minorHAnsi"/>
-          <w:b/>
-        </w:rPr>
-        <w:t>Corrección</w:t>
-      </w:r>
-      <w:r>
-        <w:rPr>
-          <w:rFonts w:cstheme="minorHAnsi"/>
-        </w:rPr>
-        <w:t>: La ERS es correcta si y sólo si todo requisito que figura aquí (y que será implementado en el sistema) refleja alguna necesidad real. La corrección de la ERS implica que el sistema implementado será el sistema deseado.</w:t>
-      </w:r>
-    </w:p>
-    <w:p>
-      <w:pPr>
-        <w:pStyle w:val="Prrafodelista"/>
-        <w:numPr>
-          <w:ilvl w:val="0"/>
-          <w:numId w:val="6"/>
-        </w:numPr>
-        <w:jc w:val="both"/>
-        <w:rPr>
-          <w:rFonts w:cstheme="minorHAnsi"/>
-        </w:rPr>
-      </w:pPr>
-      <w:r>
-        <w:rPr>
-          <w:rFonts w:cstheme="minorHAnsi"/>
-          <w:b/>
-        </w:rPr>
-        <w:t>No ambiguos</w:t>
-      </w:r>
-      <w:r>
-        <w:rPr>
-          <w:rFonts w:cstheme="minorHAnsi"/>
-        </w:rPr>
-        <w:t>: Cada requisito tiene una sola interpretación. Para eliminar la ambigüedad inherente a los requisitos expresados en lenguaje natural, se deberán utilizar gráficos o notaciones formales. En el caso de utilizar términos que, habitualmente, poseen más de una interpretación, se definirán con precisión en el glosario.</w:t>
-      </w:r>
-    </w:p>
-    <w:p>
-      <w:pPr>
-        <w:pStyle w:val="Prrafodelista"/>
-        <w:numPr>
-          <w:ilvl w:val="0"/>
-          <w:numId w:val="6"/>
-        </w:numPr>
-        <w:jc w:val="both"/>
-        <w:rPr>
-          <w:rFonts w:cstheme="minorHAnsi"/>
-        </w:rPr>
-      </w:pPr>
-      <w:r>
-        <w:rPr>
-          <w:rFonts w:cstheme="minorHAnsi"/>
-          <w:b/>
-        </w:rPr>
-        <w:t>Completos</w:t>
-      </w:r>
-      <w:r>
-        <w:rPr>
-          <w:rFonts w:cstheme="minorHAnsi"/>
-        </w:rPr>
-        <w:t>: Todos los requisitos relevantes han sido incluidos en la ERS. Conviene incluir todas las posibles respuestas del sistema a los datos de entrada, tanto válidos como no válidos.</w:t>
-      </w:r>
-    </w:p>
-    <w:p>
-      <w:pPr>
-        <w:pStyle w:val="Prrafodelista"/>
-        <w:numPr>
-          <w:ilvl w:val="0"/>
-          <w:numId w:val="6"/>
-        </w:numPr>
-        <w:jc w:val="both"/>
-        <w:rPr>
-          <w:rFonts w:cstheme="minorHAnsi"/>
-        </w:rPr>
-      </w:pPr>
-      <w:r>
-        <w:rPr>
-          <w:rFonts w:cstheme="minorHAnsi"/>
-          <w:b/>
-        </w:rPr>
-        <w:t>Consistentes</w:t>
-      </w:r>
-      <w:r>
-        <w:rPr>
-          <w:rFonts w:cstheme="minorHAnsi"/>
-        </w:rPr>
-        <w:t>: Los requisitos no pueden ser contradictorios. Un conjunto de requisitos contradictorio no es implementable.</w:t>
-      </w:r>
-    </w:p>
-    <w:p>
-      <w:pPr>
-        <w:pStyle w:val="Prrafodelista"/>
-        <w:numPr>
-          <w:ilvl w:val="0"/>
-          <w:numId w:val="6"/>
-        </w:numPr>
-        <w:jc w:val="both"/>
-        <w:rPr>
-          <w:rFonts w:cstheme="minorHAnsi"/>
-        </w:rPr>
-      </w:pPr>
-      <w:r>
-        <w:rPr>
-          <w:rFonts w:cstheme="minorHAnsi"/>
-          <w:b/>
-        </w:rPr>
-        <w:t>Clasificados</w:t>
-      </w:r>
-      <w:r>
-        <w:rPr>
-          <w:rFonts w:cstheme="minorHAnsi"/>
-        </w:rPr>
-        <w:t>: Normalmente, no todos los requisitos son igual de importantes. Los requisitos pueden clasificarse por importancia (esenciales, condicionales u opcionales) o por estabilidad (cambios que se espera que afecten al requisito). Esto sirve, ante todo, para no emplear excesivos recursos en implementar requisitos no esenciales.</w:t>
-      </w:r>
-    </w:p>
-    <w:p>
-      <w:pPr>
-        <w:pStyle w:val="Prrafodelista"/>
-        <w:numPr>
-          <w:ilvl w:val="0"/>
-          <w:numId w:val="6"/>
-        </w:numPr>
-        <w:jc w:val="both"/>
-        <w:rPr>
-          <w:rFonts w:cstheme="minorHAnsi"/>
-        </w:rPr>
-      </w:pPr>
-      <w:r>
-        <w:rPr>
-          <w:rFonts w:cstheme="minorHAnsi"/>
-          <w:b/>
-        </w:rPr>
-        <w:t>Verificables</w:t>
-      </w:r>
-      <w:r>
-        <w:rPr>
-          <w:rFonts w:cstheme="minorHAnsi"/>
-        </w:rPr>
-        <w:t>: La ERS es verificable si y sólo si todos sus requisitos son verificables. Un requisito es verificable (testeable) si existe un proceso finito y no costoso para demostrar que el sistema cumple con el requisito. Un requisito ambiguo no es, en general, verificable. Expresiones como a veces, bien, adecuado, etc. Introducen ambigüedad en los requisitos. Requisitos como “en caso de accidente la nube tóxica no se extenderá más allá de 25Km" no es verificable por el alto costo que conlleva.</w:t>
-      </w:r>
-    </w:p>
-    <w:p>
-      <w:pPr>
-        <w:pStyle w:val="Prrafodelista"/>
-        <w:numPr>
-          <w:ilvl w:val="0"/>
-          <w:numId w:val="6"/>
-        </w:numPr>
-        <w:jc w:val="both"/>
-        <w:rPr>
-          <w:rFonts w:cstheme="minorHAnsi"/>
-        </w:rPr>
-      </w:pPr>
-      <w:r>
-        <w:rPr>
-          <w:rFonts w:cstheme="minorHAnsi"/>
-          <w:b/>
-        </w:rPr>
-        <w:lastRenderedPageBreak/>
-        <w:t>Modificables</w:t>
-      </w:r>
-      <w:r>
-        <w:rPr>
-          <w:rFonts w:cstheme="minorHAnsi"/>
-        </w:rPr>
-        <w:t>: La ERS es modificable si y sólo si se encuentra estructurada de forma que los cambios a los requisitos pueden realizarse de forma fácil, completa y consistente. La utilización de herramientas automáticas de gestión de requisitos facilitan enormemente esta tarea.</w:t>
-      </w:r>
-    </w:p>
-    <w:p>
-      <w:pPr>
-        <w:pStyle w:val="Prrafodelista"/>
-        <w:numPr>
-          <w:ilvl w:val="0"/>
-          <w:numId w:val="6"/>
-        </w:numPr>
-        <w:jc w:val="both"/>
-        <w:rPr>
-          <w:rFonts w:cstheme="minorHAnsi"/>
-        </w:rPr>
-      </w:pPr>
-      <w:r>
-        <w:rPr>
-          <w:rFonts w:cstheme="minorHAnsi"/>
-          <w:b/>
-        </w:rPr>
-        <w:t>Trazables</w:t>
-      </w:r>
-      <w:r>
-        <w:rPr>
-          <w:rFonts w:cstheme="minorHAnsi"/>
-        </w:rPr>
-        <w:t>: La ERS es trazable si se conoce el origen de cada requisito y se facilita la referencia de cada requisito a los componentes del diseño y de la implementación. La trazabilidad hacia atrás indica el origen (documento, persona, etc.) de cada requisito. La trazabilidad hacia delante de un requisito R indica que componentes del sistema son los que realizan el requisito R.</w:t>
-      </w:r>
-    </w:p>
-    <w:p>
-      <w:pPr>
-        <w:jc w:val="both"/>
-        <w:rPr>
-          <w:rFonts w:cstheme="minorHAnsi"/>
-        </w:rPr>
-      </w:pPr>
-    </w:p>
-    <w:p>
-      <w:pPr>
-        <w:pStyle w:val="Ttulo2"/>
-        <w:jc w:val="both"/>
-        <w:rPr>
-          <w:rFonts w:asciiTheme="minorHAnsi" w:hAnsiTheme="minorHAnsi" w:cstheme="minorHAnsi"/>
-        </w:rPr>
-      </w:pPr>
-      <w:bookmarkStart w:id="16" w:name="_Toc503382618"/>
-      <w:r>
-        <w:rPr>
-          <w:rFonts w:asciiTheme="minorHAnsi" w:hAnsiTheme="minorHAnsi" w:cstheme="minorHAnsi"/>
-        </w:rPr>
-        <w:t>3.1</w:t>
-      </w:r>
-      <w:r>
-        <w:rPr>
-          <w:rFonts w:asciiTheme="minorHAnsi" w:hAnsiTheme="minorHAnsi" w:cstheme="minorHAnsi"/>
-        </w:rPr>
-        <w:tab/>
-        <w:t>Requisitos comunes de la</w:t>
-      </w:r>
-      <w:r>
-        <w:rPr>
-          <w:rFonts w:asciiTheme="minorHAnsi" w:hAnsiTheme="minorHAnsi" w:cstheme="minorHAnsi"/>
-        </w:rPr>
-        <w:t>s interfaces</w:t>
-      </w:r>
-      <w:bookmarkEnd w:id="16"/>
-    </w:p>
-    <w:p>
-      <w:pPr>
-        <w:jc w:val="both"/>
-        <w:rPr>
-          <w:rFonts w:cstheme="minorHAnsi"/>
-        </w:rPr>
-      </w:pPr>
-      <w:r>
-        <w:rPr>
-          <w:rFonts w:cstheme="minorHAnsi"/>
-        </w:rPr>
-        <w:t>Descripción detallada de todas las entradas y salidas del sistema de software.</w:t>
-      </w:r>
-    </w:p>
-    <w:p>
-      <w:pPr>
-        <w:pStyle w:val="Ttulo3"/>
-        <w:jc w:val="both"/>
-        <w:rPr>
-          <w:rFonts w:asciiTheme="minorHAnsi" w:hAnsiTheme="minorHAnsi" w:cstheme="minorHAnsi"/>
-        </w:rPr>
-      </w:pPr>
-      <w:bookmarkStart w:id="17" w:name="_Toc503382619"/>
-      <w:r>
-        <w:rPr>
-          <w:rFonts w:asciiTheme="minorHAnsi" w:hAnsiTheme="minorHAnsi" w:cstheme="minorHAnsi"/>
-        </w:rPr>
-        <w:t>3.1.1</w:t>
-      </w:r>
-      <w:r>
-        <w:rPr>
-          <w:rFonts w:asciiTheme="minorHAnsi" w:hAnsiTheme="minorHAnsi" w:cstheme="minorHAnsi"/>
-        </w:rPr>
-        <w:tab/>
-        <w:t>Interfaces de usuario</w:t>
-      </w:r>
-      <w:bookmarkEnd w:id="17"/>
-    </w:p>
-    <w:p>
-      <w:pPr>
-        <w:jc w:val="both"/>
-        <w:rPr>
-          <w:rFonts w:cstheme="minorHAnsi"/>
-        </w:rPr>
-      </w:pPr>
-      <w:r>
-        <w:rPr>
-          <w:rFonts w:cstheme="minorHAnsi"/>
-        </w:rPr>
-        <w:t>Describir  los requisitos del interfaz de usuario para el producto. Esto puede estar en la forma de descripciones del texto o pantallas del interfaz. Por ejemplo posiblemente el cliente ha especificado el estilo y los colores del producto. Describa exacto cómo el producto aparecerá a su usuario previsto.</w:t>
-      </w:r>
-    </w:p>
-    <w:p>
-      <w:pPr>
-        <w:jc w:val="both"/>
-        <w:rPr>
-          <w:rFonts w:cstheme="minorHAnsi"/>
-        </w:rPr>
-      </w:pPr>
-      <w:r>
-        <w:rPr>
-          <w:rFonts w:cstheme="minorHAnsi"/>
-        </w:rPr>
-        <w:t xml:space="preserve">Las Interfaces de usuario serán páginas web con una distribución de menú superior y un área de contenido para mostrar la funcionalidad. </w:t>
-      </w:r>
-    </w:p>
-    <w:p>
-      <w:pPr>
-        <w:pStyle w:val="Ttulo3"/>
-        <w:jc w:val="both"/>
-        <w:rPr>
-          <w:rFonts w:asciiTheme="minorHAnsi" w:hAnsiTheme="minorHAnsi" w:cstheme="minorHAnsi"/>
-        </w:rPr>
-      </w:pPr>
-      <w:bookmarkStart w:id="18" w:name="_Toc503382620"/>
-      <w:r>
-        <w:rPr>
-          <w:rFonts w:asciiTheme="minorHAnsi" w:hAnsiTheme="minorHAnsi" w:cstheme="minorHAnsi"/>
-        </w:rPr>
-        <w:t>3.1.2</w:t>
-      </w:r>
-      <w:r>
-        <w:rPr>
-          <w:rFonts w:asciiTheme="minorHAnsi" w:hAnsiTheme="minorHAnsi" w:cstheme="minorHAnsi"/>
-        </w:rPr>
-        <w:tab/>
-        <w:t>Interfaces de hardware</w:t>
-      </w:r>
-      <w:bookmarkEnd w:id="18"/>
-    </w:p>
-    <w:p>
-      <w:pPr>
-        <w:jc w:val="both"/>
-        <w:rPr>
-          <w:rFonts w:cstheme="minorHAnsi"/>
-        </w:rPr>
-      </w:pPr>
-      <w:r>
-        <w:rPr>
-          <w:rFonts w:cstheme="minorHAnsi"/>
-        </w:rPr>
-        <w:t>Especificar las características lógicas para cada interfaz entre el producto y los componentes de hardware del sistema. Se incluirán características de configuración.</w:t>
-      </w:r>
-    </w:p>
-    <w:p>
-      <w:pPr>
-        <w:jc w:val="both"/>
-        <w:rPr>
-          <w:rFonts w:cstheme="minorHAnsi"/>
-        </w:rPr>
-      </w:pPr>
-      <w:r>
-        <w:rPr>
-          <w:rFonts w:cstheme="minorHAnsi"/>
-        </w:rPr>
-        <w:t>El sistema se debe poder conectar a un dispositivo touch móvil</w:t>
+        <w:t>No se definen requisitos adicionales para esta primera etapa de desarrollo frontend</w:t>
       </w:r>
       <w:r>
         <w:rPr>
           <w:rFonts w:cstheme="minorHAnsi"/>
         </w:rPr>
         <w:t>.</w:t>
-      </w:r>
-    </w:p>
-    <w:p>
-      <w:pPr>
-        <w:jc w:val="both"/>
-        <w:rPr>
-          <w:rFonts w:cstheme="minorHAnsi"/>
-        </w:rPr>
-      </w:pPr>
-    </w:p>
-    <w:p>
-      <w:pPr>
-        <w:pStyle w:val="Ttulo3"/>
-        <w:jc w:val="both"/>
-        <w:rPr>
-          <w:rFonts w:asciiTheme="minorHAnsi" w:hAnsiTheme="minorHAnsi" w:cstheme="minorHAnsi"/>
-        </w:rPr>
-      </w:pPr>
-      <w:bookmarkStart w:id="19" w:name="_Toc503382621"/>
-      <w:r>
-        <w:rPr>
-          <w:rFonts w:asciiTheme="minorHAnsi" w:hAnsiTheme="minorHAnsi" w:cstheme="minorHAnsi"/>
-        </w:rPr>
-        <w:t>3.1.3</w:t>
-      </w:r>
-      <w:r>
-        <w:rPr>
-          <w:rFonts w:asciiTheme="minorHAnsi" w:hAnsiTheme="minorHAnsi" w:cstheme="minorHAnsi"/>
-        </w:rPr>
-        <w:tab/>
-        <w:t>Interfaces de software</w:t>
-      </w:r>
-      <w:bookmarkEnd w:id="19"/>
-    </w:p>
-    <w:p>
-      <w:pPr>
-        <w:jc w:val="both"/>
-        <w:rPr>
-          <w:rFonts w:cstheme="minorHAnsi"/>
-        </w:rPr>
-      </w:pPr>
-      <w:r>
-        <w:rPr>
-          <w:rFonts w:cstheme="minorHAnsi"/>
-        </w:rPr>
-        <w:t>Indicar si hay que integrar el producto con otros productos de software.</w:t>
-      </w:r>
-    </w:p>
-    <w:p>
-      <w:pPr>
-        <w:pStyle w:val="Prrafodelista"/>
-        <w:numPr>
-          <w:ilvl w:val="0"/>
-          <w:numId w:val="7"/>
-        </w:numPr>
-        <w:jc w:val="both"/>
-        <w:rPr>
-          <w:rFonts w:cstheme="minorHAnsi"/>
-        </w:rPr>
-      </w:pPr>
-      <w:r>
-        <w:rPr>
-          <w:rFonts w:cstheme="minorHAnsi"/>
-        </w:rPr>
-        <w:t>Para cada producto de software debe especificarse lo siguiente:</w:t>
-      </w:r>
-    </w:p>
-    <w:p>
-      <w:pPr>
-        <w:pStyle w:val="Prrafodelista"/>
-        <w:numPr>
-          <w:ilvl w:val="0"/>
-          <w:numId w:val="7"/>
-        </w:numPr>
-        <w:jc w:val="both"/>
-        <w:rPr>
-          <w:rFonts w:cstheme="minorHAnsi"/>
-        </w:rPr>
-      </w:pPr>
-      <w:r>
-        <w:rPr>
-          <w:rFonts w:cstheme="minorHAnsi"/>
-        </w:rPr>
-        <w:t>Descripción del producto software utilizado</w:t>
-      </w:r>
-    </w:p>
-    <w:p>
-      <w:pPr>
-        <w:pStyle w:val="Prrafodelista"/>
-        <w:numPr>
-          <w:ilvl w:val="0"/>
-          <w:numId w:val="7"/>
-        </w:numPr>
-        <w:jc w:val="both"/>
-        <w:rPr>
-          <w:rFonts w:cstheme="minorHAnsi"/>
-        </w:rPr>
-      </w:pPr>
-      <w:r>
-        <w:rPr>
-          <w:rFonts w:cstheme="minorHAnsi"/>
-        </w:rPr>
-        <w:t>Propósito del interfaz</w:t>
-      </w:r>
-    </w:p>
-    <w:p>
-      <w:pPr>
-        <w:pStyle w:val="Prrafodelista"/>
-        <w:numPr>
-          <w:ilvl w:val="0"/>
-          <w:numId w:val="7"/>
-        </w:numPr>
-        <w:jc w:val="both"/>
-        <w:rPr>
-          <w:rFonts w:cstheme="minorHAnsi"/>
-        </w:rPr>
-      </w:pPr>
-      <w:r>
-        <w:rPr>
-          <w:rFonts w:cstheme="minorHAnsi"/>
-        </w:rPr>
-        <w:t>Definición del interfaz: contiendo y formato</w:t>
-      </w:r>
-    </w:p>
-    <w:p>
-      <w:pPr>
-        <w:pStyle w:val="Ttulo3"/>
-        <w:jc w:val="both"/>
-        <w:rPr>
-          <w:rFonts w:asciiTheme="minorHAnsi" w:hAnsiTheme="minorHAnsi" w:cstheme="minorHAnsi"/>
-        </w:rPr>
-      </w:pPr>
-      <w:bookmarkStart w:id="20" w:name="_Toc503382622"/>
-      <w:r>
-        <w:rPr>
-          <w:rFonts w:asciiTheme="minorHAnsi" w:hAnsiTheme="minorHAnsi" w:cstheme="minorHAnsi"/>
-        </w:rPr>
-        <w:t>3.1.4</w:t>
-      </w:r>
-      <w:r>
-        <w:rPr>
-          <w:rFonts w:asciiTheme="minorHAnsi" w:hAnsiTheme="minorHAnsi" w:cstheme="minorHAnsi"/>
-        </w:rPr>
-        <w:tab/>
-        <w:t>Interfaces de comunicación</w:t>
-      </w:r>
-      <w:bookmarkEnd w:id="20"/>
-    </w:p>
-    <w:p>
-      <w:pPr>
-        <w:jc w:val="both"/>
-        <w:rPr>
-          <w:rFonts w:cstheme="minorHAnsi"/>
-        </w:rPr>
-      </w:pPr>
-      <w:r>
-        <w:rPr>
-          <w:rFonts w:cstheme="minorHAnsi"/>
-        </w:rPr>
-        <w:t>Describir los requisitos de interfaces de comunicación si hay comunicaciones con otros sistemas y cuales son l</w:t>
-      </w:r>
-      <w:r>
-        <w:rPr>
-          <w:rFonts w:cstheme="minorHAnsi"/>
-        </w:rPr>
-        <w:t>o</w:t>
-      </w:r>
-      <w:r>
-        <w:rPr>
-          <w:rFonts w:cstheme="minorHAnsi"/>
-        </w:rPr>
-        <w:t>s protocolos de comunicación.</w:t>
-      </w:r>
-    </w:p>
-    <w:p>
-      <w:pPr>
-        <w:pStyle w:val="Ttulo2"/>
-        <w:jc w:val="both"/>
-        <w:rPr>
-          <w:rFonts w:asciiTheme="minorHAnsi" w:hAnsiTheme="minorHAnsi" w:cstheme="minorHAnsi"/>
-        </w:rPr>
-      </w:pPr>
-      <w:bookmarkStart w:id="21" w:name="_Toc503382623"/>
-      <w:r>
-        <w:rPr>
-          <w:rFonts w:asciiTheme="minorHAnsi" w:hAnsiTheme="minorHAnsi" w:cstheme="minorHAnsi"/>
-        </w:rPr>
-        <w:lastRenderedPageBreak/>
-        <w:t>3.2</w:t>
-      </w:r>
-      <w:r>
-        <w:rPr>
-          <w:rFonts w:asciiTheme="minorHAnsi" w:hAnsiTheme="minorHAnsi" w:cstheme="minorHAnsi"/>
-        </w:rPr>
-        <w:tab/>
-        <w:t>Requisitos funcionales</w:t>
-      </w:r>
-      <w:bookmarkEnd w:id="21"/>
-    </w:p>
-    <w:p>
-      <w:pPr>
-        <w:jc w:val="both"/>
-        <w:rPr>
-          <w:rFonts w:cstheme="minorHAnsi"/>
-        </w:rPr>
-      </w:pPr>
-      <w:r>
-        <w:rPr>
-          <w:rFonts w:cstheme="minorHAnsi"/>
-        </w:rPr>
-        <w:t xml:space="preserve">Definición de acciones fundamentales que debe realizar el software al recibir información, procesarla y producir resultados. </w:t>
-      </w:r>
-    </w:p>
-    <w:p>
-      <w:pPr>
-        <w:jc w:val="both"/>
-        <w:rPr>
-          <w:rFonts w:cstheme="minorHAnsi"/>
-        </w:rPr>
-      </w:pPr>
-      <w:r>
-        <w:rPr>
-          <w:rFonts w:cstheme="minorHAnsi"/>
-        </w:rPr>
-        <w:t>En ellas se incluye:</w:t>
-      </w:r>
-    </w:p>
-    <w:p>
-      <w:pPr>
-        <w:pStyle w:val="Prrafodelista"/>
-        <w:numPr>
-          <w:ilvl w:val="0"/>
-          <w:numId w:val="8"/>
-        </w:numPr>
-        <w:jc w:val="both"/>
-        <w:rPr>
-          <w:rFonts w:cstheme="minorHAnsi"/>
-        </w:rPr>
-      </w:pPr>
-      <w:r>
-        <w:rPr>
-          <w:rFonts w:cstheme="minorHAnsi"/>
-        </w:rPr>
-        <w:t>Comprobación de validez de las entradas</w:t>
-      </w:r>
-    </w:p>
-    <w:p>
-      <w:pPr>
-        <w:pStyle w:val="Prrafodelista"/>
-        <w:numPr>
-          <w:ilvl w:val="0"/>
-          <w:numId w:val="8"/>
-        </w:numPr>
-        <w:jc w:val="both"/>
-        <w:rPr>
-          <w:rFonts w:cstheme="minorHAnsi"/>
-        </w:rPr>
-      </w:pPr>
-      <w:r>
-        <w:rPr>
-          <w:rFonts w:cstheme="minorHAnsi"/>
-        </w:rPr>
-        <w:t>Secuencia exacta de operaciones</w:t>
-      </w:r>
-    </w:p>
-    <w:p>
-      <w:pPr>
-        <w:pStyle w:val="Prrafodelista"/>
-        <w:numPr>
-          <w:ilvl w:val="0"/>
-          <w:numId w:val="8"/>
-        </w:numPr>
-        <w:jc w:val="both"/>
-        <w:rPr>
-          <w:rFonts w:cstheme="minorHAnsi"/>
-        </w:rPr>
-      </w:pPr>
-      <w:r>
-        <w:rPr>
-          <w:rFonts w:cstheme="minorHAnsi"/>
-        </w:rPr>
-        <w:t>Respuesta a situaciones anormales (desbordamientos, comunicaciones, recuperación de errores)</w:t>
-      </w:r>
-    </w:p>
-    <w:p>
-      <w:pPr>
-        <w:pStyle w:val="Prrafodelista"/>
-        <w:numPr>
-          <w:ilvl w:val="0"/>
-          <w:numId w:val="8"/>
-        </w:numPr>
-        <w:jc w:val="both"/>
-        <w:rPr>
-          <w:rFonts w:cstheme="minorHAnsi"/>
-        </w:rPr>
-      </w:pPr>
-      <w:r>
-        <w:rPr>
-          <w:rFonts w:cstheme="minorHAnsi"/>
-        </w:rPr>
-        <w:t>Parámetros</w:t>
-      </w:r>
-    </w:p>
-    <w:p>
-      <w:pPr>
-        <w:pStyle w:val="Prrafodelista"/>
-        <w:numPr>
-          <w:ilvl w:val="0"/>
-          <w:numId w:val="8"/>
-        </w:numPr>
-        <w:jc w:val="both"/>
-        <w:rPr>
-          <w:rFonts w:cstheme="minorHAnsi"/>
-        </w:rPr>
-      </w:pPr>
-      <w:r>
-        <w:rPr>
-          <w:rFonts w:cstheme="minorHAnsi"/>
-        </w:rPr>
-        <w:t>Generación de salidas</w:t>
-      </w:r>
-    </w:p>
-    <w:p>
-      <w:pPr>
-        <w:pStyle w:val="Prrafodelista"/>
-        <w:numPr>
-          <w:ilvl w:val="0"/>
-          <w:numId w:val="8"/>
-        </w:numPr>
-        <w:jc w:val="both"/>
-        <w:rPr>
-          <w:rFonts w:cstheme="minorHAnsi"/>
-        </w:rPr>
-      </w:pPr>
-      <w:r>
-        <w:rPr>
-          <w:rFonts w:cstheme="minorHAnsi"/>
-        </w:rPr>
-        <w:t xml:space="preserve">Relaciones entre entradas y salidas (secuencias de entradas y salidas, </w:t>
-      </w:r>
-      <w:r>
-        <w:rPr>
-          <w:rFonts w:cstheme="minorHAnsi"/>
-        </w:rPr>
-        <w:t>fórmulas</w:t>
-      </w:r>
-      <w:r>
-        <w:rPr>
-          <w:rFonts w:cstheme="minorHAnsi"/>
-        </w:rPr>
-        <w:t xml:space="preserve"> para la conversión de información)</w:t>
-      </w:r>
-    </w:p>
-    <w:p>
-      <w:pPr>
-        <w:pStyle w:val="Prrafodelista"/>
-        <w:numPr>
-          <w:ilvl w:val="0"/>
-          <w:numId w:val="8"/>
-        </w:numPr>
-        <w:jc w:val="both"/>
-        <w:rPr>
-          <w:rFonts w:cstheme="minorHAnsi"/>
-        </w:rPr>
-      </w:pPr>
-      <w:r>
-        <w:rPr>
-          <w:rFonts w:cstheme="minorHAnsi"/>
-        </w:rPr>
-        <w:t>Especificación de los requisitos lógicos para la información que será  almacenada en base de datos (tipo de información, requerido)</w:t>
-      </w:r>
-    </w:p>
-    <w:p>
-      <w:pPr>
-        <w:jc w:val="both"/>
-        <w:rPr>
-          <w:rFonts w:cstheme="minorHAnsi"/>
-        </w:rPr>
-      </w:pPr>
-      <w:r>
-        <w:rPr>
-          <w:rFonts w:cstheme="minorHAnsi"/>
-        </w:rPr>
-        <w:t>L</w:t>
-      </w:r>
-      <w:r>
-        <w:rPr>
-          <w:rFonts w:cstheme="minorHAnsi"/>
-        </w:rPr>
-        <w:t>o</w:t>
-      </w:r>
-      <w:r>
-        <w:rPr>
-          <w:rFonts w:cstheme="minorHAnsi"/>
-        </w:rPr>
-        <w:t>s requisitos funcionales pueden ser divididos en sub-secciones.</w:t>
-      </w:r>
-    </w:p>
-    <w:p>
-      <w:pPr>
-        <w:ind w:left="708"/>
-        <w:jc w:val="both"/>
-        <w:rPr>
-          <w:rFonts w:cstheme="minorHAnsi"/>
-        </w:rPr>
-      </w:pPr>
-      <w:r>
-        <w:rPr>
-          <w:rFonts w:cstheme="minorHAnsi"/>
-        </w:rPr>
-        <w:t>3.2.1</w:t>
-      </w:r>
-      <w:r>
-        <w:rPr>
-          <w:rFonts w:cstheme="minorHAnsi"/>
-        </w:rPr>
-        <w:tab/>
-        <w:t>Requisito funcional 1</w:t>
-      </w:r>
-    </w:p>
-    <w:p>
-      <w:pPr>
-        <w:spacing w:after="0"/>
-        <w:ind w:left="708"/>
-        <w:jc w:val="both"/>
-        <w:rPr>
-          <w:rFonts w:cstheme="minorHAnsi"/>
-          <w:color w:val="000000" w:themeColor="text1"/>
-        </w:rPr>
-      </w:pPr>
-      <w:r>
-        <w:rPr>
-          <w:rFonts w:cstheme="minorHAnsi"/>
-          <w:color w:val="000000" w:themeColor="text1"/>
-        </w:rPr>
-        <w:t>Requerimiento funcional 1: Crear pedido en el sistema.</w:t>
-      </w:r>
-    </w:p>
-    <w:p>
-      <w:pPr>
-        <w:spacing w:after="0"/>
-        <w:ind w:left="708"/>
-        <w:jc w:val="both"/>
-        <w:rPr>
-          <w:rFonts w:cstheme="minorHAnsi"/>
-          <w:color w:val="000000" w:themeColor="text1"/>
-        </w:rPr>
-      </w:pPr>
-      <w:r>
-        <w:rPr>
-          <w:rFonts w:cstheme="minorHAnsi"/>
-          <w:color w:val="000000" w:themeColor="text1"/>
-        </w:rPr>
-        <w:t xml:space="preserve">Actores: </w:t>
-      </w:r>
-      <w:r>
-        <w:rPr>
-          <w:rFonts w:cstheme="minorHAnsi"/>
-          <w:color w:val="000000" w:themeColor="text1"/>
-        </w:rPr>
-        <w:t>Garzón</w:t>
-      </w:r>
-    </w:p>
-    <w:p>
-      <w:pPr>
-        <w:spacing w:after="0"/>
-        <w:ind w:left="708"/>
-        <w:jc w:val="both"/>
-        <w:rPr>
-          <w:rFonts w:cstheme="minorHAnsi"/>
-          <w:color w:val="000000" w:themeColor="text1"/>
-        </w:rPr>
-      </w:pPr>
-      <w:r>
-        <w:rPr>
-          <w:rFonts w:cstheme="minorHAnsi"/>
-          <w:color w:val="000000" w:themeColor="text1"/>
-        </w:rPr>
-        <w:t xml:space="preserve">Descripción: El </w:t>
-      </w:r>
-      <w:r>
-        <w:rPr>
-          <w:rFonts w:cstheme="minorHAnsi"/>
-          <w:color w:val="000000" w:themeColor="text1"/>
-        </w:rPr>
-        <w:t>garzón</w:t>
-      </w:r>
-      <w:r>
-        <w:rPr>
-          <w:rFonts w:cstheme="minorHAnsi"/>
-          <w:color w:val="000000" w:themeColor="text1"/>
-        </w:rPr>
-        <w:t xml:space="preserve"> debe poder registrar los diferentes productos que pide el cliente, de acuerdo al menú disponible.</w:t>
-      </w:r>
-    </w:p>
-    <w:p>
-      <w:pPr>
-        <w:spacing w:after="0"/>
-        <w:jc w:val="both"/>
-        <w:rPr>
-          <w:rFonts w:cstheme="minorHAnsi"/>
-        </w:rPr>
-      </w:pPr>
-    </w:p>
-    <w:p>
-      <w:pPr>
-        <w:ind w:left="708"/>
-        <w:jc w:val="both"/>
-        <w:rPr>
-          <w:rFonts w:cstheme="minorHAnsi"/>
-        </w:rPr>
-      </w:pPr>
-      <w:r>
-        <w:rPr>
-          <w:rFonts w:cstheme="minorHAnsi"/>
-        </w:rPr>
-        <w:t>3.2.2</w:t>
-      </w:r>
-      <w:r>
-        <w:rPr>
-          <w:rFonts w:cstheme="minorHAnsi"/>
-        </w:rPr>
-        <w:tab/>
-        <w:t>Requisito funcional 2</w:t>
-      </w:r>
-    </w:p>
-    <w:p>
-      <w:pPr>
-        <w:ind w:left="708"/>
-        <w:jc w:val="both"/>
-        <w:rPr>
-          <w:rFonts w:cstheme="minorHAnsi"/>
-        </w:rPr>
-      </w:pPr>
-      <w:r>
-        <w:rPr>
-          <w:rFonts w:cstheme="minorHAnsi"/>
-        </w:rPr>
-        <w:t>3.2.3</w:t>
-      </w:r>
-      <w:r>
-        <w:rPr>
-          <w:rFonts w:cstheme="minorHAnsi"/>
-        </w:rPr>
-        <w:tab/>
-        <w:t>Requisito funcional 3</w:t>
-      </w:r>
-    </w:p>
-    <w:p>
-      <w:pPr>
-        <w:ind w:left="708"/>
-        <w:jc w:val="both"/>
-        <w:rPr>
-          <w:rFonts w:cstheme="minorHAnsi"/>
-        </w:rPr>
-      </w:pPr>
-      <w:r>
-        <w:rPr>
-          <w:rFonts w:cstheme="minorHAnsi"/>
-        </w:rPr>
-        <w:t>3.2.4</w:t>
-      </w:r>
-      <w:r>
-        <w:rPr>
-          <w:rFonts w:cstheme="minorHAnsi"/>
-        </w:rPr>
-        <w:tab/>
-        <w:t>Requisito funcional n</w:t>
-      </w:r>
-    </w:p>
-    <w:p>
-      <w:pPr>
-        <w:pStyle w:val="Ttulo2"/>
-        <w:jc w:val="both"/>
-        <w:rPr>
-          <w:rFonts w:asciiTheme="minorHAnsi" w:hAnsiTheme="minorHAnsi" w:cstheme="minorHAnsi"/>
-        </w:rPr>
-      </w:pPr>
-      <w:bookmarkStart w:id="22" w:name="_Toc503382624"/>
-      <w:r>
-        <w:rPr>
-          <w:rFonts w:asciiTheme="minorHAnsi" w:hAnsiTheme="minorHAnsi" w:cstheme="minorHAnsi"/>
-        </w:rPr>
-        <w:t>3.3</w:t>
-      </w:r>
-      <w:r>
-        <w:rPr>
-          <w:rFonts w:asciiTheme="minorHAnsi" w:hAnsiTheme="minorHAnsi" w:cstheme="minorHAnsi"/>
-        </w:rPr>
-        <w:tab/>
-        <w:t>Requisitos no funcionales</w:t>
-      </w:r>
-      <w:bookmarkEnd w:id="22"/>
-    </w:p>
-    <w:p>
-      <w:pPr>
-        <w:pStyle w:val="Ttulo3"/>
-        <w:jc w:val="both"/>
-        <w:rPr>
-          <w:rFonts w:asciiTheme="minorHAnsi" w:hAnsiTheme="minorHAnsi" w:cstheme="minorHAnsi"/>
-        </w:rPr>
-      </w:pPr>
-      <w:bookmarkStart w:id="23" w:name="_Toc503382625"/>
-      <w:r>
-        <w:rPr>
-          <w:rFonts w:asciiTheme="minorHAnsi" w:hAnsiTheme="minorHAnsi" w:cstheme="minorHAnsi"/>
-        </w:rPr>
-        <w:t>3.3.1</w:t>
-      </w:r>
-      <w:r>
-        <w:rPr>
-          <w:rFonts w:asciiTheme="minorHAnsi" w:hAnsiTheme="minorHAnsi" w:cstheme="minorHAnsi"/>
-        </w:rPr>
-        <w:tab/>
-        <w:t>Requisitos de rendimiento</w:t>
-      </w:r>
-      <w:bookmarkEnd w:id="23"/>
-    </w:p>
-    <w:p>
-      <w:pPr>
-        <w:jc w:val="both"/>
-        <w:rPr>
-          <w:rFonts w:cstheme="minorHAnsi"/>
-        </w:rPr>
-      </w:pPr>
-      <w:r>
-        <w:rPr>
-          <w:rFonts w:cstheme="minorHAnsi"/>
-        </w:rPr>
-        <w:t>Especificación de los requisitos relacionados con la carga que se espera tenga que soportar el sistema. Por ejemplo, el número de terminales, el número esperado de usuarios simultáneamente conectados, número de transacciones por segundo que deberá soportar el sistema, etc.</w:t>
-      </w:r>
-    </w:p>
-    <w:p>
-      <w:pPr>
-        <w:jc w:val="both"/>
-        <w:rPr>
-          <w:rFonts w:cstheme="minorHAnsi"/>
-        </w:rPr>
-      </w:pPr>
-      <w:r>
-        <w:rPr>
-          <w:rFonts w:cstheme="minorHAnsi"/>
-        </w:rPr>
-        <w:t>Todos estos requisitos deben ser mesurables. Por ejemplo, indicando “el 95% de las transacciones deben realizarse en menos de 1 segundo”, en lugar de “los operadores no deben esperar a que se complete la transacción”.</w:t>
-      </w:r>
-    </w:p>
-    <w:p>
-      <w:pPr>
-        <w:pStyle w:val="Ttulo3"/>
-        <w:jc w:val="both"/>
-        <w:rPr>
-          <w:rFonts w:asciiTheme="minorHAnsi" w:hAnsiTheme="minorHAnsi" w:cstheme="minorHAnsi"/>
-        </w:rPr>
-      </w:pPr>
-      <w:bookmarkStart w:id="24" w:name="_Toc503382626"/>
-      <w:r>
-        <w:rPr>
-          <w:rFonts w:asciiTheme="minorHAnsi" w:hAnsiTheme="minorHAnsi" w:cstheme="minorHAnsi"/>
-        </w:rPr>
-        <w:lastRenderedPageBreak/>
-        <w:t>3.3.2</w:t>
-      </w:r>
-      <w:r>
-        <w:rPr>
-          <w:rFonts w:asciiTheme="minorHAnsi" w:hAnsiTheme="minorHAnsi" w:cstheme="minorHAnsi"/>
-        </w:rPr>
-        <w:tab/>
-        <w:t>Seguridad</w:t>
-      </w:r>
-      <w:bookmarkEnd w:id="24"/>
-    </w:p>
-    <w:p>
-      <w:pPr>
-        <w:jc w:val="both"/>
-        <w:rPr>
-          <w:rFonts w:cstheme="minorHAnsi"/>
-        </w:rPr>
-      </w:pPr>
-      <w:r>
-        <w:rPr>
-          <w:rFonts w:cstheme="minorHAnsi"/>
-        </w:rPr>
-        <w:t>Especificación de elementos que protegerán al software de accesos, usos y sabotajes maliciosos, así como de modificaciones o destrucciones maliciosas o accidentales. Los requisitos pueden especificar:</w:t>
-      </w:r>
-    </w:p>
-    <w:p>
-      <w:pPr>
-        <w:pStyle w:val="Prrafodelista"/>
-        <w:numPr>
-          <w:ilvl w:val="0"/>
-          <w:numId w:val="9"/>
-        </w:numPr>
-        <w:jc w:val="both"/>
-        <w:rPr>
-          <w:rFonts w:cstheme="minorHAnsi"/>
-        </w:rPr>
-      </w:pPr>
-      <w:r>
-        <w:rPr>
-          <w:rFonts w:cstheme="minorHAnsi"/>
-        </w:rPr>
-        <w:t>Empleo de técnicas criptográficas.</w:t>
-      </w:r>
-    </w:p>
-    <w:p>
-      <w:pPr>
-        <w:pStyle w:val="Prrafodelista"/>
-        <w:numPr>
-          <w:ilvl w:val="0"/>
-          <w:numId w:val="9"/>
-        </w:numPr>
-        <w:jc w:val="both"/>
-        <w:rPr>
-          <w:rFonts w:cstheme="minorHAnsi"/>
-        </w:rPr>
-      </w:pPr>
-      <w:r>
-        <w:rPr>
-          <w:rFonts w:cstheme="minorHAnsi"/>
-        </w:rPr>
-        <w:t>Registro de ficheros con “logs” de actividad.</w:t>
-      </w:r>
-    </w:p>
-    <w:p>
-      <w:pPr>
-        <w:pStyle w:val="Prrafodelista"/>
-        <w:numPr>
-          <w:ilvl w:val="0"/>
-          <w:numId w:val="9"/>
-        </w:numPr>
-        <w:jc w:val="both"/>
-        <w:rPr>
-          <w:rFonts w:cstheme="minorHAnsi"/>
-        </w:rPr>
-      </w:pPr>
-      <w:r>
-        <w:rPr>
-          <w:rFonts w:cstheme="minorHAnsi"/>
-        </w:rPr>
-        <w:t>Asignación de determinadas funcionalidades a determinados módulos.</w:t>
-      </w:r>
-    </w:p>
-    <w:p>
-      <w:pPr>
-        <w:pStyle w:val="Prrafodelista"/>
-        <w:numPr>
-          <w:ilvl w:val="0"/>
-          <w:numId w:val="9"/>
-        </w:numPr>
-        <w:jc w:val="both"/>
-        <w:rPr>
-          <w:rFonts w:cstheme="minorHAnsi"/>
-        </w:rPr>
-      </w:pPr>
-      <w:r>
-        <w:rPr>
-          <w:rFonts w:cstheme="minorHAnsi"/>
-        </w:rPr>
-        <w:t>Restricciones de comunicación entre determinados módulos.</w:t>
-      </w:r>
-    </w:p>
-    <w:p>
-      <w:pPr>
-        <w:pStyle w:val="Prrafodelista"/>
-        <w:numPr>
-          <w:ilvl w:val="0"/>
-          <w:numId w:val="9"/>
-        </w:numPr>
-        <w:jc w:val="both"/>
-        <w:rPr>
-          <w:rFonts w:cstheme="minorHAnsi"/>
-        </w:rPr>
-      </w:pPr>
-      <w:r>
-        <w:rPr>
-          <w:rFonts w:cstheme="minorHAnsi"/>
-        </w:rPr>
-        <w:t>Comprobaciones de integridad de información crítica.</w:t>
-      </w:r>
-    </w:p>
-    <w:p>
-      <w:pPr>
-        <w:pStyle w:val="Ttulo3"/>
-        <w:jc w:val="both"/>
-        <w:rPr>
-          <w:rFonts w:asciiTheme="minorHAnsi" w:hAnsiTheme="minorHAnsi" w:cstheme="minorHAnsi"/>
-        </w:rPr>
-      </w:pPr>
-      <w:bookmarkStart w:id="25" w:name="_Toc503382627"/>
-      <w:r>
-        <w:rPr>
-          <w:rFonts w:asciiTheme="minorHAnsi" w:hAnsiTheme="minorHAnsi" w:cstheme="minorHAnsi"/>
-        </w:rPr>
-        <w:t>3.3.3</w:t>
-      </w:r>
-      <w:r>
-        <w:rPr>
-          <w:rFonts w:asciiTheme="minorHAnsi" w:hAnsiTheme="minorHAnsi" w:cstheme="minorHAnsi"/>
-        </w:rPr>
-        <w:tab/>
-        <w:t>Fiabilidad</w:t>
-      </w:r>
-      <w:bookmarkEnd w:id="25"/>
-    </w:p>
-    <w:p>
-      <w:pPr>
-        <w:jc w:val="both"/>
-        <w:rPr>
-          <w:rFonts w:cstheme="minorHAnsi"/>
-        </w:rPr>
-      </w:pPr>
-      <w:r>
-        <w:rPr>
-          <w:rFonts w:cstheme="minorHAnsi"/>
-        </w:rPr>
-        <w:t>Especificación de los factores de fiabilidad necesaria del sistema. Esto se expresa generalmente como el tiempo entre los incidentes permisibles, o el total de incidentes permisible.</w:t>
-      </w:r>
-    </w:p>
-    <w:p>
-      <w:pPr>
-        <w:pStyle w:val="Ttulo3"/>
-        <w:jc w:val="both"/>
-        <w:rPr>
-          <w:rFonts w:asciiTheme="minorHAnsi" w:hAnsiTheme="minorHAnsi" w:cstheme="minorHAnsi"/>
-        </w:rPr>
-      </w:pPr>
-      <w:bookmarkStart w:id="26" w:name="_Toc503382628"/>
-      <w:r>
-        <w:rPr>
-          <w:rFonts w:asciiTheme="minorHAnsi" w:hAnsiTheme="minorHAnsi" w:cstheme="minorHAnsi"/>
-        </w:rPr>
-        <w:t>3.3.4</w:t>
-      </w:r>
-      <w:r>
-        <w:rPr>
-          <w:rFonts w:asciiTheme="minorHAnsi" w:hAnsiTheme="minorHAnsi" w:cstheme="minorHAnsi"/>
-        </w:rPr>
-        <w:tab/>
-        <w:t>Disponibilidad</w:t>
-      </w:r>
-      <w:bookmarkEnd w:id="26"/>
-    </w:p>
-    <w:p>
-      <w:pPr>
-        <w:jc w:val="both"/>
-        <w:rPr>
-          <w:rFonts w:cstheme="minorHAnsi"/>
-        </w:rPr>
-      </w:pPr>
-      <w:r>
-        <w:rPr>
-          <w:rFonts w:cstheme="minorHAnsi"/>
-        </w:rPr>
-        <w:t>Especificación de los factores de disponibilidad final exigidos al sistema. Normalmente expresados en % de tiempo en los que el software tiene que mostrar disponibilidad.</w:t>
-      </w:r>
-    </w:p>
-    <w:p>
-      <w:pPr>
-        <w:pStyle w:val="Ttulo3"/>
-        <w:jc w:val="both"/>
-        <w:rPr>
-          <w:rFonts w:asciiTheme="minorHAnsi" w:hAnsiTheme="minorHAnsi" w:cstheme="minorHAnsi"/>
-        </w:rPr>
-      </w:pPr>
-      <w:bookmarkStart w:id="27" w:name="_Toc503382629"/>
-      <w:r>
-        <w:rPr>
-          <w:rFonts w:asciiTheme="minorHAnsi" w:hAnsiTheme="minorHAnsi" w:cstheme="minorHAnsi"/>
-        </w:rPr>
-        <w:t>3.3.5</w:t>
-      </w:r>
-      <w:r>
-        <w:rPr>
-          <w:rFonts w:asciiTheme="minorHAnsi" w:hAnsiTheme="minorHAnsi" w:cstheme="minorHAnsi"/>
-        </w:rPr>
-        <w:tab/>
-        <w:t>Mantenibilidad</w:t>
-      </w:r>
-      <w:bookmarkEnd w:id="27"/>
-    </w:p>
-    <w:p>
-      <w:pPr>
-        <w:jc w:val="both"/>
-        <w:rPr>
-          <w:rFonts w:cstheme="minorHAnsi"/>
-        </w:rPr>
-      </w:pPr>
-      <w:r>
-        <w:rPr>
-          <w:rFonts w:cstheme="minorHAnsi"/>
-        </w:rPr>
-        <w:t xml:space="preserve">Identificación del tipo de mantenimiento necesario del sistema. </w:t>
-      </w:r>
-    </w:p>
-    <w:p>
-      <w:pPr>
-        <w:jc w:val="both"/>
-        <w:rPr>
-          <w:rFonts w:cstheme="minorHAnsi"/>
-        </w:rPr>
-      </w:pPr>
-      <w:r>
-        <w:rPr>
-          <w:rFonts w:cstheme="minorHAnsi"/>
-        </w:rPr>
-        <w:t>Especificación de quien debe realizar las tareas de mantenimiento, por ejemplo usuarios, o un desarrollador.</w:t>
-      </w:r>
-    </w:p>
-    <w:p>
-      <w:pPr>
-        <w:jc w:val="both"/>
-        <w:rPr>
-          <w:rFonts w:cstheme="minorHAnsi"/>
-        </w:rPr>
-      </w:pPr>
-      <w:r>
-        <w:rPr>
-          <w:rFonts w:cstheme="minorHAnsi"/>
-        </w:rPr>
-        <w:t xml:space="preserve">Especificación de </w:t>
-      </w:r>
-      <w:r>
-        <w:rPr>
-          <w:rFonts w:cstheme="minorHAnsi"/>
-        </w:rPr>
-        <w:t>cuándo</w:t>
-      </w:r>
-      <w:r>
-        <w:rPr>
-          <w:rFonts w:cstheme="minorHAnsi"/>
-        </w:rPr>
-        <w:t xml:space="preserve"> debe realizarse las tareas de mantenimiento. Por ejemplo, generación de estadísticas de acceso semanales y mensuales.</w:t>
-      </w:r>
-    </w:p>
-    <w:p>
-      <w:pPr>
-        <w:pStyle w:val="Ttulo3"/>
-        <w:jc w:val="both"/>
-        <w:rPr>
-          <w:rFonts w:asciiTheme="minorHAnsi" w:hAnsiTheme="minorHAnsi" w:cstheme="minorHAnsi"/>
-        </w:rPr>
-      </w:pPr>
-      <w:bookmarkStart w:id="28" w:name="_Toc503382630"/>
-      <w:r>
-        <w:rPr>
-          <w:rFonts w:asciiTheme="minorHAnsi" w:hAnsiTheme="minorHAnsi" w:cstheme="minorHAnsi"/>
-        </w:rPr>
-        <w:t>3.3.6</w:t>
-      </w:r>
-      <w:r>
-        <w:rPr>
-          <w:rFonts w:asciiTheme="minorHAnsi" w:hAnsiTheme="minorHAnsi" w:cstheme="minorHAnsi"/>
-        </w:rPr>
-        <w:tab/>
-        <w:t>Portabilidad</w:t>
-      </w:r>
-      <w:bookmarkEnd w:id="28"/>
-    </w:p>
-    <w:p>
-      <w:pPr>
-        <w:jc w:val="both"/>
-        <w:rPr>
-          <w:rFonts w:cstheme="minorHAnsi"/>
-        </w:rPr>
-      </w:pPr>
-      <w:r>
-        <w:rPr>
-          <w:rFonts w:cstheme="minorHAnsi"/>
-        </w:rPr>
-        <w:t>Especificación de atributos que debe presentar el software para facilitar su traslado a otras plataformas u entornos. Pueden incluirse:</w:t>
-      </w:r>
-    </w:p>
-    <w:p>
-      <w:pPr>
-        <w:pStyle w:val="Prrafodelista"/>
-        <w:numPr>
-          <w:ilvl w:val="0"/>
-          <w:numId w:val="10"/>
-        </w:numPr>
-        <w:jc w:val="both"/>
-        <w:rPr>
-          <w:rFonts w:cstheme="minorHAnsi"/>
-        </w:rPr>
-      </w:pPr>
-      <w:r>
-        <w:rPr>
-          <w:rFonts w:cstheme="minorHAnsi"/>
-        </w:rPr>
-        <w:t>Porcentaje de componentes dependientes del servidor.</w:t>
-      </w:r>
-    </w:p>
-    <w:p>
-      <w:pPr>
-        <w:pStyle w:val="Prrafodelista"/>
-        <w:numPr>
-          <w:ilvl w:val="0"/>
-          <w:numId w:val="10"/>
-        </w:numPr>
-        <w:jc w:val="both"/>
-        <w:rPr>
-          <w:rFonts w:cstheme="minorHAnsi"/>
-        </w:rPr>
-      </w:pPr>
-      <w:r>
-        <w:rPr>
-          <w:rFonts w:cstheme="minorHAnsi"/>
-        </w:rPr>
-        <w:t>Porcentaje de código dependiente del servidor.</w:t>
-      </w:r>
-    </w:p>
-    <w:p>
-      <w:pPr>
-        <w:pStyle w:val="Prrafodelista"/>
-        <w:numPr>
-          <w:ilvl w:val="0"/>
-          <w:numId w:val="10"/>
-        </w:numPr>
-        <w:jc w:val="both"/>
-        <w:rPr>
-          <w:rFonts w:cstheme="minorHAnsi"/>
-        </w:rPr>
-      </w:pPr>
-      <w:r>
-        <w:rPr>
-          <w:rFonts w:cstheme="minorHAnsi"/>
-        </w:rPr>
-        <w:t>Uso de un determinado lenguaje por su portabilidad.</w:t>
-      </w:r>
-    </w:p>
-    <w:p>
-      <w:pPr>
-        <w:pStyle w:val="Prrafodelista"/>
-        <w:numPr>
-          <w:ilvl w:val="0"/>
-          <w:numId w:val="10"/>
-        </w:numPr>
-        <w:jc w:val="both"/>
-        <w:rPr>
-          <w:rFonts w:cstheme="minorHAnsi"/>
-        </w:rPr>
-      </w:pPr>
-      <w:r>
-        <w:rPr>
-          <w:rFonts w:cstheme="minorHAnsi"/>
-        </w:rPr>
-        <w:t>Uso de un determinado compilador o plataforma de desarrollo.</w:t>
-      </w:r>
-    </w:p>
-    <w:p>
-      <w:pPr>
-        <w:pStyle w:val="Prrafodelista"/>
-        <w:numPr>
-          <w:ilvl w:val="0"/>
-          <w:numId w:val="10"/>
-        </w:numPr>
-        <w:jc w:val="both"/>
-        <w:rPr>
-          <w:rFonts w:cstheme="minorHAnsi"/>
-        </w:rPr>
-      </w:pPr>
-      <w:r>
-        <w:rPr>
-          <w:rFonts w:cstheme="minorHAnsi"/>
-        </w:rPr>
-        <w:t>Uso de un determinado sistema operativo.</w:t>
-      </w:r>
-    </w:p>
-    <w:p>
-      <w:pPr>
-        <w:pStyle w:val="Ttulo2"/>
-        <w:jc w:val="both"/>
-        <w:rPr>
-          <w:rFonts w:asciiTheme="minorHAnsi" w:hAnsiTheme="minorHAnsi" w:cstheme="minorHAnsi"/>
-        </w:rPr>
-      </w:pPr>
-      <w:bookmarkStart w:id="29" w:name="_Toc503382631"/>
-      <w:r>
-        <w:rPr>
-          <w:rFonts w:asciiTheme="minorHAnsi" w:hAnsiTheme="minorHAnsi" w:cstheme="minorHAnsi"/>
-        </w:rPr>
-        <w:t>3.4</w:t>
-      </w:r>
-      <w:r>
-        <w:rPr>
-          <w:rFonts w:asciiTheme="minorHAnsi" w:hAnsiTheme="minorHAnsi" w:cstheme="minorHAnsi"/>
-        </w:rPr>
-        <w:tab/>
-        <w:t>Otros Requisitos</w:t>
-      </w:r>
-      <w:bookmarkEnd w:id="29"/>
-    </w:p>
-    <w:p>
-      <w:pPr>
-        <w:jc w:val="both"/>
-        <w:rPr>
-          <w:rFonts w:eastAsiaTheme="majorEastAsia" w:cstheme="minorHAnsi"/>
-          <w:b/>
-          <w:bCs/>
-          <w:color w:val="365F91" w:themeColor="accent1" w:themeShade="BF"/>
-          <w:sz w:val="28"/>
-          <w:szCs w:val="28"/>
-        </w:rPr>
-      </w:pPr>
-      <w:r>
-        <w:rPr>
-          <w:rFonts w:cstheme="minorHAnsi"/>
-        </w:rPr>
-        <w:t>Cualquier otro requisito.</w:t>
       </w:r>
     </w:p>
     <w:sectPr>
@@ -7738,6 +7893,155 @@
     </w:lvl>
   </w:abstractNum>
   <w:abstractNum w:abstractNumId="3" w15:restartNumberingAfterBreak="0">
+    <w:nsid w:val="196D2ADD"/>
+    <w:multiLevelType w:val="multilevel"/>
+    <w:tmpl w:val="1F125D40"/>
+    <w:lvl w:ilvl="0">
+      <w:start w:val="1"/>
+      <w:numFmt w:val="bullet"/>
+      <w:lvlText w:val=""/>
+      <w:lvlJc w:val="left"/>
+      <w:pPr>
+        <w:tabs>
+          <w:tab w:val="num" w:pos="720"/>
+        </w:tabs>
+        <w:ind w:left="720" w:hanging="360"/>
+      </w:pPr>
+      <w:rPr>
+        <w:rFonts w:ascii="Symbol" w:hAnsi="Symbol" w:hint="default"/>
+        <w:sz w:val="20"/>
+      </w:rPr>
+    </w:lvl>
+    <w:lvl w:ilvl="1" w:tentative="1">
+      <w:start w:val="1"/>
+      <w:numFmt w:val="bullet"/>
+      <w:lvlText w:val="o"/>
+      <w:lvlJc w:val="left"/>
+      <w:pPr>
+        <w:tabs>
+          <w:tab w:val="num" w:pos="1440"/>
+        </w:tabs>
+        <w:ind w:left="1440" w:hanging="360"/>
+      </w:pPr>
+      <w:rPr>
+        <w:rFonts w:ascii="Courier New" w:hAnsi="Courier New" w:hint="default"/>
+        <w:sz w:val="20"/>
+      </w:rPr>
+    </w:lvl>
+    <w:lvl w:ilvl="2" w:tentative="1">
+      <w:start w:val="1"/>
+      <w:numFmt w:val="bullet"/>
+      <w:lvlText w:val=""/>
+      <w:lvlJc w:val="left"/>
+      <w:pPr>
+        <w:tabs>
+          <w:tab w:val="num" w:pos="2160"/>
+        </w:tabs>
+        <w:ind w:left="2160" w:hanging="360"/>
+      </w:pPr>
+      <w:rPr>
+        <w:rFonts w:ascii="Wingdings" w:hAnsi="Wingdings" w:hint="default"/>
+        <w:sz w:val="20"/>
+      </w:rPr>
+    </w:lvl>
+    <w:lvl w:ilvl="3" w:tentative="1">
+      <w:start w:val="1"/>
+      <w:numFmt w:val="bullet"/>
+      <w:lvlText w:val=""/>
+      <w:lvlJc w:val="left"/>
+      <w:pPr>
+        <w:tabs>
+          <w:tab w:val="num" w:pos="2880"/>
+        </w:tabs>
+        <w:ind w:left="2880" w:hanging="360"/>
+      </w:pPr>
+      <w:rPr>
+        <w:rFonts w:ascii="Wingdings" w:hAnsi="Wingdings" w:hint="default"/>
+        <w:sz w:val="20"/>
+      </w:rPr>
+    </w:lvl>
+    <w:lvl w:ilvl="4" w:tentative="1">
+      <w:start w:val="1"/>
+      <w:numFmt w:val="bullet"/>
+      <w:lvlText w:val=""/>
+      <w:lvlJc w:val="left"/>
+      <w:pPr>
+        <w:tabs>
+          <w:tab w:val="num" w:pos="3600"/>
+        </w:tabs>
+        <w:ind w:left="3600" w:hanging="360"/>
+      </w:pPr>
+      <w:rPr>
+        <w:rFonts w:ascii="Wingdings" w:hAnsi="Wingdings" w:hint="default"/>
+        <w:sz w:val="20"/>
+      </w:rPr>
+    </w:lvl>
+    <w:lvl w:ilvl="5" w:tentative="1">
+      <w:start w:val="1"/>
+      <w:numFmt w:val="bullet"/>
+      <w:lvlText w:val=""/>
+      <w:lvlJc w:val="left"/>
+      <w:pPr>
+        <w:tabs>
+          <w:tab w:val="num" w:pos="4320"/>
+        </w:tabs>
+        <w:ind w:left="4320" w:hanging="360"/>
+      </w:pPr>
+      <w:rPr>
+        <w:rFonts w:ascii="Wingdings" w:hAnsi="Wingdings" w:hint="default"/>
+        <w:sz w:val="20"/>
+      </w:rPr>
+    </w:lvl>
+    <w:lvl w:ilvl="6" w:tentative="1">
+      <w:start w:val="1"/>
+      <w:numFmt w:val="bullet"/>
+      <w:lvlText w:val=""/>
+      <w:lvlJc w:val="left"/>
+      <w:pPr>
+        <w:tabs>
+          <w:tab w:val="num" w:pos="5040"/>
+        </w:tabs>
+        <w:ind w:left="5040" w:hanging="360"/>
+      </w:pPr>
+      <w:rPr>
+        <w:rFonts w:ascii="Wingdings" w:hAnsi="Wingdings" w:hint="default"/>
+        <w:sz w:val="20"/>
+      </w:rPr>
+    </w:lvl>
+    <w:lvl w:ilvl="7" w:tentative="1">
+      <w:start w:val="1"/>
+      <w:numFmt w:val="bullet"/>
+      <w:lvlText w:val=""/>
+      <w:lvlJc w:val="left"/>
+      <w:pPr>
+        <w:tabs>
+          <w:tab w:val="num" w:pos="5760"/>
+        </w:tabs>
+        <w:ind w:left="5760" w:hanging="360"/>
+      </w:pPr>
+      <w:rPr>
+        <w:rFonts w:ascii="Wingdings" w:hAnsi="Wingdings" w:hint="default"/>
+        <w:sz w:val="20"/>
+      </w:rPr>
+    </w:lvl>
+    <w:lvl w:ilvl="8" w:tentative="1">
+      <w:start w:val="1"/>
+      <w:numFmt w:val="bullet"/>
+      <w:lvlText w:val=""/>
+      <w:lvlJc w:val="left"/>
+      <w:pPr>
+        <w:tabs>
+          <w:tab w:val="num" w:pos="6480"/>
+        </w:tabs>
+        <w:ind w:left="6480" w:hanging="360"/>
+      </w:pPr>
+      <w:rPr>
+        <w:rFonts w:ascii="Wingdings" w:hAnsi="Wingdings" w:hint="default"/>
+        <w:sz w:val="20"/>
+      </w:rPr>
+    </w:lvl>
+  </w:abstractNum>
+  <w:abstractNum w:abstractNumId="4" w15:restartNumberingAfterBreak="0">
     <w:nsid w:val="273F5792"/>
     <w:multiLevelType w:val="hybridMultilevel"/>
     <w:tmpl w:val="A706FB68"/>
@@ -7850,7 +8154,7 @@
       </w:rPr>
     </w:lvl>
   </w:abstractNum>
-  <w:abstractNum w:abstractNumId="4" w15:restartNumberingAfterBreak="0">
+  <w:abstractNum w:abstractNumId="5" w15:restartNumberingAfterBreak="0">
     <w:nsid w:val="27AE77F4"/>
     <w:multiLevelType w:val="hybridMultilevel"/>
     <w:tmpl w:val="43404632"/>
@@ -7963,7 +8267,757 @@
       </w:rPr>
     </w:lvl>
   </w:abstractNum>
-  <w:abstractNum w:abstractNumId="5" w15:restartNumberingAfterBreak="0">
+  <w:abstractNum w:abstractNumId="6" w15:restartNumberingAfterBreak="0">
+    <w:nsid w:val="2B3302F2"/>
+    <w:multiLevelType w:val="hybridMultilevel"/>
+    <w:tmpl w:val="358206BA"/>
+    <w:lvl w:ilvl="0" w:tplc="340A0001">
+      <w:start w:val="1"/>
+      <w:numFmt w:val="bullet"/>
+      <w:lvlText w:val=""/>
+      <w:lvlJc w:val="left"/>
+      <w:pPr>
+        <w:ind w:left="720" w:hanging="360"/>
+      </w:pPr>
+      <w:rPr>
+        <w:rFonts w:ascii="Symbol" w:hAnsi="Symbol" w:hint="default"/>
+      </w:rPr>
+    </w:lvl>
+    <w:lvl w:ilvl="1" w:tplc="340A0003" w:tentative="1">
+      <w:start w:val="1"/>
+      <w:numFmt w:val="bullet"/>
+      <w:lvlText w:val="o"/>
+      <w:lvlJc w:val="left"/>
+      <w:pPr>
+        <w:ind w:left="1440" w:hanging="360"/>
+      </w:pPr>
+      <w:rPr>
+        <w:rFonts w:ascii="Courier New" w:hAnsi="Courier New" w:cs="Courier New" w:hint="default"/>
+      </w:rPr>
+    </w:lvl>
+    <w:lvl w:ilvl="2" w:tplc="340A0005" w:tentative="1">
+      <w:start w:val="1"/>
+      <w:numFmt w:val="bullet"/>
+      <w:lvlText w:val=""/>
+      <w:lvlJc w:val="left"/>
+      <w:pPr>
+        <w:ind w:left="2160" w:hanging="360"/>
+      </w:pPr>
+      <w:rPr>
+        <w:rFonts w:ascii="Wingdings" w:hAnsi="Wingdings" w:hint="default"/>
+      </w:rPr>
+    </w:lvl>
+    <w:lvl w:ilvl="3" w:tplc="340A0001" w:tentative="1">
+      <w:start w:val="1"/>
+      <w:numFmt w:val="bullet"/>
+      <w:lvlText w:val=""/>
+      <w:lvlJc w:val="left"/>
+      <w:pPr>
+        <w:ind w:left="2880" w:hanging="360"/>
+      </w:pPr>
+      <w:rPr>
+        <w:rFonts w:ascii="Symbol" w:hAnsi="Symbol" w:hint="default"/>
+      </w:rPr>
+    </w:lvl>
+    <w:lvl w:ilvl="4" w:tplc="340A0003" w:tentative="1">
+      <w:start w:val="1"/>
+      <w:numFmt w:val="bullet"/>
+      <w:lvlText w:val="o"/>
+      <w:lvlJc w:val="left"/>
+      <w:pPr>
+        <w:ind w:left="3600" w:hanging="360"/>
+      </w:pPr>
+      <w:rPr>
+        <w:rFonts w:ascii="Courier New" w:hAnsi="Courier New" w:cs="Courier New" w:hint="default"/>
+      </w:rPr>
+    </w:lvl>
+    <w:lvl w:ilvl="5" w:tplc="340A0005" w:tentative="1">
+      <w:start w:val="1"/>
+      <w:numFmt w:val="bullet"/>
+      <w:lvlText w:val=""/>
+      <w:lvlJc w:val="left"/>
+      <w:pPr>
+        <w:ind w:left="4320" w:hanging="360"/>
+      </w:pPr>
+      <w:rPr>
+        <w:rFonts w:ascii="Wingdings" w:hAnsi="Wingdings" w:hint="default"/>
+      </w:rPr>
+    </w:lvl>
+    <w:lvl w:ilvl="6" w:tplc="340A0001" w:tentative="1">
+      <w:start w:val="1"/>
+      <w:numFmt w:val="bullet"/>
+      <w:lvlText w:val=""/>
+      <w:lvlJc w:val="left"/>
+      <w:pPr>
+        <w:ind w:left="5040" w:hanging="360"/>
+      </w:pPr>
+      <w:rPr>
+        <w:rFonts w:ascii="Symbol" w:hAnsi="Symbol" w:hint="default"/>
+      </w:rPr>
+    </w:lvl>
+    <w:lvl w:ilvl="7" w:tplc="340A0003" w:tentative="1">
+      <w:start w:val="1"/>
+      <w:numFmt w:val="bullet"/>
+      <w:lvlText w:val="o"/>
+      <w:lvlJc w:val="left"/>
+      <w:pPr>
+        <w:ind w:left="5760" w:hanging="360"/>
+      </w:pPr>
+      <w:rPr>
+        <w:rFonts w:ascii="Courier New" w:hAnsi="Courier New" w:cs="Courier New" w:hint="default"/>
+      </w:rPr>
+    </w:lvl>
+    <w:lvl w:ilvl="8" w:tplc="340A0005" w:tentative="1">
+      <w:start w:val="1"/>
+      <w:numFmt w:val="bullet"/>
+      <w:lvlText w:val=""/>
+      <w:lvlJc w:val="left"/>
+      <w:pPr>
+        <w:ind w:left="6480" w:hanging="360"/>
+      </w:pPr>
+      <w:rPr>
+        <w:rFonts w:ascii="Wingdings" w:hAnsi="Wingdings" w:hint="default"/>
+      </w:rPr>
+    </w:lvl>
+  </w:abstractNum>
+  <w:abstractNum w:abstractNumId="7" w15:restartNumberingAfterBreak="0">
+    <w:nsid w:val="33AF08CE"/>
+    <w:multiLevelType w:val="hybridMultilevel"/>
+    <w:tmpl w:val="EB6659A2"/>
+    <w:lvl w:ilvl="0" w:tplc="340A0001">
+      <w:start w:val="1"/>
+      <w:numFmt w:val="bullet"/>
+      <w:lvlText w:val=""/>
+      <w:lvlJc w:val="left"/>
+      <w:pPr>
+        <w:ind w:left="720" w:hanging="360"/>
+      </w:pPr>
+      <w:rPr>
+        <w:rFonts w:ascii="Symbol" w:hAnsi="Symbol" w:hint="default"/>
+      </w:rPr>
+    </w:lvl>
+    <w:lvl w:ilvl="1" w:tplc="340A0003" w:tentative="1">
+      <w:start w:val="1"/>
+      <w:numFmt w:val="bullet"/>
+      <w:lvlText w:val="o"/>
+      <w:lvlJc w:val="left"/>
+      <w:pPr>
+        <w:ind w:left="1440" w:hanging="360"/>
+      </w:pPr>
+      <w:rPr>
+        <w:rFonts w:ascii="Courier New" w:hAnsi="Courier New" w:cs="Courier New" w:hint="default"/>
+      </w:rPr>
+    </w:lvl>
+    <w:lvl w:ilvl="2" w:tplc="340A0005" w:tentative="1">
+      <w:start w:val="1"/>
+      <w:numFmt w:val="bullet"/>
+      <w:lvlText w:val=""/>
+      <w:lvlJc w:val="left"/>
+      <w:pPr>
+        <w:ind w:left="2160" w:hanging="360"/>
+      </w:pPr>
+      <w:rPr>
+        <w:rFonts w:ascii="Wingdings" w:hAnsi="Wingdings" w:hint="default"/>
+      </w:rPr>
+    </w:lvl>
+    <w:lvl w:ilvl="3" w:tplc="340A0001" w:tentative="1">
+      <w:start w:val="1"/>
+      <w:numFmt w:val="bullet"/>
+      <w:lvlText w:val=""/>
+      <w:lvlJc w:val="left"/>
+      <w:pPr>
+        <w:ind w:left="2880" w:hanging="360"/>
+      </w:pPr>
+      <w:rPr>
+        <w:rFonts w:ascii="Symbol" w:hAnsi="Symbol" w:hint="default"/>
+      </w:rPr>
+    </w:lvl>
+    <w:lvl w:ilvl="4" w:tplc="340A0003" w:tentative="1">
+      <w:start w:val="1"/>
+      <w:numFmt w:val="bullet"/>
+      <w:lvlText w:val="o"/>
+      <w:lvlJc w:val="left"/>
+      <w:pPr>
+        <w:ind w:left="3600" w:hanging="360"/>
+      </w:pPr>
+      <w:rPr>
+        <w:rFonts w:ascii="Courier New" w:hAnsi="Courier New" w:cs="Courier New" w:hint="default"/>
+      </w:rPr>
+    </w:lvl>
+    <w:lvl w:ilvl="5" w:tplc="340A0005" w:tentative="1">
+      <w:start w:val="1"/>
+      <w:numFmt w:val="bullet"/>
+      <w:lvlText w:val=""/>
+      <w:lvlJc w:val="left"/>
+      <w:pPr>
+        <w:ind w:left="4320" w:hanging="360"/>
+      </w:pPr>
+      <w:rPr>
+        <w:rFonts w:ascii="Wingdings" w:hAnsi="Wingdings" w:hint="default"/>
+      </w:rPr>
+    </w:lvl>
+    <w:lvl w:ilvl="6" w:tplc="340A0001" w:tentative="1">
+      <w:start w:val="1"/>
+      <w:numFmt w:val="bullet"/>
+      <w:lvlText w:val=""/>
+      <w:lvlJc w:val="left"/>
+      <w:pPr>
+        <w:ind w:left="5040" w:hanging="360"/>
+      </w:pPr>
+      <w:rPr>
+        <w:rFonts w:ascii="Symbol" w:hAnsi="Symbol" w:hint="default"/>
+      </w:rPr>
+    </w:lvl>
+    <w:lvl w:ilvl="7" w:tplc="340A0003" w:tentative="1">
+      <w:start w:val="1"/>
+      <w:numFmt w:val="bullet"/>
+      <w:lvlText w:val="o"/>
+      <w:lvlJc w:val="left"/>
+      <w:pPr>
+        <w:ind w:left="5760" w:hanging="360"/>
+      </w:pPr>
+      <w:rPr>
+        <w:rFonts w:ascii="Courier New" w:hAnsi="Courier New" w:cs="Courier New" w:hint="default"/>
+      </w:rPr>
+    </w:lvl>
+    <w:lvl w:ilvl="8" w:tplc="340A0005" w:tentative="1">
+      <w:start w:val="1"/>
+      <w:numFmt w:val="bullet"/>
+      <w:lvlText w:val=""/>
+      <w:lvlJc w:val="left"/>
+      <w:pPr>
+        <w:ind w:left="6480" w:hanging="360"/>
+      </w:pPr>
+      <w:rPr>
+        <w:rFonts w:ascii="Wingdings" w:hAnsi="Wingdings" w:hint="default"/>
+      </w:rPr>
+    </w:lvl>
+  </w:abstractNum>
+  <w:abstractNum w:abstractNumId="8" w15:restartNumberingAfterBreak="0">
+    <w:nsid w:val="34E336D5"/>
+    <w:multiLevelType w:val="hybridMultilevel"/>
+    <w:tmpl w:val="96CC9960"/>
+    <w:lvl w:ilvl="0" w:tplc="340A0001">
+      <w:start w:val="1"/>
+      <w:numFmt w:val="bullet"/>
+      <w:lvlText w:val=""/>
+      <w:lvlJc w:val="left"/>
+      <w:pPr>
+        <w:ind w:left="720" w:hanging="360"/>
+      </w:pPr>
+      <w:rPr>
+        <w:rFonts w:ascii="Symbol" w:hAnsi="Symbol" w:hint="default"/>
+      </w:rPr>
+    </w:lvl>
+    <w:lvl w:ilvl="1" w:tplc="340A0003" w:tentative="1">
+      <w:start w:val="1"/>
+      <w:numFmt w:val="bullet"/>
+      <w:lvlText w:val="o"/>
+      <w:lvlJc w:val="left"/>
+      <w:pPr>
+        <w:ind w:left="1440" w:hanging="360"/>
+      </w:pPr>
+      <w:rPr>
+        <w:rFonts w:ascii="Courier New" w:hAnsi="Courier New" w:cs="Courier New" w:hint="default"/>
+      </w:rPr>
+    </w:lvl>
+    <w:lvl w:ilvl="2" w:tplc="340A0005" w:tentative="1">
+      <w:start w:val="1"/>
+      <w:numFmt w:val="bullet"/>
+      <w:lvlText w:val=""/>
+      <w:lvlJc w:val="left"/>
+      <w:pPr>
+        <w:ind w:left="2160" w:hanging="360"/>
+      </w:pPr>
+      <w:rPr>
+        <w:rFonts w:ascii="Wingdings" w:hAnsi="Wingdings" w:hint="default"/>
+      </w:rPr>
+    </w:lvl>
+    <w:lvl w:ilvl="3" w:tplc="340A0001" w:tentative="1">
+      <w:start w:val="1"/>
+      <w:numFmt w:val="bullet"/>
+      <w:lvlText w:val=""/>
+      <w:lvlJc w:val="left"/>
+      <w:pPr>
+        <w:ind w:left="2880" w:hanging="360"/>
+      </w:pPr>
+      <w:rPr>
+        <w:rFonts w:ascii="Symbol" w:hAnsi="Symbol" w:hint="default"/>
+      </w:rPr>
+    </w:lvl>
+    <w:lvl w:ilvl="4" w:tplc="340A0003" w:tentative="1">
+      <w:start w:val="1"/>
+      <w:numFmt w:val="bullet"/>
+      <w:lvlText w:val="o"/>
+      <w:lvlJc w:val="left"/>
+      <w:pPr>
+        <w:ind w:left="3600" w:hanging="360"/>
+      </w:pPr>
+      <w:rPr>
+        <w:rFonts w:ascii="Courier New" w:hAnsi="Courier New" w:cs="Courier New" w:hint="default"/>
+      </w:rPr>
+    </w:lvl>
+    <w:lvl w:ilvl="5" w:tplc="340A0005" w:tentative="1">
+      <w:start w:val="1"/>
+      <w:numFmt w:val="bullet"/>
+      <w:lvlText w:val=""/>
+      <w:lvlJc w:val="left"/>
+      <w:pPr>
+        <w:ind w:left="4320" w:hanging="360"/>
+      </w:pPr>
+      <w:rPr>
+        <w:rFonts w:ascii="Wingdings" w:hAnsi="Wingdings" w:hint="default"/>
+      </w:rPr>
+    </w:lvl>
+    <w:lvl w:ilvl="6" w:tplc="340A0001" w:tentative="1">
+      <w:start w:val="1"/>
+      <w:numFmt w:val="bullet"/>
+      <w:lvlText w:val=""/>
+      <w:lvlJc w:val="left"/>
+      <w:pPr>
+        <w:ind w:left="5040" w:hanging="360"/>
+      </w:pPr>
+      <w:rPr>
+        <w:rFonts w:ascii="Symbol" w:hAnsi="Symbol" w:hint="default"/>
+      </w:rPr>
+    </w:lvl>
+    <w:lvl w:ilvl="7" w:tplc="340A0003" w:tentative="1">
+      <w:start w:val="1"/>
+      <w:numFmt w:val="bullet"/>
+      <w:lvlText w:val="o"/>
+      <w:lvlJc w:val="left"/>
+      <w:pPr>
+        <w:ind w:left="5760" w:hanging="360"/>
+      </w:pPr>
+      <w:rPr>
+        <w:rFonts w:ascii="Courier New" w:hAnsi="Courier New" w:cs="Courier New" w:hint="default"/>
+      </w:rPr>
+    </w:lvl>
+    <w:lvl w:ilvl="8" w:tplc="340A0005" w:tentative="1">
+      <w:start w:val="1"/>
+      <w:numFmt w:val="bullet"/>
+      <w:lvlText w:val=""/>
+      <w:lvlJc w:val="left"/>
+      <w:pPr>
+        <w:ind w:left="6480" w:hanging="360"/>
+      </w:pPr>
+      <w:rPr>
+        <w:rFonts w:ascii="Wingdings" w:hAnsi="Wingdings" w:hint="default"/>
+      </w:rPr>
+    </w:lvl>
+  </w:abstractNum>
+  <w:abstractNum w:abstractNumId="9" w15:restartNumberingAfterBreak="0">
+    <w:nsid w:val="351224B2"/>
+    <w:multiLevelType w:val="multilevel"/>
+    <w:tmpl w:val="D1182588"/>
+    <w:lvl w:ilvl="0">
+      <w:start w:val="1"/>
+      <w:numFmt w:val="bullet"/>
+      <w:lvlText w:val=""/>
+      <w:lvlJc w:val="left"/>
+      <w:pPr>
+        <w:tabs>
+          <w:tab w:val="num" w:pos="720"/>
+        </w:tabs>
+        <w:ind w:left="720" w:hanging="360"/>
+      </w:pPr>
+      <w:rPr>
+        <w:rFonts w:ascii="Symbol" w:hAnsi="Symbol" w:hint="default"/>
+        <w:sz w:val="20"/>
+      </w:rPr>
+    </w:lvl>
+    <w:lvl w:ilvl="1" w:tentative="1">
+      <w:start w:val="1"/>
+      <w:numFmt w:val="bullet"/>
+      <w:lvlText w:val="o"/>
+      <w:lvlJc w:val="left"/>
+      <w:pPr>
+        <w:tabs>
+          <w:tab w:val="num" w:pos="1440"/>
+        </w:tabs>
+        <w:ind w:left="1440" w:hanging="360"/>
+      </w:pPr>
+      <w:rPr>
+        <w:rFonts w:ascii="Courier New" w:hAnsi="Courier New" w:hint="default"/>
+        <w:sz w:val="20"/>
+      </w:rPr>
+    </w:lvl>
+    <w:lvl w:ilvl="2" w:tentative="1">
+      <w:start w:val="1"/>
+      <w:numFmt w:val="bullet"/>
+      <w:lvlText w:val=""/>
+      <w:lvlJc w:val="left"/>
+      <w:pPr>
+        <w:tabs>
+          <w:tab w:val="num" w:pos="2160"/>
+        </w:tabs>
+        <w:ind w:left="2160" w:hanging="360"/>
+      </w:pPr>
+      <w:rPr>
+        <w:rFonts w:ascii="Wingdings" w:hAnsi="Wingdings" w:hint="default"/>
+        <w:sz w:val="20"/>
+      </w:rPr>
+    </w:lvl>
+    <w:lvl w:ilvl="3" w:tentative="1">
+      <w:start w:val="1"/>
+      <w:numFmt w:val="bullet"/>
+      <w:lvlText w:val=""/>
+      <w:lvlJc w:val="left"/>
+      <w:pPr>
+        <w:tabs>
+          <w:tab w:val="num" w:pos="2880"/>
+        </w:tabs>
+        <w:ind w:left="2880" w:hanging="360"/>
+      </w:pPr>
+      <w:rPr>
+        <w:rFonts w:ascii="Wingdings" w:hAnsi="Wingdings" w:hint="default"/>
+        <w:sz w:val="20"/>
+      </w:rPr>
+    </w:lvl>
+    <w:lvl w:ilvl="4" w:tentative="1">
+      <w:start w:val="1"/>
+      <w:numFmt w:val="bullet"/>
+      <w:lvlText w:val=""/>
+      <w:lvlJc w:val="left"/>
+      <w:pPr>
+        <w:tabs>
+          <w:tab w:val="num" w:pos="3600"/>
+        </w:tabs>
+        <w:ind w:left="3600" w:hanging="360"/>
+      </w:pPr>
+      <w:rPr>
+        <w:rFonts w:ascii="Wingdings" w:hAnsi="Wingdings" w:hint="default"/>
+        <w:sz w:val="20"/>
+      </w:rPr>
+    </w:lvl>
+    <w:lvl w:ilvl="5" w:tentative="1">
+      <w:start w:val="1"/>
+      <w:numFmt w:val="bullet"/>
+      <w:lvlText w:val=""/>
+      <w:lvlJc w:val="left"/>
+      <w:pPr>
+        <w:tabs>
+          <w:tab w:val="num" w:pos="4320"/>
+        </w:tabs>
+        <w:ind w:left="4320" w:hanging="360"/>
+      </w:pPr>
+      <w:rPr>
+        <w:rFonts w:ascii="Wingdings" w:hAnsi="Wingdings" w:hint="default"/>
+        <w:sz w:val="20"/>
+      </w:rPr>
+    </w:lvl>
+    <w:lvl w:ilvl="6" w:tentative="1">
+      <w:start w:val="1"/>
+      <w:numFmt w:val="bullet"/>
+      <w:lvlText w:val=""/>
+      <w:lvlJc w:val="left"/>
+      <w:pPr>
+        <w:tabs>
+          <w:tab w:val="num" w:pos="5040"/>
+        </w:tabs>
+        <w:ind w:left="5040" w:hanging="360"/>
+      </w:pPr>
+      <w:rPr>
+        <w:rFonts w:ascii="Wingdings" w:hAnsi="Wingdings" w:hint="default"/>
+        <w:sz w:val="20"/>
+      </w:rPr>
+    </w:lvl>
+    <w:lvl w:ilvl="7" w:tentative="1">
+      <w:start w:val="1"/>
+      <w:numFmt w:val="bullet"/>
+      <w:lvlText w:val=""/>
+      <w:lvlJc w:val="left"/>
+      <w:pPr>
+        <w:tabs>
+          <w:tab w:val="num" w:pos="5760"/>
+        </w:tabs>
+        <w:ind w:left="5760" w:hanging="360"/>
+      </w:pPr>
+      <w:rPr>
+        <w:rFonts w:ascii="Wingdings" w:hAnsi="Wingdings" w:hint="default"/>
+        <w:sz w:val="20"/>
+      </w:rPr>
+    </w:lvl>
+    <w:lvl w:ilvl="8" w:tentative="1">
+      <w:start w:val="1"/>
+      <w:numFmt w:val="bullet"/>
+      <w:lvlText w:val=""/>
+      <w:lvlJc w:val="left"/>
+      <w:pPr>
+        <w:tabs>
+          <w:tab w:val="num" w:pos="6480"/>
+        </w:tabs>
+        <w:ind w:left="6480" w:hanging="360"/>
+      </w:pPr>
+      <w:rPr>
+        <w:rFonts w:ascii="Wingdings" w:hAnsi="Wingdings" w:hint="default"/>
+        <w:sz w:val="20"/>
+      </w:rPr>
+    </w:lvl>
+  </w:abstractNum>
+  <w:abstractNum w:abstractNumId="10" w15:restartNumberingAfterBreak="0">
+    <w:nsid w:val="409A1EF6"/>
+    <w:multiLevelType w:val="hybridMultilevel"/>
+    <w:tmpl w:val="07DCED14"/>
+    <w:lvl w:ilvl="0" w:tplc="340A0001">
+      <w:start w:val="1"/>
+      <w:numFmt w:val="bullet"/>
+      <w:lvlText w:val=""/>
+      <w:lvlJc w:val="left"/>
+      <w:pPr>
+        <w:ind w:left="720" w:hanging="360"/>
+      </w:pPr>
+      <w:rPr>
+        <w:rFonts w:ascii="Symbol" w:hAnsi="Symbol" w:hint="default"/>
+      </w:rPr>
+    </w:lvl>
+    <w:lvl w:ilvl="1" w:tplc="340A0003" w:tentative="1">
+      <w:start w:val="1"/>
+      <w:numFmt w:val="bullet"/>
+      <w:lvlText w:val="o"/>
+      <w:lvlJc w:val="left"/>
+      <w:pPr>
+        <w:ind w:left="1440" w:hanging="360"/>
+      </w:pPr>
+      <w:rPr>
+        <w:rFonts w:ascii="Courier New" w:hAnsi="Courier New" w:cs="Courier New" w:hint="default"/>
+      </w:rPr>
+    </w:lvl>
+    <w:lvl w:ilvl="2" w:tplc="340A0005" w:tentative="1">
+      <w:start w:val="1"/>
+      <w:numFmt w:val="bullet"/>
+      <w:lvlText w:val=""/>
+      <w:lvlJc w:val="left"/>
+      <w:pPr>
+        <w:ind w:left="2160" w:hanging="360"/>
+      </w:pPr>
+      <w:rPr>
+        <w:rFonts w:ascii="Wingdings" w:hAnsi="Wingdings" w:hint="default"/>
+      </w:rPr>
+    </w:lvl>
+    <w:lvl w:ilvl="3" w:tplc="340A0001" w:tentative="1">
+      <w:start w:val="1"/>
+      <w:numFmt w:val="bullet"/>
+      <w:lvlText w:val=""/>
+      <w:lvlJc w:val="left"/>
+      <w:pPr>
+        <w:ind w:left="2880" w:hanging="360"/>
+      </w:pPr>
+      <w:rPr>
+        <w:rFonts w:ascii="Symbol" w:hAnsi="Symbol" w:hint="default"/>
+      </w:rPr>
+    </w:lvl>
+    <w:lvl w:ilvl="4" w:tplc="340A0003" w:tentative="1">
+      <w:start w:val="1"/>
+      <w:numFmt w:val="bullet"/>
+      <w:lvlText w:val="o"/>
+      <w:lvlJc w:val="left"/>
+      <w:pPr>
+        <w:ind w:left="3600" w:hanging="360"/>
+      </w:pPr>
+      <w:rPr>
+        <w:rFonts w:ascii="Courier New" w:hAnsi="Courier New" w:cs="Courier New" w:hint="default"/>
+      </w:rPr>
+    </w:lvl>
+    <w:lvl w:ilvl="5" w:tplc="340A0005" w:tentative="1">
+      <w:start w:val="1"/>
+      <w:numFmt w:val="bullet"/>
+      <w:lvlText w:val=""/>
+      <w:lvlJc w:val="left"/>
+      <w:pPr>
+        <w:ind w:left="4320" w:hanging="360"/>
+      </w:pPr>
+      <w:rPr>
+        <w:rFonts w:ascii="Wingdings" w:hAnsi="Wingdings" w:hint="default"/>
+      </w:rPr>
+    </w:lvl>
+    <w:lvl w:ilvl="6" w:tplc="340A0001" w:tentative="1">
+      <w:start w:val="1"/>
+      <w:numFmt w:val="bullet"/>
+      <w:lvlText w:val=""/>
+      <w:lvlJc w:val="left"/>
+      <w:pPr>
+        <w:ind w:left="5040" w:hanging="360"/>
+      </w:pPr>
+      <w:rPr>
+        <w:rFonts w:ascii="Symbol" w:hAnsi="Symbol" w:hint="default"/>
+      </w:rPr>
+    </w:lvl>
+    <w:lvl w:ilvl="7" w:tplc="340A0003" w:tentative="1">
+      <w:start w:val="1"/>
+      <w:numFmt w:val="bullet"/>
+      <w:lvlText w:val="o"/>
+      <w:lvlJc w:val="left"/>
+      <w:pPr>
+        <w:ind w:left="5760" w:hanging="360"/>
+      </w:pPr>
+      <w:rPr>
+        <w:rFonts w:ascii="Courier New" w:hAnsi="Courier New" w:cs="Courier New" w:hint="default"/>
+      </w:rPr>
+    </w:lvl>
+    <w:lvl w:ilvl="8" w:tplc="340A0005" w:tentative="1">
+      <w:start w:val="1"/>
+      <w:numFmt w:val="bullet"/>
+      <w:lvlText w:val=""/>
+      <w:lvlJc w:val="left"/>
+      <w:pPr>
+        <w:ind w:left="6480" w:hanging="360"/>
+      </w:pPr>
+      <w:rPr>
+        <w:rFonts w:ascii="Wingdings" w:hAnsi="Wingdings" w:hint="default"/>
+      </w:rPr>
+    </w:lvl>
+  </w:abstractNum>
+  <w:abstractNum w:abstractNumId="11" w15:restartNumberingAfterBreak="0">
+    <w:nsid w:val="437406FB"/>
+    <w:multiLevelType w:val="multilevel"/>
+    <w:tmpl w:val="152802A2"/>
+    <w:lvl w:ilvl="0">
+      <w:start w:val="1"/>
+      <w:numFmt w:val="bullet"/>
+      <w:lvlText w:val=""/>
+      <w:lvlJc w:val="left"/>
+      <w:pPr>
+        <w:tabs>
+          <w:tab w:val="num" w:pos="720"/>
+        </w:tabs>
+        <w:ind w:left="720" w:hanging="360"/>
+      </w:pPr>
+      <w:rPr>
+        <w:rFonts w:ascii="Symbol" w:hAnsi="Symbol" w:hint="default"/>
+        <w:sz w:val="20"/>
+      </w:rPr>
+    </w:lvl>
+    <w:lvl w:ilvl="1" w:tentative="1">
+      <w:start w:val="1"/>
+      <w:numFmt w:val="bullet"/>
+      <w:lvlText w:val="o"/>
+      <w:lvlJc w:val="left"/>
+      <w:pPr>
+        <w:tabs>
+          <w:tab w:val="num" w:pos="1440"/>
+        </w:tabs>
+        <w:ind w:left="1440" w:hanging="360"/>
+      </w:pPr>
+      <w:rPr>
+        <w:rFonts w:ascii="Courier New" w:hAnsi="Courier New" w:hint="default"/>
+        <w:sz w:val="20"/>
+      </w:rPr>
+    </w:lvl>
+    <w:lvl w:ilvl="2" w:tentative="1">
+      <w:start w:val="1"/>
+      <w:numFmt w:val="bullet"/>
+      <w:lvlText w:val=""/>
+      <w:lvlJc w:val="left"/>
+      <w:pPr>
+        <w:tabs>
+          <w:tab w:val="num" w:pos="2160"/>
+        </w:tabs>
+        <w:ind w:left="2160" w:hanging="360"/>
+      </w:pPr>
+      <w:rPr>
+        <w:rFonts w:ascii="Wingdings" w:hAnsi="Wingdings" w:hint="default"/>
+        <w:sz w:val="20"/>
+      </w:rPr>
+    </w:lvl>
+    <w:lvl w:ilvl="3" w:tentative="1">
+      <w:start w:val="1"/>
+      <w:numFmt w:val="bullet"/>
+      <w:lvlText w:val=""/>
+      <w:lvlJc w:val="left"/>
+      <w:pPr>
+        <w:tabs>
+          <w:tab w:val="num" w:pos="2880"/>
+        </w:tabs>
+        <w:ind w:left="2880" w:hanging="360"/>
+      </w:pPr>
+      <w:rPr>
+        <w:rFonts w:ascii="Wingdings" w:hAnsi="Wingdings" w:hint="default"/>
+        <w:sz w:val="20"/>
+      </w:rPr>
+    </w:lvl>
+    <w:lvl w:ilvl="4" w:tentative="1">
+      <w:start w:val="1"/>
+      <w:numFmt w:val="bullet"/>
+      <w:lvlText w:val=""/>
+      <w:lvlJc w:val="left"/>
+      <w:pPr>
+        <w:tabs>
+          <w:tab w:val="num" w:pos="3600"/>
+        </w:tabs>
+        <w:ind w:left="3600" w:hanging="360"/>
+      </w:pPr>
+      <w:rPr>
+        <w:rFonts w:ascii="Wingdings" w:hAnsi="Wingdings" w:hint="default"/>
+        <w:sz w:val="20"/>
+      </w:rPr>
+    </w:lvl>
+    <w:lvl w:ilvl="5" w:tentative="1">
+      <w:start w:val="1"/>
+      <w:numFmt w:val="bullet"/>
+      <w:lvlText w:val=""/>
+      <w:lvlJc w:val="left"/>
+      <w:pPr>
+        <w:tabs>
+          <w:tab w:val="num" w:pos="4320"/>
+        </w:tabs>
+        <w:ind w:left="4320" w:hanging="360"/>
+      </w:pPr>
+      <w:rPr>
+        <w:rFonts w:ascii="Wingdings" w:hAnsi="Wingdings" w:hint="default"/>
+        <w:sz w:val="20"/>
+      </w:rPr>
+    </w:lvl>
+    <w:lvl w:ilvl="6" w:tentative="1">
+      <w:start w:val="1"/>
+      <w:numFmt w:val="bullet"/>
+      <w:lvlText w:val=""/>
+      <w:lvlJc w:val="left"/>
+      <w:pPr>
+        <w:tabs>
+          <w:tab w:val="num" w:pos="5040"/>
+        </w:tabs>
+        <w:ind w:left="5040" w:hanging="360"/>
+      </w:pPr>
+      <w:rPr>
+        <w:rFonts w:ascii="Wingdings" w:hAnsi="Wingdings" w:hint="default"/>
+        <w:sz w:val="20"/>
+      </w:rPr>
+    </w:lvl>
+    <w:lvl w:ilvl="7" w:tentative="1">
+      <w:start w:val="1"/>
+      <w:numFmt w:val="bullet"/>
+      <w:lvlText w:val=""/>
+      <w:lvlJc w:val="left"/>
+      <w:pPr>
+        <w:tabs>
+          <w:tab w:val="num" w:pos="5760"/>
+        </w:tabs>
+        <w:ind w:left="5760" w:hanging="360"/>
+      </w:pPr>
+      <w:rPr>
+        <w:rFonts w:ascii="Wingdings" w:hAnsi="Wingdings" w:hint="default"/>
+        <w:sz w:val="20"/>
+      </w:rPr>
+    </w:lvl>
+    <w:lvl w:ilvl="8" w:tentative="1">
+      <w:start w:val="1"/>
+      <w:numFmt w:val="bullet"/>
+      <w:lvlText w:val=""/>
+      <w:lvlJc w:val="left"/>
+      <w:pPr>
+        <w:tabs>
+          <w:tab w:val="num" w:pos="6480"/>
+        </w:tabs>
+        <w:ind w:left="6480" w:hanging="360"/>
+      </w:pPr>
+      <w:rPr>
+        <w:rFonts w:ascii="Wingdings" w:hAnsi="Wingdings" w:hint="default"/>
+        <w:sz w:val="20"/>
+      </w:rPr>
+    </w:lvl>
+  </w:abstractNum>
+  <w:abstractNum w:abstractNumId="12" w15:restartNumberingAfterBreak="0">
     <w:nsid w:val="45D12BE1"/>
     <w:multiLevelType w:val="hybridMultilevel"/>
     <w:tmpl w:val="44B2ED9C"/>
@@ -8076,7 +9130,7 @@
       </w:rPr>
     </w:lvl>
   </w:abstractNum>
-  <w:abstractNum w:abstractNumId="6" w15:restartNumberingAfterBreak="0">
+  <w:abstractNum w:abstractNumId="13" w15:restartNumberingAfterBreak="0">
     <w:nsid w:val="45DB1F84"/>
     <w:multiLevelType w:val="hybridMultilevel"/>
     <w:tmpl w:val="7CF2EF4E"/>
@@ -8162,7 +9216,7 @@
       </w:pPr>
     </w:lvl>
   </w:abstractNum>
-  <w:abstractNum w:abstractNumId="7" w15:restartNumberingAfterBreak="0">
+  <w:abstractNum w:abstractNumId="14" w15:restartNumberingAfterBreak="0">
     <w:nsid w:val="65BA6DC5"/>
     <w:multiLevelType w:val="hybridMultilevel"/>
     <w:tmpl w:val="BE0A0C50"/>
@@ -8275,7 +9329,7 @@
       </w:rPr>
     </w:lvl>
   </w:abstractNum>
-  <w:abstractNum w:abstractNumId="8" w15:restartNumberingAfterBreak="0">
+  <w:abstractNum w:abstractNumId="15" w15:restartNumberingAfterBreak="0">
     <w:nsid w:val="6B625092"/>
     <w:multiLevelType w:val="hybridMultilevel"/>
     <w:tmpl w:val="86F61076"/>
@@ -8388,7 +9442,156 @@
       </w:rPr>
     </w:lvl>
   </w:abstractNum>
-  <w:abstractNum w:abstractNumId="9" w15:restartNumberingAfterBreak="0">
+  <w:abstractNum w:abstractNumId="16" w15:restartNumberingAfterBreak="0">
+    <w:nsid w:val="6D3E4041"/>
+    <w:multiLevelType w:val="multilevel"/>
+    <w:tmpl w:val="7F1A6CDA"/>
+    <w:lvl w:ilvl="0">
+      <w:start w:val="1"/>
+      <w:numFmt w:val="bullet"/>
+      <w:lvlText w:val=""/>
+      <w:lvlJc w:val="left"/>
+      <w:pPr>
+        <w:tabs>
+          <w:tab w:val="num" w:pos="720"/>
+        </w:tabs>
+        <w:ind w:left="720" w:hanging="360"/>
+      </w:pPr>
+      <w:rPr>
+        <w:rFonts w:ascii="Symbol" w:hAnsi="Symbol" w:hint="default"/>
+        <w:sz w:val="20"/>
+      </w:rPr>
+    </w:lvl>
+    <w:lvl w:ilvl="1" w:tentative="1">
+      <w:start w:val="1"/>
+      <w:numFmt w:val="bullet"/>
+      <w:lvlText w:val="o"/>
+      <w:lvlJc w:val="left"/>
+      <w:pPr>
+        <w:tabs>
+          <w:tab w:val="num" w:pos="1440"/>
+        </w:tabs>
+        <w:ind w:left="1440" w:hanging="360"/>
+      </w:pPr>
+      <w:rPr>
+        <w:rFonts w:ascii="Courier New" w:hAnsi="Courier New" w:hint="default"/>
+        <w:sz w:val="20"/>
+      </w:rPr>
+    </w:lvl>
+    <w:lvl w:ilvl="2" w:tentative="1">
+      <w:start w:val="1"/>
+      <w:numFmt w:val="bullet"/>
+      <w:lvlText w:val=""/>
+      <w:lvlJc w:val="left"/>
+      <w:pPr>
+        <w:tabs>
+          <w:tab w:val="num" w:pos="2160"/>
+        </w:tabs>
+        <w:ind w:left="2160" w:hanging="360"/>
+      </w:pPr>
+      <w:rPr>
+        <w:rFonts w:ascii="Wingdings" w:hAnsi="Wingdings" w:hint="default"/>
+        <w:sz w:val="20"/>
+      </w:rPr>
+    </w:lvl>
+    <w:lvl w:ilvl="3" w:tentative="1">
+      <w:start w:val="1"/>
+      <w:numFmt w:val="bullet"/>
+      <w:lvlText w:val=""/>
+      <w:lvlJc w:val="left"/>
+      <w:pPr>
+        <w:tabs>
+          <w:tab w:val="num" w:pos="2880"/>
+        </w:tabs>
+        <w:ind w:left="2880" w:hanging="360"/>
+      </w:pPr>
+      <w:rPr>
+        <w:rFonts w:ascii="Wingdings" w:hAnsi="Wingdings" w:hint="default"/>
+        <w:sz w:val="20"/>
+      </w:rPr>
+    </w:lvl>
+    <w:lvl w:ilvl="4" w:tentative="1">
+      <w:start w:val="1"/>
+      <w:numFmt w:val="bullet"/>
+      <w:lvlText w:val=""/>
+      <w:lvlJc w:val="left"/>
+      <w:pPr>
+        <w:tabs>
+          <w:tab w:val="num" w:pos="3600"/>
+        </w:tabs>
+        <w:ind w:left="3600" w:hanging="360"/>
+      </w:pPr>
+      <w:rPr>
+        <w:rFonts w:ascii="Wingdings" w:hAnsi="Wingdings" w:hint="default"/>
+        <w:sz w:val="20"/>
+      </w:rPr>
+    </w:lvl>
+    <w:lvl w:ilvl="5" w:tentative="1">
+      <w:start w:val="1"/>
+      <w:numFmt w:val="bullet"/>
+      <w:lvlText w:val=""/>
+      <w:lvlJc w:val="left"/>
+      <w:pPr>
+        <w:tabs>
+          <w:tab w:val="num" w:pos="4320"/>
+        </w:tabs>
+        <w:ind w:left="4320" w:hanging="360"/>
+      </w:pPr>
+      <w:rPr>
+        <w:rFonts w:ascii="Wingdings" w:hAnsi="Wingdings" w:hint="default"/>
+        <w:sz w:val="20"/>
+      </w:rPr>
+    </w:lvl>
+    <w:lvl w:ilvl="6" w:tentative="1">
+      <w:start w:val="1"/>
+      <w:numFmt w:val="bullet"/>
+      <w:lvlText w:val=""/>
+      <w:lvlJc w:val="left"/>
+      <w:pPr>
+        <w:tabs>
+          <w:tab w:val="num" w:pos="5040"/>
+        </w:tabs>
+        <w:ind w:left="5040" w:hanging="360"/>
+      </w:pPr>
+      <w:rPr>
+        <w:rFonts w:ascii="Wingdings" w:hAnsi="Wingdings" w:hint="default"/>
+        <w:sz w:val="20"/>
+      </w:rPr>
+    </w:lvl>
+    <w:lvl w:ilvl="7" w:tentative="1">
+      <w:start w:val="1"/>
+      <w:numFmt w:val="bullet"/>
+      <w:lvlText w:val=""/>
+      <w:lvlJc w:val="left"/>
+      <w:pPr>
+        <w:tabs>
+          <w:tab w:val="num" w:pos="5760"/>
+        </w:tabs>
+        <w:ind w:left="5760" w:hanging="360"/>
+      </w:pPr>
+      <w:rPr>
+        <w:rFonts w:ascii="Wingdings" w:hAnsi="Wingdings" w:hint="default"/>
+        <w:sz w:val="20"/>
+      </w:rPr>
+    </w:lvl>
+    <w:lvl w:ilvl="8" w:tentative="1">
+      <w:start w:val="1"/>
+      <w:numFmt w:val="bullet"/>
+      <w:lvlText w:val=""/>
+      <w:lvlJc w:val="left"/>
+      <w:pPr>
+        <w:tabs>
+          <w:tab w:val="num" w:pos="6480"/>
+        </w:tabs>
+        <w:ind w:left="6480" w:hanging="360"/>
+      </w:pPr>
+      <w:rPr>
+        <w:rFonts w:ascii="Wingdings" w:hAnsi="Wingdings" w:hint="default"/>
+        <w:sz w:val="20"/>
+      </w:rPr>
+    </w:lvl>
+  </w:abstractNum>
+  <w:abstractNum w:abstractNumId="17" w15:restartNumberingAfterBreak="0">
     <w:nsid w:val="76304F08"/>
     <w:multiLevelType w:val="hybridMultilevel"/>
     <w:tmpl w:val="BBB47B0A"/>
@@ -8504,31 +9707,55 @@
     <w:abstractNumId w:val="0"/>
   </w:num>
   <w:num w:numId="2" w16cid:durableId="295379072">
-    <w:abstractNumId w:val="6"/>
+    <w:abstractNumId w:val="13"/>
   </w:num>
   <w:num w:numId="3" w16cid:durableId="2075423362">
     <w:abstractNumId w:val="1"/>
   </w:num>
   <w:num w:numId="4" w16cid:durableId="976884081">
-    <w:abstractNumId w:val="8"/>
+    <w:abstractNumId w:val="15"/>
   </w:num>
   <w:num w:numId="5" w16cid:durableId="2008971441">
-    <w:abstractNumId w:val="9"/>
+    <w:abstractNumId w:val="17"/>
   </w:num>
   <w:num w:numId="6" w16cid:durableId="1755054810">
     <w:abstractNumId w:val="2"/>
   </w:num>
   <w:num w:numId="7" w16cid:durableId="1720325154">
+    <w:abstractNumId w:val="12"/>
+  </w:num>
+  <w:num w:numId="8" w16cid:durableId="894585840">
+    <w:abstractNumId w:val="14"/>
+  </w:num>
+  <w:num w:numId="9" w16cid:durableId="637615687">
     <w:abstractNumId w:val="5"/>
   </w:num>
-  <w:num w:numId="8" w16cid:durableId="894585840">
+  <w:num w:numId="10" w16cid:durableId="2012373296">
+    <w:abstractNumId w:val="4"/>
+  </w:num>
+  <w:num w:numId="11" w16cid:durableId="782262596">
     <w:abstractNumId w:val="7"/>
   </w:num>
-  <w:num w:numId="9" w16cid:durableId="637615687">
-    <w:abstractNumId w:val="4"/>
+  <w:num w:numId="12" w16cid:durableId="1514950295">
+    <w:abstractNumId w:val="8"/>
   </w:num>
-  <w:num w:numId="10" w16cid:durableId="2012373296">
+  <w:num w:numId="13" w16cid:durableId="1772315005">
+    <w:abstractNumId w:val="10"/>
+  </w:num>
+  <w:num w:numId="14" w16cid:durableId="752773938">
+    <w:abstractNumId w:val="16"/>
+  </w:num>
+  <w:num w:numId="15" w16cid:durableId="1583024069">
     <w:abstractNumId w:val="3"/>
+  </w:num>
+  <w:num w:numId="16" w16cid:durableId="531648181">
+    <w:abstractNumId w:val="9"/>
+  </w:num>
+  <w:num w:numId="17" w16cid:durableId="824662355">
+    <w:abstractNumId w:val="11"/>
+  </w:num>
+  <w:num w:numId="18" w16cid:durableId="1269772889">
+    <w:abstractNumId w:val="6"/>
   </w:num>
 </w:numbering>
 </file>
@@ -9598,13 +10825,17 @@
     <w:rsid w:val="00595623"/>
     <w:rsid w:val="005C3293"/>
     <w:rsid w:val="007975E2"/>
+    <w:rsid w:val="007F60A6"/>
     <w:rsid w:val="00960213"/>
     <w:rsid w:val="00A02707"/>
     <w:rsid w:val="00BD2436"/>
     <w:rsid w:val="00BF7F8C"/>
     <w:rsid w:val="00C47BA2"/>
     <w:rsid w:val="00C5036F"/>
+    <w:rsid w:val="00C74500"/>
+    <w:rsid w:val="00CB4C5A"/>
     <w:rsid w:val="00D423DC"/>
+    <w:rsid w:val="00F33C2C"/>
   </w:rsids>
   <m:mathPr>
     <m:mathFont m:val="Cambria Math"/>
@@ -10355,7 +11586,7 @@
 
 <file path=customXml/item1.xml><?xml version="1.0" encoding="utf-8"?>
 <CoverPageProperties xmlns="http://schemas.microsoft.com/office/2006/coverPageProps">
-  <PublishDate/>
+  <PublishDate>2026-09-13T00:00:00</PublishDate>
   <Abstract> Especificación de Requisitos según estándar de IEEE 830.</Abstract>
   <CompanyAddress/>
   <CompanyPhone/>
